--- a/CooperativeDevelopment - Backend/src/main/resources/templates/increment/කාර්ය සාධන ඇගයීම් වාර්තා - කණිෂ්ඨ සේවය.docx
+++ b/CooperativeDevelopment - Backend/src/main/resources/templates/increment/කාර්ය සාධන ඇගයීම් වාර්තා - කණිෂ්ඨ සේවය.docx
@@ -160,6 +160,15 @@
     </w:p>
     <w:p>
       <w:pPr>
+        <w:spacing w:line="360" w:lineRule="auto"/>
+        <w:rPr>
+          <w:sz w:val="22"/>
+          <w:szCs w:val="22"/>
+        </w:rPr>
+      </w:pPr>
+    </w:p>
+    <w:p>
+      <w:pPr>
         <w:jc w:val="center"/>
         <w:rPr>
           <w:rFonts w:cstheme="minorHAnsi"/>
@@ -385,7 +394,23 @@
           <w:sz w:val="22"/>
           <w:szCs w:val="22"/>
         </w:rPr>
-        <w:t>පිරීමෙන්</w:t>
+        <w:t>පිරවීමෙන්</w:t>
+      </w:r>
+      <w:r>
+        <w:rPr>
+          <w:rFonts w:ascii="Iskoola Pota" w:hAnsi="Iskoola Pota" w:cs="Iskoola Pota"/>
+          <w:sz w:val="22"/>
+          <w:szCs w:val="22"/>
+        </w:rPr>
+        <w:t xml:space="preserve"> </w:t>
+      </w:r>
+      <w:r>
+        <w:rPr>
+          <w:rFonts w:ascii="Iskoola Pota" w:hAnsi="Iskoola Pota" w:cs="Iskoola Pota"/>
+          <w:sz w:val="22"/>
+          <w:szCs w:val="22"/>
+        </w:rPr>
+        <w:t>හෝ</w:t>
       </w:r>
       <w:r>
         <w:rPr>
@@ -401,7 +426,7 @@
           <w:sz w:val="22"/>
           <w:szCs w:val="22"/>
         </w:rPr>
-        <w:t>හෝ</w:t>
+        <w:t>නොගැලපෙන</w:t>
       </w:r>
       <w:r>
         <w:rPr>
@@ -417,7 +442,7 @@
           <w:sz w:val="22"/>
           <w:szCs w:val="22"/>
         </w:rPr>
-        <w:t>නොගැලපෙන</w:t>
+        <w:t>වචන</w:t>
       </w:r>
       <w:r>
         <w:rPr>
@@ -433,7 +458,7 @@
           <w:sz w:val="22"/>
           <w:szCs w:val="22"/>
         </w:rPr>
-        <w:t>වචන</w:t>
+        <w:t>කපා</w:t>
       </w:r>
       <w:r>
         <w:rPr>
@@ -449,7 +474,7 @@
           <w:sz w:val="22"/>
           <w:szCs w:val="22"/>
         </w:rPr>
-        <w:t>කපා</w:t>
+        <w:t>හැරීමෙන්</w:t>
       </w:r>
       <w:r>
         <w:rPr>
@@ -465,7 +490,7 @@
           <w:sz w:val="22"/>
           <w:szCs w:val="22"/>
         </w:rPr>
-        <w:t>හැරීමෙන්</w:t>
+        <w:t>පිළිතුරු</w:t>
       </w:r>
       <w:r>
         <w:rPr>
@@ -481,7 +506,7 @@
           <w:sz w:val="22"/>
           <w:szCs w:val="22"/>
         </w:rPr>
-        <w:t>පිළිතුරු</w:t>
+        <w:t>සපයන්න</w:t>
       </w:r>
       <w:r>
         <w:rPr>
@@ -489,22 +514,6 @@
           <w:sz w:val="22"/>
           <w:szCs w:val="22"/>
         </w:rPr>
-        <w:t xml:space="preserve"> </w:t>
-      </w:r>
-      <w:r>
-        <w:rPr>
-          <w:rFonts w:ascii="Iskoola Pota" w:hAnsi="Iskoola Pota" w:cs="Iskoola Pota"/>
-          <w:sz w:val="22"/>
-          <w:szCs w:val="22"/>
-        </w:rPr>
-        <w:t>සපයන්න</w:t>
-      </w:r>
-      <w:r>
-        <w:rPr>
-          <w:rFonts w:cstheme="minorHAnsi"/>
-          <w:sz w:val="22"/>
-          <w:szCs w:val="22"/>
-        </w:rPr>
         <w:t>.)</w:t>
       </w:r>
     </w:p>
@@ -641,14 +650,7 @@
           <w:sz w:val="22"/>
           <w:szCs w:val="22"/>
         </w:rPr>
-        <w:t>චේතනාන්විත</w:t>
-      </w:r>
-      <w:r>
-        <w:rPr>
-          <w:sz w:val="22"/>
-          <w:szCs w:val="22"/>
-        </w:rPr>
-        <w:t xml:space="preserve"> </w:t>
+        <w:t xml:space="preserve">වේතනාධික </w:t>
       </w:r>
       <w:r>
         <w:rPr>
@@ -2980,13 +2982,123 @@
           <w:u w:val="single"/>
         </w:rPr>
       </w:pPr>
-      <w:r>
+    </w:p>
+    <w:p>
+      <w:pPr>
+        <w:jc w:val="center"/>
         <w:rPr>
           <w:rFonts w:cstheme="minorHAnsi"/>
           <w:b/>
           <w:bCs/>
           <w:u w:val="single"/>
         </w:rPr>
+      </w:pPr>
+    </w:p>
+    <w:p>
+      <w:pPr>
+        <w:jc w:val="center"/>
+        <w:rPr>
+          <w:rFonts w:cstheme="minorHAnsi"/>
+          <w:b/>
+          <w:bCs/>
+          <w:u w:val="single"/>
+        </w:rPr>
+      </w:pPr>
+    </w:p>
+    <w:p>
+      <w:pPr>
+        <w:jc w:val="center"/>
+        <w:rPr>
+          <w:rFonts w:cstheme="minorHAnsi"/>
+          <w:b/>
+          <w:bCs/>
+          <w:u w:val="single"/>
+        </w:rPr>
+      </w:pPr>
+    </w:p>
+    <w:p>
+      <w:pPr>
+        <w:jc w:val="center"/>
+        <w:rPr>
+          <w:rFonts w:cstheme="minorHAnsi"/>
+          <w:b/>
+          <w:bCs/>
+          <w:u w:val="single"/>
+        </w:rPr>
+      </w:pPr>
+    </w:p>
+    <w:p>
+      <w:pPr>
+        <w:jc w:val="center"/>
+        <w:rPr>
+          <w:rFonts w:cstheme="minorHAnsi"/>
+          <w:b/>
+          <w:bCs/>
+          <w:u w:val="single"/>
+        </w:rPr>
+      </w:pPr>
+    </w:p>
+    <w:p>
+      <w:pPr>
+        <w:jc w:val="center"/>
+        <w:rPr>
+          <w:rFonts w:cstheme="minorHAnsi"/>
+          <w:b/>
+          <w:bCs/>
+          <w:u w:val="single"/>
+        </w:rPr>
+      </w:pPr>
+    </w:p>
+    <w:p>
+      <w:pPr>
+        <w:jc w:val="center"/>
+        <w:rPr>
+          <w:rFonts w:cstheme="minorHAnsi"/>
+          <w:b/>
+          <w:bCs/>
+          <w:u w:val="single"/>
+        </w:rPr>
+      </w:pPr>
+    </w:p>
+    <w:p>
+      <w:pPr>
+        <w:jc w:val="center"/>
+        <w:rPr>
+          <w:rFonts w:cstheme="minorHAnsi"/>
+          <w:b/>
+          <w:bCs/>
+          <w:u w:val="single"/>
+        </w:rPr>
+      </w:pPr>
+    </w:p>
+    <w:p>
+      <w:pPr>
+        <w:jc w:val="center"/>
+        <w:rPr>
+          <w:rFonts w:cstheme="minorHAnsi"/>
+          <w:b/>
+          <w:bCs/>
+          <w:u w:val="single"/>
+        </w:rPr>
+      </w:pPr>
+    </w:p>
+    <w:p>
+      <w:pPr>
+        <w:jc w:val="center"/>
+        <w:rPr>
+          <w:rFonts w:cstheme="minorHAnsi"/>
+          <w:b/>
+          <w:bCs/>
+          <w:u w:val="single"/>
+        </w:rPr>
+      </w:pPr>
+      <w:r>
+        <w:rPr>
+          <w:rFonts w:cstheme="minorHAnsi"/>
+          <w:b/>
+          <w:bCs/>
+          <w:u w:val="single"/>
+        </w:rPr>
         <w:t xml:space="preserve">II </w:t>
       </w:r>
       <w:r>
@@ -3544,10 +3656,11 @@
           <w:sz w:val="22"/>
           <w:szCs w:val="22"/>
         </w:rPr>
-        <w:t>කරගැනීමේලා</w:t>
-      </w:r>
-      <w:r>
-        <w:rPr>
+        <w:t>කරගැනීමෙහිලා</w:t>
+      </w:r>
+      <w:r>
+        <w:rPr>
+          <w:rFonts w:ascii="Iskoola Pota" w:hAnsi="Iskoola Pota" w:cs="Iskoola Pota"/>
           <w:sz w:val="22"/>
           <w:szCs w:val="22"/>
         </w:rPr>
@@ -3694,6 +3807,7 @@
     <w:p>
       <w:pPr>
         <w:rPr>
+          <w:rFonts w:ascii="Iskoola Pota" w:hAnsi="Iskoola Pota" w:cs="Iskoola Pota"/>
           <w:sz w:val="22"/>
           <w:szCs w:val="22"/>
         </w:rPr>
@@ -3785,6 +3899,14 @@
     <w:p>
       <w:pPr>
         <w:rPr>
+          <w:sz w:val="22"/>
+          <w:szCs w:val="22"/>
+        </w:rPr>
+      </w:pPr>
+    </w:p>
+    <w:p>
+      <w:pPr>
+        <w:rPr>
           <w:rFonts w:ascii="Iskoola Pota" w:hAnsi="Iskoola Pota" w:cs="Iskoola Pota"/>
           <w:b/>
           <w:bCs/>
@@ -4700,6 +4822,15 @@
         </w:rPr>
         <w:t>:</w:t>
       </w:r>
+    </w:p>
+    <w:p>
+      <w:pPr>
+        <w:rPr>
+          <w:rFonts w:ascii="Iskoola Pota" w:hAnsi="Iskoola Pota" w:cs="Iskoola Pota"/>
+          <w:sz w:val="22"/>
+          <w:szCs w:val="22"/>
+        </w:rPr>
+      </w:pPr>
     </w:p>
     <w:p>
       <w:pPr>
@@ -5232,11 +5363,21 @@
     </w:p>
     <w:p>
       <w:pPr>
-        <w:rPr>
-          <w:sz w:val="22"/>
-          <w:szCs w:val="22"/>
-        </w:rPr>
-      </w:pPr>
+        <w:tabs>
+          <w:tab w:val="left" w:pos="5136"/>
+        </w:tabs>
+        <w:rPr>
+          <w:sz w:val="22"/>
+          <w:szCs w:val="22"/>
+        </w:rPr>
+      </w:pPr>
+      <w:r>
+        <w:rPr>
+          <w:sz w:val="22"/>
+          <w:szCs w:val="22"/>
+        </w:rPr>
+        <w:tab/>
+      </w:r>
     </w:p>
     <w:p>
       <w:pPr>
@@ -5336,7 +5477,6 @@
     <w:p>
       <w:pPr>
         <w:rPr>
-          <w:rFonts w:ascii="Iskoola Pota" w:hAnsi="Iskoola Pota" w:cs="Iskoola Pota"/>
           <w:sz w:val="22"/>
           <w:szCs w:val="22"/>
         </w:rPr>
@@ -5784,7525 +5924,12 @@
         <w:rPr>
           <w:sz w:val="22"/>
           <w:szCs w:val="22"/>
-        </w:rPr>
-      </w:pPr>
-    </w:p>
-    <w:p>
-      <w:pPr>
-        <w:rPr>
-          <w:sz w:val="22"/>
-          <w:szCs w:val="22"/>
-        </w:rPr>
-      </w:pPr>
-    </w:p>
-    <w:p>
-      <w:pPr>
-        <w:rPr>
-          <w:sz w:val="22"/>
-          <w:szCs w:val="22"/>
-        </w:rPr>
-      </w:pPr>
-    </w:p>
-    <w:p>
-      <w:pPr>
-        <w:rPr>
-          <w:sz w:val="22"/>
-          <w:szCs w:val="22"/>
-        </w:rPr>
-      </w:pPr>
-    </w:p>
-    <w:p>
-      <w:pPr>
-        <w:rPr>
-          <w:sz w:val="22"/>
-          <w:szCs w:val="22"/>
-        </w:rPr>
-      </w:pPr>
-    </w:p>
-    <w:p>
-      <w:pPr>
-        <w:rPr>
-          <w:sz w:val="22"/>
-          <w:szCs w:val="22"/>
-        </w:rPr>
-      </w:pPr>
-    </w:p>
-    <w:p>
-      <w:pPr>
-        <w:rPr>
-          <w:sz w:val="22"/>
-          <w:szCs w:val="22"/>
-        </w:rPr>
-      </w:pPr>
-    </w:p>
-    <w:p>
-      <w:pPr>
-        <w:rPr>
-          <w:sz w:val="22"/>
-          <w:szCs w:val="22"/>
-        </w:rPr>
-      </w:pPr>
-    </w:p>
-    <w:p>
-      <w:pPr>
-        <w:rPr>
-          <w:sz w:val="22"/>
-          <w:szCs w:val="22"/>
-        </w:rPr>
-      </w:pPr>
-    </w:p>
-    <w:p>
-      <w:pPr>
-        <w:rPr>
-          <w:sz w:val="22"/>
-          <w:szCs w:val="22"/>
-        </w:rPr>
-      </w:pPr>
-    </w:p>
-    <w:p>
-      <w:pPr>
-        <w:rPr>
-          <w:sz w:val="22"/>
-          <w:szCs w:val="22"/>
-        </w:rPr>
-      </w:pPr>
-    </w:p>
-    <w:p>
-      <w:pPr>
-        <w:rPr>
-          <w:sz w:val="22"/>
-          <w:szCs w:val="22"/>
-        </w:rPr>
-      </w:pPr>
-    </w:p>
-    <w:p>
-      <w:pPr>
-        <w:jc w:val="center"/>
-        <w:rPr>
-          <w:b/>
-          <w:bCs/>
-          <w:u w:val="single"/>
-        </w:rPr>
-      </w:pPr>
-      <w:r>
-        <w:rPr>
-          <w:rFonts w:ascii="Iskoola Pota" w:hAnsi="Iskoola Pota" w:cs="Iskoola Pota"/>
-          <w:b/>
-          <w:bCs/>
-          <w:u w:val="single"/>
-        </w:rPr>
-        <w:t>අංක</w:t>
-      </w:r>
-      <w:r>
-        <w:rPr>
-          <w:b/>
-          <w:bCs/>
-          <w:u w:val="single"/>
-        </w:rPr>
-        <w:t xml:space="preserve"> 5 </w:t>
-      </w:r>
-      <w:r>
-        <w:rPr>
-          <w:rFonts w:ascii="Iskoola Pota" w:hAnsi="Iskoola Pota" w:cs="Iskoola Pota"/>
-          <w:b/>
-          <w:bCs/>
-          <w:u w:val="single"/>
-        </w:rPr>
-        <w:t>පරිශිෂ්ඨය</w:t>
-      </w:r>
-    </w:p>
-    <w:p>
-      <w:pPr>
-        <w:jc w:val="center"/>
-      </w:pPr>
-      <w:r>
-        <w:t xml:space="preserve">(101, 104 </w:t>
-      </w:r>
-      <w:r>
-        <w:rPr>
-          <w:rFonts w:ascii="Iskoola Pota" w:hAnsi="Iskoola Pota" w:cs="Iskoola Pota"/>
-        </w:rPr>
-        <w:t>හා</w:t>
-      </w:r>
-      <w:r>
-        <w:t xml:space="preserve"> 105 </w:t>
-      </w:r>
-      <w:r>
-        <w:rPr>
-          <w:rFonts w:ascii="Iskoola Pota" w:hAnsi="Iskoola Pota" w:cs="Iskoola Pota"/>
-        </w:rPr>
-        <w:t>වගන්තිය</w:t>
-      </w:r>
-      <w:r>
-        <w:t>)</w:t>
-      </w:r>
-    </w:p>
-    <w:p>
-      <w:pPr>
-        <w:rPr>
-          <w:sz w:val="22"/>
-          <w:szCs w:val="22"/>
-        </w:rPr>
-      </w:pPr>
-      <w:r>
-        <w:rPr>
-          <w:rFonts w:ascii="Iskoola Pota" w:hAnsi="Iskoola Pota" w:cs="Iskoola Pota"/>
-          <w:sz w:val="22"/>
-          <w:szCs w:val="22"/>
-        </w:rPr>
-        <w:t>යොමු</w:t>
-      </w:r>
-      <w:r>
-        <w:rPr>
-          <w:sz w:val="22"/>
-          <w:szCs w:val="22"/>
-        </w:rPr>
-        <w:t xml:space="preserve"> </w:t>
-      </w:r>
-      <w:r>
-        <w:rPr>
-          <w:rFonts w:ascii="Iskoola Pota" w:hAnsi="Iskoola Pota" w:cs="Iskoola Pota"/>
-          <w:sz w:val="22"/>
-          <w:szCs w:val="22"/>
-        </w:rPr>
-        <w:t>අංකය</w:t>
-      </w:r>
-      <w:r>
-        <w:rPr>
-          <w:sz w:val="22"/>
-          <w:szCs w:val="22"/>
-        </w:rPr>
-        <w:t>: .............................</w:t>
-      </w:r>
-    </w:p>
-    <w:p>
-      <w:pPr>
-        <w:jc w:val="center"/>
-        <w:rPr>
-          <w:rFonts w:ascii="Iskoola Pota" w:hAnsi="Iskoola Pota" w:cs="Iskoola Pota"/>
-          <w:sz w:val="22"/>
-          <w:szCs w:val="22"/>
-        </w:rPr>
-      </w:pPr>
-    </w:p>
-    <w:p>
-      <w:pPr>
-        <w:spacing w:line="240" w:lineRule="auto"/>
-        <w:jc w:val="center"/>
-        <w:rPr>
-          <w:b/>
-          <w:bCs/>
-          <w:u w:val="single"/>
-        </w:rPr>
-      </w:pPr>
-      <w:r>
-        <w:rPr>
-          <w:rFonts w:ascii="Iskoola Pota" w:hAnsi="Iskoola Pota" w:cs="Iskoola Pota"/>
-          <w:b/>
-          <w:bCs/>
-          <w:u w:val="single"/>
-        </w:rPr>
-        <w:t>පරිවාස</w:t>
-      </w:r>
-      <w:r>
-        <w:rPr>
-          <w:b/>
-          <w:bCs/>
-          <w:u w:val="single"/>
-        </w:rPr>
-        <w:t xml:space="preserve"> </w:t>
-      </w:r>
-      <w:r>
-        <w:rPr>
-          <w:rFonts w:ascii="Iskoola Pota" w:hAnsi="Iskoola Pota" w:cs="Iskoola Pota"/>
-          <w:b/>
-          <w:bCs/>
-          <w:u w:val="single"/>
-        </w:rPr>
-        <w:t>කාලය</w:t>
-      </w:r>
-      <w:r>
-        <w:rPr>
-          <w:b/>
-          <w:bCs/>
-          <w:u w:val="single"/>
-        </w:rPr>
-        <w:t xml:space="preserve"> / </w:t>
-      </w:r>
-      <w:r>
-        <w:rPr>
-          <w:rFonts w:ascii="Iskoola Pota" w:hAnsi="Iskoola Pota" w:cs="Iskoola Pota"/>
-          <w:b/>
-          <w:bCs/>
-          <w:u w:val="single"/>
-        </w:rPr>
-        <w:t>වැඩ</w:t>
-      </w:r>
-      <w:r>
-        <w:rPr>
-          <w:b/>
-          <w:bCs/>
-          <w:u w:val="single"/>
-        </w:rPr>
-        <w:t xml:space="preserve"> </w:t>
-      </w:r>
-      <w:r>
-        <w:rPr>
-          <w:rFonts w:ascii="Iskoola Pota" w:hAnsi="Iskoola Pota" w:cs="Iskoola Pota"/>
-          <w:b/>
-          <w:bCs/>
-          <w:u w:val="single"/>
-        </w:rPr>
-        <w:t>බැලීමේ</w:t>
-      </w:r>
-      <w:r>
-        <w:rPr>
-          <w:b/>
-          <w:bCs/>
-          <w:u w:val="single"/>
-        </w:rPr>
-        <w:t xml:space="preserve"> </w:t>
-      </w:r>
-      <w:r>
-        <w:rPr>
-          <w:rFonts w:ascii="Iskoola Pota" w:hAnsi="Iskoola Pota" w:cs="Iskoola Pota"/>
-          <w:b/>
-          <w:bCs/>
-          <w:u w:val="single"/>
-        </w:rPr>
-        <w:t>කාලය</w:t>
-      </w:r>
-      <w:r>
-        <w:rPr>
-          <w:b/>
-          <w:bCs/>
-          <w:u w:val="single"/>
-        </w:rPr>
-        <w:t xml:space="preserve"> </w:t>
-      </w:r>
-      <w:r>
-        <w:rPr>
-          <w:rFonts w:ascii="Iskoola Pota" w:hAnsi="Iskoola Pota" w:cs="Iskoola Pota"/>
-          <w:b/>
-          <w:bCs/>
-          <w:u w:val="single"/>
-        </w:rPr>
-        <w:t>තුළදී</w:t>
-      </w:r>
-      <w:r>
-        <w:rPr>
-          <w:b/>
-          <w:bCs/>
-          <w:u w:val="single"/>
-        </w:rPr>
-        <w:t xml:space="preserve"> </w:t>
-      </w:r>
-      <w:r>
-        <w:rPr>
-          <w:rFonts w:ascii="Iskoola Pota" w:hAnsi="Iskoola Pota" w:cs="Iskoola Pota"/>
-          <w:b/>
-          <w:bCs/>
-          <w:u w:val="single"/>
-        </w:rPr>
-        <w:t>රජයේ</w:t>
-      </w:r>
-      <w:r>
-        <w:rPr>
-          <w:b/>
-          <w:bCs/>
-          <w:u w:val="single"/>
-        </w:rPr>
-        <w:t xml:space="preserve"> </w:t>
-      </w:r>
-      <w:r>
-        <w:rPr>
-          <w:rFonts w:ascii="Iskoola Pota" w:hAnsi="Iskoola Pota" w:cs="Iskoola Pota"/>
-          <w:b/>
-          <w:bCs/>
-          <w:u w:val="single"/>
-        </w:rPr>
-        <w:t>නිලධරයන්</w:t>
-      </w:r>
-      <w:r>
-        <w:rPr>
-          <w:b/>
-          <w:bCs/>
-          <w:u w:val="single"/>
-        </w:rPr>
-        <w:t xml:space="preserve"> </w:t>
-      </w:r>
-      <w:r>
-        <w:rPr>
-          <w:rFonts w:ascii="Iskoola Pota" w:hAnsi="Iskoola Pota" w:cs="Iskoola Pota"/>
-          <w:b/>
-          <w:bCs/>
-          <w:u w:val="single"/>
-        </w:rPr>
-        <w:t>පිළිබඳ</w:t>
-      </w:r>
-      <w:r>
-        <w:rPr>
-          <w:b/>
-          <w:bCs/>
-          <w:u w:val="single"/>
-        </w:rPr>
-        <w:t xml:space="preserve"> </w:t>
-      </w:r>
-      <w:r>
-        <w:rPr>
-          <w:rFonts w:ascii="Iskoola Pota" w:hAnsi="Iskoola Pota" w:cs="Iskoola Pota"/>
-          <w:b/>
-          <w:bCs/>
-          <w:u w:val="single"/>
-        </w:rPr>
-        <w:t>ඉදිරිපත්</w:t>
-      </w:r>
-      <w:r>
-        <w:rPr>
-          <w:b/>
-          <w:bCs/>
-          <w:u w:val="single"/>
-        </w:rPr>
-        <w:t xml:space="preserve"> </w:t>
-      </w:r>
-      <w:r>
-        <w:rPr>
-          <w:rFonts w:ascii="Iskoola Pota" w:hAnsi="Iskoola Pota" w:cs="Iskoola Pota"/>
-          <w:b/>
-          <w:bCs/>
-          <w:u w:val="single"/>
-        </w:rPr>
-        <w:t>කළ</w:t>
-      </w:r>
-      <w:r>
-        <w:rPr>
-          <w:b/>
-          <w:bCs/>
-          <w:u w:val="single"/>
-        </w:rPr>
-        <w:t xml:space="preserve"> </w:t>
-      </w:r>
-      <w:r>
-        <w:rPr>
-          <w:rFonts w:ascii="Iskoola Pota" w:hAnsi="Iskoola Pota" w:cs="Iskoola Pota"/>
-          <w:b/>
-          <w:bCs/>
-          <w:u w:val="single"/>
-        </w:rPr>
-        <w:t>යුතු</w:t>
-      </w:r>
-      <w:r>
-        <w:rPr>
-          <w:b/>
-          <w:bCs/>
-          <w:u w:val="single"/>
-        </w:rPr>
-        <w:t xml:space="preserve"> </w:t>
-      </w:r>
-    </w:p>
-    <w:p>
-      <w:pPr>
-        <w:spacing w:line="240" w:lineRule="auto"/>
-        <w:jc w:val="center"/>
-        <w:rPr>
-          <w:rFonts w:ascii="Iskoola Pota" w:hAnsi="Iskoola Pota" w:cs="Iskoola Pota"/>
-          <w:b/>
-          <w:bCs/>
-          <w:u w:val="single"/>
-        </w:rPr>
-      </w:pPr>
-      <w:r>
-        <w:rPr>
-          <w:rFonts w:ascii="Iskoola Pota" w:hAnsi="Iskoola Pota" w:cs="Iskoola Pota"/>
-          <w:b/>
-          <w:bCs/>
-          <w:u w:val="single"/>
-        </w:rPr>
-        <w:t>වාර්ෂික</w:t>
-      </w:r>
-      <w:r>
-        <w:rPr>
-          <w:b/>
-          <w:bCs/>
-          <w:u w:val="single"/>
-        </w:rPr>
-        <w:t xml:space="preserve"> </w:t>
-      </w:r>
-      <w:r>
-        <w:rPr>
-          <w:rFonts w:ascii="Iskoola Pota" w:hAnsi="Iskoola Pota" w:cs="Iskoola Pota"/>
-          <w:b/>
-          <w:bCs/>
-          <w:u w:val="single"/>
-        </w:rPr>
-        <w:t>සමාලෝචන</w:t>
-      </w:r>
-      <w:r>
-        <w:rPr>
-          <w:b/>
-          <w:bCs/>
-          <w:u w:val="single"/>
-        </w:rPr>
-        <w:t xml:space="preserve"> </w:t>
-      </w:r>
-      <w:r>
-        <w:rPr>
-          <w:rFonts w:ascii="Iskoola Pota" w:hAnsi="Iskoola Pota" w:cs="Iskoola Pota"/>
-          <w:b/>
-          <w:bCs/>
-          <w:u w:val="single"/>
-        </w:rPr>
-        <w:t>වාර්තාව</w:t>
-      </w:r>
-    </w:p>
-    <w:p>
-      <w:pPr>
-        <w:spacing w:before="240" w:line="276" w:lineRule="auto"/>
-        <w:rPr>
-          <w:b/>
-          <w:bCs/>
-        </w:rPr>
-      </w:pPr>
-      <w:r>
-        <w:rPr>
-          <w:b/>
-          <w:bCs/>
-        </w:rPr>
-        <w:t xml:space="preserve">01. </w:t>
-      </w:r>
-      <w:r>
-        <w:rPr>
-          <w:rFonts w:ascii="Iskoola Pota" w:hAnsi="Iskoola Pota" w:cs="Iskoola Pota"/>
-          <w:b/>
-          <w:bCs/>
-        </w:rPr>
-        <w:t>නිලධරයා</w:t>
-      </w:r>
-      <w:r>
-        <w:rPr>
-          <w:b/>
-          <w:bCs/>
-        </w:rPr>
-        <w:t xml:space="preserve"> </w:t>
-      </w:r>
-      <w:r>
-        <w:rPr>
-          <w:rFonts w:ascii="Iskoola Pota" w:hAnsi="Iskoola Pota" w:cs="Iskoola Pota"/>
-          <w:b/>
-          <w:bCs/>
-        </w:rPr>
-        <w:t>සම්බන්ධ</w:t>
-      </w:r>
-      <w:r>
-        <w:rPr>
-          <w:b/>
-          <w:bCs/>
-        </w:rPr>
-        <w:t xml:space="preserve"> </w:t>
-      </w:r>
-      <w:r>
-        <w:rPr>
-          <w:rFonts w:ascii="Iskoola Pota" w:hAnsi="Iskoola Pota" w:cs="Iskoola Pota"/>
-          <w:b/>
-          <w:bCs/>
-        </w:rPr>
-        <w:t>විස්තර</w:t>
-      </w:r>
-    </w:p>
-    <w:p>
-      <w:pPr>
-        <w:spacing w:before="240" w:line="276" w:lineRule="auto"/>
-        <w:rPr>
-          <w:sz w:val="22"/>
-          <w:szCs w:val="22"/>
-        </w:rPr>
-      </w:pPr>
-      <w:r>
-        <w:rPr>
-          <w:sz w:val="22"/>
-          <w:szCs w:val="22"/>
-        </w:rPr>
-        <w:t xml:space="preserve">1.1. </w:t>
-      </w:r>
-      <w:r>
-        <w:rPr>
-          <w:rFonts w:ascii="Iskoola Pota" w:hAnsi="Iskoola Pota" w:cs="Iskoola Pota"/>
-          <w:sz w:val="22"/>
-          <w:szCs w:val="22"/>
-        </w:rPr>
-        <w:t>නිලධරයාගේ</w:t>
-      </w:r>
-      <w:r>
-        <w:rPr>
-          <w:sz w:val="22"/>
-          <w:szCs w:val="22"/>
-        </w:rPr>
-        <w:t xml:space="preserve"> </w:t>
-      </w:r>
-      <w:r>
-        <w:rPr>
-          <w:rFonts w:ascii="Iskoola Pota" w:hAnsi="Iskoola Pota" w:cs="Iskoola Pota"/>
-          <w:sz w:val="22"/>
-          <w:szCs w:val="22"/>
-        </w:rPr>
-        <w:t>නම</w:t>
-      </w:r>
-      <w:r>
-        <w:rPr>
-          <w:sz w:val="22"/>
-          <w:szCs w:val="22"/>
-        </w:rPr>
-        <w:t>: ........................................................................................</w:t>
-      </w:r>
-    </w:p>
-    <w:p>
-      <w:pPr>
-        <w:spacing w:before="240" w:line="276" w:lineRule="auto"/>
-        <w:rPr>
-          <w:sz w:val="22"/>
-          <w:szCs w:val="22"/>
-        </w:rPr>
-      </w:pPr>
-      <w:r>
-        <w:rPr>
-          <w:sz w:val="22"/>
-          <w:szCs w:val="22"/>
-        </w:rPr>
-        <w:t xml:space="preserve">1.2. </w:t>
-      </w:r>
-      <w:r>
-        <w:rPr>
-          <w:rFonts w:ascii="Iskoola Pota" w:hAnsi="Iskoola Pota" w:cs="Iskoola Pota"/>
-          <w:sz w:val="22"/>
-          <w:szCs w:val="22"/>
-        </w:rPr>
-        <w:t>තනතුර</w:t>
-      </w:r>
-      <w:r>
-        <w:rPr>
-          <w:sz w:val="22"/>
-          <w:szCs w:val="22"/>
-        </w:rPr>
-        <w:t>: ...................................................................................................</w:t>
-      </w:r>
-    </w:p>
-    <w:p>
-      <w:pPr>
-        <w:spacing w:before="240" w:line="276" w:lineRule="auto"/>
-        <w:rPr>
-          <w:sz w:val="22"/>
-          <w:szCs w:val="22"/>
-        </w:rPr>
-      </w:pPr>
-      <w:r>
-        <w:rPr>
-          <w:sz w:val="22"/>
-          <w:szCs w:val="22"/>
-        </w:rPr>
-        <w:t xml:space="preserve">1.3. </w:t>
-      </w:r>
-      <w:r>
-        <w:rPr>
-          <w:rFonts w:ascii="Iskoola Pota" w:hAnsi="Iskoola Pota" w:cs="Iskoola Pota"/>
-          <w:sz w:val="22"/>
-          <w:szCs w:val="22"/>
-        </w:rPr>
-        <w:t>සේවා</w:t>
-      </w:r>
-      <w:r>
-        <w:rPr>
-          <w:sz w:val="22"/>
-          <w:szCs w:val="22"/>
-        </w:rPr>
-        <w:t xml:space="preserve"> </w:t>
-      </w:r>
-      <w:r>
-        <w:rPr>
-          <w:rFonts w:ascii="Iskoola Pota" w:hAnsi="Iskoola Pota" w:cs="Iskoola Pota"/>
-          <w:sz w:val="22"/>
-          <w:szCs w:val="22"/>
-        </w:rPr>
-        <w:t>ස්ථානය</w:t>
-      </w:r>
-      <w:r>
-        <w:rPr>
-          <w:sz w:val="22"/>
-          <w:szCs w:val="22"/>
-        </w:rPr>
-        <w:t>: .............................................................................................</w:t>
-      </w:r>
-    </w:p>
-    <w:p>
-      <w:pPr>
-        <w:spacing w:before="240" w:line="276" w:lineRule="auto"/>
-        <w:rPr>
-          <w:sz w:val="22"/>
-          <w:szCs w:val="22"/>
-        </w:rPr>
-      </w:pPr>
-      <w:r>
-        <w:rPr>
-          <w:sz w:val="22"/>
-          <w:szCs w:val="22"/>
-        </w:rPr>
-        <w:t xml:space="preserve">1.4. </w:t>
-      </w:r>
-      <w:r>
-        <w:rPr>
-          <w:rFonts w:ascii="Iskoola Pota" w:hAnsi="Iskoola Pota" w:cs="Iskoola Pota"/>
-          <w:sz w:val="22"/>
-          <w:szCs w:val="22"/>
-        </w:rPr>
-        <w:t>පත්වීම</w:t>
-      </w:r>
-      <w:r>
-        <w:rPr>
-          <w:sz w:val="22"/>
-          <w:szCs w:val="22"/>
-        </w:rPr>
-        <w:t xml:space="preserve"> </w:t>
-      </w:r>
-      <w:r>
-        <w:rPr>
-          <w:rFonts w:ascii="Iskoola Pota" w:hAnsi="Iskoola Pota" w:cs="Iskoola Pota"/>
-          <w:sz w:val="22"/>
-          <w:szCs w:val="22"/>
-        </w:rPr>
-        <w:t>භාර</w:t>
-      </w:r>
-      <w:r>
-        <w:rPr>
-          <w:sz w:val="22"/>
-          <w:szCs w:val="22"/>
-        </w:rPr>
-        <w:t xml:space="preserve"> </w:t>
-      </w:r>
-      <w:r>
-        <w:rPr>
-          <w:rFonts w:ascii="Iskoola Pota" w:hAnsi="Iskoola Pota" w:cs="Iskoola Pota"/>
-          <w:sz w:val="22"/>
-          <w:szCs w:val="22"/>
-        </w:rPr>
-        <w:t>ගත්</w:t>
-      </w:r>
-      <w:r>
-        <w:rPr>
-          <w:sz w:val="22"/>
-          <w:szCs w:val="22"/>
-        </w:rPr>
-        <w:t xml:space="preserve"> </w:t>
-      </w:r>
-      <w:r>
-        <w:rPr>
-          <w:rFonts w:ascii="Iskoola Pota" w:hAnsi="Iskoola Pota" w:cs="Iskoola Pota"/>
-          <w:sz w:val="22"/>
-          <w:szCs w:val="22"/>
-        </w:rPr>
-        <w:t>දිනය</w:t>
-      </w:r>
-      <w:r>
-        <w:rPr>
-          <w:sz w:val="22"/>
-          <w:szCs w:val="22"/>
-        </w:rPr>
-        <w:t>: ..................................................................................</w:t>
-      </w:r>
-    </w:p>
-    <w:p>
-      <w:pPr>
-        <w:spacing w:before="240" w:line="276" w:lineRule="auto"/>
-        <w:rPr>
-          <w:sz w:val="22"/>
-          <w:szCs w:val="22"/>
-        </w:rPr>
-      </w:pPr>
-      <w:r>
-        <w:rPr>
-          <w:sz w:val="22"/>
-          <w:szCs w:val="22"/>
-        </w:rPr>
-        <w:t xml:space="preserve">1.5. </w:t>
-      </w:r>
-      <w:r>
-        <w:rPr>
-          <w:rFonts w:ascii="Iskoola Pota" w:hAnsi="Iskoola Pota" w:cs="Iskoola Pota"/>
-          <w:sz w:val="22"/>
-          <w:szCs w:val="22"/>
-        </w:rPr>
-        <w:t>පරිවාස</w:t>
-      </w:r>
-      <w:r>
-        <w:rPr>
-          <w:sz w:val="22"/>
-          <w:szCs w:val="22"/>
-        </w:rPr>
-        <w:t xml:space="preserve"> / </w:t>
-      </w:r>
-      <w:r>
-        <w:rPr>
-          <w:rFonts w:ascii="Iskoola Pota" w:hAnsi="Iskoola Pota" w:cs="Iskoola Pota"/>
-          <w:sz w:val="22"/>
-          <w:szCs w:val="22"/>
-        </w:rPr>
-        <w:t>වැඩ</w:t>
-      </w:r>
-      <w:r>
-        <w:rPr>
-          <w:sz w:val="22"/>
-          <w:szCs w:val="22"/>
-        </w:rPr>
-        <w:t xml:space="preserve"> </w:t>
-      </w:r>
-      <w:r>
-        <w:rPr>
-          <w:rFonts w:ascii="Iskoola Pota" w:hAnsi="Iskoola Pota" w:cs="Iskoola Pota"/>
-          <w:sz w:val="22"/>
-          <w:szCs w:val="22"/>
-        </w:rPr>
-        <w:t>බැලීමේ</w:t>
-      </w:r>
-      <w:r>
-        <w:rPr>
-          <w:sz w:val="22"/>
-          <w:szCs w:val="22"/>
-        </w:rPr>
-        <w:t xml:space="preserve"> </w:t>
-      </w:r>
-      <w:r>
-        <w:rPr>
-          <w:rFonts w:ascii="Iskoola Pota" w:hAnsi="Iskoola Pota" w:cs="Iskoola Pota"/>
-          <w:sz w:val="22"/>
-          <w:szCs w:val="22"/>
-        </w:rPr>
-        <w:t>කාල</w:t>
-      </w:r>
-      <w:r>
-        <w:rPr>
-          <w:sz w:val="22"/>
-          <w:szCs w:val="22"/>
-        </w:rPr>
-        <w:t xml:space="preserve"> </w:t>
-      </w:r>
-      <w:r>
-        <w:rPr>
-          <w:rFonts w:ascii="Iskoola Pota" w:hAnsi="Iskoola Pota" w:cs="Iskoola Pota"/>
-          <w:sz w:val="22"/>
-          <w:szCs w:val="22"/>
-        </w:rPr>
-        <w:t>පරිච්ඡේදය</w:t>
-      </w:r>
-      <w:r>
-        <w:rPr>
-          <w:sz w:val="22"/>
-          <w:szCs w:val="22"/>
-        </w:rPr>
-        <w:t xml:space="preserve"> </w:t>
-      </w:r>
-      <w:r>
-        <w:rPr>
-          <w:rFonts w:ascii="Iskoola Pota" w:hAnsi="Iskoola Pota" w:cs="Iskoola Pota"/>
-          <w:sz w:val="22"/>
-          <w:szCs w:val="22"/>
-        </w:rPr>
-        <w:t>අවසන්</w:t>
-      </w:r>
-      <w:r>
-        <w:rPr>
-          <w:sz w:val="22"/>
-          <w:szCs w:val="22"/>
-        </w:rPr>
-        <w:t xml:space="preserve"> </w:t>
-      </w:r>
-      <w:r>
-        <w:rPr>
-          <w:rFonts w:ascii="Iskoola Pota" w:hAnsi="Iskoola Pota" w:cs="Iskoola Pota"/>
-          <w:sz w:val="22"/>
-          <w:szCs w:val="22"/>
-        </w:rPr>
-        <w:t>වන</w:t>
-      </w:r>
-      <w:r>
-        <w:rPr>
-          <w:sz w:val="22"/>
-          <w:szCs w:val="22"/>
-        </w:rPr>
-        <w:t xml:space="preserve"> </w:t>
-      </w:r>
-      <w:r>
-        <w:rPr>
-          <w:rFonts w:ascii="Iskoola Pota" w:hAnsi="Iskoola Pota" w:cs="Iskoola Pota"/>
-          <w:sz w:val="22"/>
-          <w:szCs w:val="22"/>
-        </w:rPr>
-        <w:t>දිනය</w:t>
-      </w:r>
-      <w:r>
-        <w:rPr>
-          <w:sz w:val="22"/>
-          <w:szCs w:val="22"/>
-        </w:rPr>
-        <w:t>: ........................................</w:t>
-      </w:r>
-    </w:p>
-    <w:p>
-      <w:pPr>
-        <w:spacing w:before="240" w:line="276" w:lineRule="auto"/>
-        <w:rPr>
-          <w:sz w:val="22"/>
-          <w:szCs w:val="22"/>
-        </w:rPr>
-      </w:pPr>
-      <w:r>
-        <w:rPr>
-          <w:sz w:val="22"/>
-          <w:szCs w:val="22"/>
-        </w:rPr>
-        <w:t xml:space="preserve">1.6. </w:t>
-      </w:r>
-      <w:r>
-        <w:rPr>
-          <w:rFonts w:ascii="Iskoola Pota" w:hAnsi="Iskoola Pota" w:cs="Iskoola Pota"/>
-          <w:sz w:val="22"/>
-          <w:szCs w:val="22"/>
-        </w:rPr>
-        <w:t>සමාලෝචනයට</w:t>
-      </w:r>
-      <w:r>
-        <w:rPr>
-          <w:sz w:val="22"/>
-          <w:szCs w:val="22"/>
-        </w:rPr>
-        <w:t xml:space="preserve"> </w:t>
-      </w:r>
-      <w:r>
-        <w:rPr>
-          <w:rFonts w:ascii="Iskoola Pota" w:hAnsi="Iskoola Pota" w:cs="Iskoola Pota"/>
-          <w:sz w:val="22"/>
-          <w:szCs w:val="22"/>
-        </w:rPr>
-        <w:t>අදාළ</w:t>
-      </w:r>
-      <w:r>
-        <w:rPr>
-          <w:sz w:val="22"/>
-          <w:szCs w:val="22"/>
-        </w:rPr>
-        <w:t xml:space="preserve"> </w:t>
-      </w:r>
-      <w:r>
-        <w:rPr>
-          <w:rFonts w:ascii="Iskoola Pota" w:hAnsi="Iskoola Pota" w:cs="Iskoola Pota"/>
-          <w:sz w:val="22"/>
-          <w:szCs w:val="22"/>
-        </w:rPr>
-        <w:t>වන</w:t>
-      </w:r>
-      <w:r>
-        <w:rPr>
-          <w:sz w:val="22"/>
-          <w:szCs w:val="22"/>
-        </w:rPr>
-        <w:t xml:space="preserve"> </w:t>
-      </w:r>
-      <w:r>
-        <w:rPr>
-          <w:rFonts w:ascii="Iskoola Pota" w:hAnsi="Iskoola Pota" w:cs="Iskoola Pota"/>
-          <w:sz w:val="22"/>
-          <w:szCs w:val="22"/>
-        </w:rPr>
-        <w:t>කාල</w:t>
-      </w:r>
-      <w:r>
-        <w:rPr>
-          <w:sz w:val="22"/>
-          <w:szCs w:val="22"/>
-        </w:rPr>
-        <w:t xml:space="preserve"> </w:t>
-      </w:r>
-      <w:r>
-        <w:rPr>
-          <w:rFonts w:ascii="Iskoola Pota" w:hAnsi="Iskoola Pota" w:cs="Iskoola Pota"/>
-          <w:sz w:val="22"/>
-          <w:szCs w:val="22"/>
-        </w:rPr>
-        <w:t>පරිච්ඡේදය</w:t>
-      </w:r>
-      <w:r>
-        <w:rPr>
-          <w:sz w:val="22"/>
-          <w:szCs w:val="22"/>
-        </w:rPr>
-        <w:t>:</w:t>
-      </w:r>
-      <w:r>
-        <w:rPr>
-          <w:sz w:val="22"/>
-          <w:szCs w:val="22"/>
-        </w:rPr>
-        <w:t xml:space="preserve"> ………………………. </w:t>
-      </w:r>
-      <w:r>
-        <w:rPr>
-          <w:rFonts w:ascii="Iskoola Pota" w:hAnsi="Iskoola Pota" w:cs="Iskoola Pota"/>
-          <w:sz w:val="22"/>
-          <w:szCs w:val="22"/>
-        </w:rPr>
-        <w:t>දින</w:t>
-      </w:r>
-      <w:r>
-        <w:rPr>
-          <w:sz w:val="22"/>
-          <w:szCs w:val="22"/>
-        </w:rPr>
-        <w:t xml:space="preserve"> </w:t>
-      </w:r>
-      <w:r>
-        <w:rPr>
-          <w:rFonts w:ascii="Iskoola Pota" w:hAnsi="Iskoola Pota" w:cs="Iskoola Pota"/>
-          <w:sz w:val="22"/>
-          <w:szCs w:val="22"/>
-        </w:rPr>
-        <w:t>සිට</w:t>
-      </w:r>
-      <w:r>
-        <w:rPr>
-          <w:sz w:val="22"/>
-          <w:szCs w:val="22"/>
-        </w:rPr>
-        <w:t xml:space="preserve"> ............................. </w:t>
-      </w:r>
-      <w:r>
-        <w:rPr>
-          <w:rFonts w:ascii="Iskoola Pota" w:hAnsi="Iskoola Pota" w:cs="Iskoola Pota"/>
-          <w:sz w:val="22"/>
-          <w:szCs w:val="22"/>
-        </w:rPr>
-        <w:t>දින</w:t>
-      </w:r>
-      <w:r>
-        <w:rPr>
-          <w:sz w:val="22"/>
-          <w:szCs w:val="22"/>
-        </w:rPr>
-        <w:t xml:space="preserve"> </w:t>
-      </w:r>
-      <w:r>
-        <w:rPr>
-          <w:rFonts w:ascii="Iskoola Pota" w:hAnsi="Iskoola Pota" w:cs="Iskoola Pota"/>
-          <w:sz w:val="22"/>
-          <w:szCs w:val="22"/>
-        </w:rPr>
-        <w:t>දක්වා</w:t>
-      </w:r>
-      <w:r>
-        <w:rPr>
-          <w:sz w:val="22"/>
-          <w:szCs w:val="22"/>
-        </w:rPr>
-        <w:t>.</w:t>
-      </w:r>
-    </w:p>
-    <w:p>
-      <w:pPr>
-        <w:spacing w:before="240" w:after="0" w:line="240" w:lineRule="auto"/>
-        <w:rPr>
-          <w:sz w:val="22"/>
-          <w:szCs w:val="22"/>
-        </w:rPr>
-      </w:pPr>
-    </w:p>
-    <w:p>
-      <w:pPr>
-        <w:spacing w:before="240" w:line="276" w:lineRule="auto"/>
-        <w:rPr>
-          <w:b/>
-          <w:bCs/>
-        </w:rPr>
-      </w:pPr>
-      <w:r>
-        <w:rPr>
-          <w:b/>
-          <w:bCs/>
-        </w:rPr>
-        <w:t>0</w:t>
-      </w:r>
-      <w:r>
-        <w:rPr>
-          <w:b/>
-          <w:bCs/>
-        </w:rPr>
-        <w:t xml:space="preserve">2. </w:t>
-      </w:r>
-      <w:r>
-        <w:rPr>
-          <w:rFonts w:ascii="Iskoola Pota" w:hAnsi="Iskoola Pota" w:cs="Iskoola Pota"/>
-          <w:b/>
-          <w:bCs/>
-        </w:rPr>
-        <w:t>නිලධරයා</w:t>
-      </w:r>
-      <w:r>
-        <w:rPr>
-          <w:b/>
-          <w:bCs/>
-        </w:rPr>
-        <w:t xml:space="preserve"> </w:t>
-      </w:r>
-      <w:r>
-        <w:rPr>
-          <w:rFonts w:ascii="Iskoola Pota" w:hAnsi="Iskoola Pota" w:cs="Iskoola Pota"/>
-          <w:b/>
-          <w:bCs/>
-        </w:rPr>
-        <w:t>වෙත</w:t>
-      </w:r>
-      <w:r>
-        <w:rPr>
-          <w:b/>
-          <w:bCs/>
-        </w:rPr>
-        <w:t xml:space="preserve"> </w:t>
-      </w:r>
-      <w:r>
-        <w:rPr>
-          <w:rFonts w:ascii="Iskoola Pota" w:hAnsi="Iskoola Pota" w:cs="Iskoola Pota"/>
-          <w:b/>
-          <w:bCs/>
-        </w:rPr>
-        <w:t>පවරා</w:t>
-      </w:r>
-      <w:r>
-        <w:rPr>
-          <w:b/>
-          <w:bCs/>
-        </w:rPr>
-        <w:t xml:space="preserve"> </w:t>
-      </w:r>
-      <w:r>
-        <w:rPr>
-          <w:rFonts w:ascii="Iskoola Pota" w:hAnsi="Iskoola Pota" w:cs="Iskoola Pota"/>
-          <w:b/>
-          <w:bCs/>
-        </w:rPr>
-        <w:t>ඇති</w:t>
-      </w:r>
-      <w:r>
-        <w:rPr>
-          <w:b/>
-          <w:bCs/>
-        </w:rPr>
-        <w:t xml:space="preserve"> </w:t>
-      </w:r>
-      <w:r>
-        <w:rPr>
-          <w:rFonts w:ascii="Iskoola Pota" w:hAnsi="Iskoola Pota" w:cs="Iskoola Pota"/>
-          <w:b/>
-          <w:bCs/>
-        </w:rPr>
-        <w:t>රාජකාරි</w:t>
-      </w:r>
-      <w:r>
-        <w:rPr>
-          <w:b/>
-          <w:bCs/>
-        </w:rPr>
-        <w:t xml:space="preserve"> </w:t>
-      </w:r>
-      <w:r>
-        <w:rPr>
-          <w:rFonts w:ascii="Iskoola Pota" w:hAnsi="Iskoola Pota" w:cs="Iskoola Pota"/>
-          <w:b/>
-          <w:bCs/>
-        </w:rPr>
-        <w:t>පිළිබඳ</w:t>
-      </w:r>
-      <w:r>
-        <w:rPr>
-          <w:b/>
-          <w:bCs/>
-        </w:rPr>
-        <w:t xml:space="preserve"> </w:t>
-      </w:r>
-      <w:r>
-        <w:rPr>
-          <w:rFonts w:ascii="Iskoola Pota" w:hAnsi="Iskoola Pota" w:cs="Iskoola Pota"/>
-          <w:b/>
-          <w:bCs/>
-        </w:rPr>
-        <w:t>සංක්ෂිප්ත</w:t>
-      </w:r>
-      <w:r>
-        <w:rPr>
-          <w:b/>
-          <w:bCs/>
-        </w:rPr>
-        <w:t xml:space="preserve"> </w:t>
-      </w:r>
-      <w:r>
-        <w:rPr>
-          <w:rFonts w:ascii="Iskoola Pota" w:hAnsi="Iskoola Pota" w:cs="Iskoola Pota"/>
-          <w:b/>
-          <w:bCs/>
-        </w:rPr>
-        <w:t>විස්තරයක්</w:t>
-      </w:r>
-      <w:r>
-        <w:rPr>
-          <w:b/>
-          <w:bCs/>
-        </w:rPr>
-        <w:t>:</w:t>
-      </w:r>
-    </w:p>
-    <w:p>
-      <w:pPr>
-        <w:spacing w:before="240" w:line="276" w:lineRule="auto"/>
-        <w:rPr>
-          <w:sz w:val="22"/>
-          <w:szCs w:val="22"/>
-        </w:rPr>
-      </w:pPr>
-      <w:r>
-        <w:rPr>
-          <w:sz w:val="22"/>
-          <w:szCs w:val="22"/>
-        </w:rPr>
-        <w:t>........................................................................................................................</w:t>
-      </w:r>
-      <w:r>
-        <w:rPr>
-          <w:sz w:val="22"/>
-          <w:szCs w:val="22"/>
-        </w:rPr>
-        <w:t>................................................</w:t>
-      </w:r>
-    </w:p>
-    <w:p>
-      <w:pPr>
-        <w:spacing w:before="240" w:line="276" w:lineRule="auto"/>
-        <w:rPr>
-          <w:sz w:val="22"/>
-          <w:szCs w:val="22"/>
-        </w:rPr>
-      </w:pPr>
-      <w:r>
-        <w:rPr>
-          <w:sz w:val="22"/>
-          <w:szCs w:val="22"/>
-        </w:rPr>
-        <w:t>........................................................................................................................</w:t>
-      </w:r>
-      <w:r>
-        <w:rPr>
-          <w:sz w:val="22"/>
-          <w:szCs w:val="22"/>
-        </w:rPr>
-        <w:t>................................................</w:t>
-      </w:r>
-    </w:p>
-    <w:p>
-      <w:pPr>
-        <w:spacing w:before="240" w:after="0" w:line="240" w:lineRule="auto"/>
-        <w:rPr>
-          <w:sz w:val="22"/>
-          <w:szCs w:val="22"/>
-        </w:rPr>
-      </w:pPr>
-    </w:p>
-    <w:p>
-      <w:pPr>
-        <w:spacing w:line="240" w:lineRule="auto"/>
-        <w:rPr>
-          <w:rFonts w:ascii="Iskoola Pota" w:hAnsi="Iskoola Pota" w:cs="Iskoola Pota"/>
-          <w:b/>
-          <w:bCs/>
-        </w:rPr>
-      </w:pPr>
-      <w:r>
-        <w:rPr>
-          <w:b/>
-          <w:bCs/>
-        </w:rPr>
-        <w:t xml:space="preserve">03. </w:t>
-      </w:r>
-      <w:r>
-        <w:rPr>
-          <w:rFonts w:ascii="Iskoola Pota" w:hAnsi="Iskoola Pota" w:cs="Iskoola Pota"/>
-          <w:b/>
-          <w:bCs/>
-        </w:rPr>
-        <w:t>පැමිණීම</w:t>
-      </w:r>
-    </w:p>
-    <w:tbl>
-      <w:tblPr>
-        <w:tblStyle w:val="TableGrid"/>
-        <w:tblW w:w="0" w:type="auto"/>
-        <w:tblBorders>
-          <w:top w:val="none" w:sz="0" w:space="0" w:color="auto"/>
-          <w:left w:val="none" w:sz="0" w:space="0" w:color="auto"/>
-          <w:bottom w:val="none" w:sz="0" w:space="0" w:color="auto"/>
-          <w:right w:val="none" w:sz="0" w:space="0" w:color="auto"/>
-          <w:insideH w:val="none" w:sz="0" w:space="0" w:color="auto"/>
-          <w:insideV w:val="none" w:sz="0" w:space="0" w:color="auto"/>
-        </w:tblBorders>
-        <w:tblLook w:val="04A0" w:firstRow="1" w:lastRow="0" w:firstColumn="1" w:lastColumn="0" w:noHBand="0" w:noVBand="1"/>
-      </w:tblPr>
-      <w:tblGrid>
-        <w:gridCol w:w="7825"/>
-        <w:gridCol w:w="1525"/>
-      </w:tblGrid>
-      <w:tr>
-        <w:tc>
-          <w:tcPr>
-            <w:tcW w:w="7825" w:type="dxa"/>
-          </w:tcPr>
-          <w:p>
-            <w:pPr>
-              <w:spacing w:line="360" w:lineRule="auto"/>
-              <w:rPr>
-                <w:rFonts w:ascii="Iskoola Pota" w:hAnsi="Iskoola Pota" w:cs="Iskoola Pota"/>
-                <w:b/>
-                <w:bCs/>
-                <w:sz w:val="22"/>
-                <w:szCs w:val="22"/>
-              </w:rPr>
-            </w:pPr>
-            <w:r>
-              <w:rPr>
-                <w:sz w:val="22"/>
-                <w:szCs w:val="22"/>
-              </w:rPr>
-              <w:t xml:space="preserve">3.1. </w:t>
-            </w:r>
-            <w:r>
-              <w:rPr>
-                <w:rFonts w:ascii="Iskoola Pota" w:hAnsi="Iskoola Pota" w:cs="Iskoola Pota"/>
-                <w:sz w:val="22"/>
-                <w:szCs w:val="22"/>
-              </w:rPr>
-              <w:t>නියමිත</w:t>
-            </w:r>
-            <w:r>
-              <w:rPr>
-                <w:sz w:val="22"/>
-                <w:szCs w:val="22"/>
-              </w:rPr>
-              <w:t xml:space="preserve"> </w:t>
-            </w:r>
-            <w:r>
-              <w:rPr>
-                <w:rFonts w:ascii="Iskoola Pota" w:hAnsi="Iskoola Pota" w:cs="Iskoola Pota"/>
-                <w:sz w:val="22"/>
-                <w:szCs w:val="22"/>
-              </w:rPr>
-              <w:t>වේලාවට</w:t>
-            </w:r>
-            <w:r>
-              <w:rPr>
-                <w:sz w:val="22"/>
-                <w:szCs w:val="22"/>
-              </w:rPr>
-              <w:t xml:space="preserve"> </w:t>
-            </w:r>
-            <w:r>
-              <w:rPr>
-                <w:rFonts w:ascii="Iskoola Pota" w:hAnsi="Iskoola Pota" w:cs="Iskoola Pota"/>
-                <w:sz w:val="22"/>
-                <w:szCs w:val="22"/>
-              </w:rPr>
-              <w:t>හෝ</w:t>
-            </w:r>
-            <w:r>
-              <w:rPr>
-                <w:sz w:val="22"/>
-                <w:szCs w:val="22"/>
-              </w:rPr>
-              <w:t xml:space="preserve"> </w:t>
-            </w:r>
-            <w:r>
-              <w:rPr>
-                <w:rFonts w:ascii="Iskoola Pota" w:hAnsi="Iskoola Pota" w:cs="Iskoola Pota"/>
-                <w:sz w:val="22"/>
-                <w:szCs w:val="22"/>
-              </w:rPr>
-              <w:t>ඊට</w:t>
-            </w:r>
-            <w:r>
-              <w:rPr>
-                <w:sz w:val="22"/>
-                <w:szCs w:val="22"/>
-              </w:rPr>
-              <w:t xml:space="preserve"> </w:t>
-            </w:r>
-            <w:r>
-              <w:rPr>
-                <w:rFonts w:ascii="Iskoola Pota" w:hAnsi="Iskoola Pota" w:cs="Iskoola Pota"/>
-                <w:sz w:val="22"/>
-                <w:szCs w:val="22"/>
-              </w:rPr>
-              <w:t>පෙර</w:t>
-            </w:r>
-            <w:r>
-              <w:rPr>
-                <w:sz w:val="22"/>
-                <w:szCs w:val="22"/>
-              </w:rPr>
-              <w:t xml:space="preserve"> </w:t>
-            </w:r>
-            <w:r>
-              <w:rPr>
-                <w:rFonts w:ascii="Iskoola Pota" w:hAnsi="Iskoola Pota" w:cs="Iskoola Pota"/>
-                <w:sz w:val="22"/>
-                <w:szCs w:val="22"/>
-              </w:rPr>
-              <w:t>කාර්යාලයට</w:t>
-            </w:r>
-            <w:r>
-              <w:rPr>
-                <w:sz w:val="22"/>
-                <w:szCs w:val="22"/>
-              </w:rPr>
-              <w:t xml:space="preserve"> </w:t>
-            </w:r>
-            <w:r>
-              <w:rPr>
-                <w:rFonts w:ascii="Iskoola Pota" w:hAnsi="Iskoola Pota" w:cs="Iskoola Pota"/>
-                <w:sz w:val="22"/>
-                <w:szCs w:val="22"/>
-              </w:rPr>
-              <w:t>රාජකාරි</w:t>
-            </w:r>
-            <w:r>
-              <w:rPr>
-                <w:sz w:val="22"/>
-                <w:szCs w:val="22"/>
-              </w:rPr>
-              <w:t xml:space="preserve"> </w:t>
-            </w:r>
-            <w:r>
-              <w:rPr>
-                <w:rFonts w:ascii="Iskoola Pota" w:hAnsi="Iskoola Pota" w:cs="Iskoola Pota"/>
-                <w:sz w:val="22"/>
-                <w:szCs w:val="22"/>
-              </w:rPr>
-              <w:t>සඳහා</w:t>
-            </w:r>
-            <w:r>
-              <w:rPr>
-                <w:sz w:val="22"/>
-                <w:szCs w:val="22"/>
-              </w:rPr>
-              <w:t xml:space="preserve"> </w:t>
-            </w:r>
-            <w:r>
-              <w:rPr>
-                <w:rFonts w:ascii="Iskoola Pota" w:hAnsi="Iskoola Pota" w:cs="Iskoola Pota"/>
-                <w:sz w:val="22"/>
-                <w:szCs w:val="22"/>
-              </w:rPr>
-              <w:t>පැමිණෙන්නේ</w:t>
-            </w:r>
-            <w:r>
-              <w:rPr>
-                <w:sz w:val="22"/>
-                <w:szCs w:val="22"/>
-              </w:rPr>
-              <w:t xml:space="preserve"> </w:t>
-            </w:r>
-            <w:r>
-              <w:rPr>
-                <w:rFonts w:ascii="Iskoola Pota" w:hAnsi="Iskoola Pota" w:cs="Iskoola Pota"/>
-                <w:sz w:val="22"/>
-                <w:szCs w:val="22"/>
-              </w:rPr>
-              <w:t>ද</w:t>
-            </w:r>
-            <w:r>
-              <w:rPr>
-                <w:sz w:val="22"/>
-                <w:szCs w:val="22"/>
-              </w:rPr>
-              <w:t>?</w:t>
-            </w:r>
-          </w:p>
-        </w:tc>
-        <w:tc>
-          <w:tcPr>
-            <w:tcW w:w="1525" w:type="dxa"/>
-          </w:tcPr>
-          <w:p>
-            <w:pPr>
-              <w:spacing w:line="360" w:lineRule="auto"/>
-              <w:jc w:val="center"/>
-              <w:rPr>
-                <w:rFonts w:ascii="Iskoola Pota" w:hAnsi="Iskoola Pota" w:cs="Iskoola Pota"/>
-                <w:b/>
-                <w:bCs/>
-                <w:sz w:val="22"/>
-                <w:szCs w:val="22"/>
-              </w:rPr>
-            </w:pPr>
-            <w:r>
-              <w:rPr>
-                <w:sz w:val="22"/>
-                <w:szCs w:val="22"/>
-              </w:rPr>
-              <w:t>(</w:t>
-            </w:r>
-            <w:r>
-              <w:rPr>
-                <w:rFonts w:ascii="Iskoola Pota" w:hAnsi="Iskoola Pota" w:cs="Iskoola Pota"/>
-                <w:sz w:val="22"/>
-                <w:szCs w:val="22"/>
-              </w:rPr>
-              <w:t>ඔව්</w:t>
-            </w:r>
-            <w:r>
-              <w:rPr>
-                <w:sz w:val="22"/>
-                <w:szCs w:val="22"/>
-              </w:rPr>
-              <w:t xml:space="preserve"> / </w:t>
-            </w:r>
-            <w:r>
-              <w:rPr>
-                <w:rFonts w:ascii="Iskoola Pota" w:hAnsi="Iskoola Pota" w:cs="Iskoola Pota"/>
-                <w:sz w:val="22"/>
-                <w:szCs w:val="22"/>
-              </w:rPr>
-              <w:t>නැත</w:t>
-            </w:r>
-            <w:r>
-              <w:rPr>
-                <w:sz w:val="22"/>
-                <w:szCs w:val="22"/>
-              </w:rPr>
-              <w:t>)</w:t>
-            </w:r>
-          </w:p>
-        </w:tc>
-      </w:tr>
-      <w:tr>
-        <w:tc>
-          <w:tcPr>
-            <w:tcW w:w="7825" w:type="dxa"/>
-          </w:tcPr>
-          <w:p>
-            <w:pPr>
-              <w:spacing w:line="360" w:lineRule="auto"/>
-              <w:rPr>
-                <w:rFonts w:ascii="Iskoola Pota" w:hAnsi="Iskoola Pota" w:cs="Iskoola Pota"/>
-                <w:b/>
-                <w:bCs/>
-                <w:sz w:val="22"/>
-                <w:szCs w:val="22"/>
-              </w:rPr>
-            </w:pPr>
-            <w:r>
-              <w:rPr>
-                <w:sz w:val="22"/>
-                <w:szCs w:val="22"/>
-              </w:rPr>
-              <w:t xml:space="preserve">3.2. </w:t>
-            </w:r>
-            <w:r>
-              <w:rPr>
-                <w:rFonts w:ascii="Iskoola Pota" w:hAnsi="Iskoola Pota" w:cs="Iskoola Pota"/>
-                <w:sz w:val="22"/>
-                <w:szCs w:val="22"/>
-              </w:rPr>
-              <w:t>පුරුද්දක්</w:t>
-            </w:r>
-            <w:r>
-              <w:rPr>
-                <w:sz w:val="22"/>
-                <w:szCs w:val="22"/>
-              </w:rPr>
-              <w:t xml:space="preserve"> </w:t>
-            </w:r>
-            <w:r>
-              <w:rPr>
-                <w:rFonts w:ascii="Iskoola Pota" w:hAnsi="Iskoola Pota" w:cs="Iskoola Pota"/>
-                <w:sz w:val="22"/>
-                <w:szCs w:val="22"/>
-              </w:rPr>
-              <w:t>වශයෙන්</w:t>
-            </w:r>
-            <w:r>
-              <w:rPr>
-                <w:sz w:val="22"/>
-                <w:szCs w:val="22"/>
-              </w:rPr>
-              <w:t xml:space="preserve"> </w:t>
-            </w:r>
-            <w:r>
-              <w:rPr>
-                <w:rFonts w:ascii="Iskoola Pota" w:hAnsi="Iskoola Pota" w:cs="Iskoola Pota"/>
-                <w:sz w:val="22"/>
-                <w:szCs w:val="22"/>
-              </w:rPr>
-              <w:t>පමා</w:t>
-            </w:r>
-            <w:r>
-              <w:rPr>
-                <w:sz w:val="22"/>
-                <w:szCs w:val="22"/>
-              </w:rPr>
-              <w:t xml:space="preserve"> </w:t>
-            </w:r>
-            <w:r>
-              <w:rPr>
-                <w:rFonts w:ascii="Iskoola Pota" w:hAnsi="Iskoola Pota" w:cs="Iskoola Pota"/>
-                <w:sz w:val="22"/>
-                <w:szCs w:val="22"/>
-              </w:rPr>
-              <w:t>වී</w:t>
-            </w:r>
-            <w:r>
-              <w:rPr>
-                <w:sz w:val="22"/>
-                <w:szCs w:val="22"/>
-              </w:rPr>
-              <w:t xml:space="preserve"> </w:t>
-            </w:r>
-            <w:r>
-              <w:rPr>
-                <w:rFonts w:ascii="Iskoola Pota" w:hAnsi="Iskoola Pota" w:cs="Iskoola Pota"/>
-                <w:sz w:val="22"/>
-                <w:szCs w:val="22"/>
-              </w:rPr>
-              <w:t>රාජකාරි</w:t>
-            </w:r>
-            <w:r>
-              <w:rPr>
-                <w:sz w:val="22"/>
-                <w:szCs w:val="22"/>
-              </w:rPr>
-              <w:t xml:space="preserve"> </w:t>
-            </w:r>
-            <w:r>
-              <w:rPr>
-                <w:rFonts w:ascii="Iskoola Pota" w:hAnsi="Iskoola Pota" w:cs="Iskoola Pota"/>
-                <w:sz w:val="22"/>
-                <w:szCs w:val="22"/>
-              </w:rPr>
-              <w:t>සඳහා</w:t>
-            </w:r>
-            <w:r>
-              <w:rPr>
-                <w:sz w:val="22"/>
-                <w:szCs w:val="22"/>
-              </w:rPr>
-              <w:t xml:space="preserve"> </w:t>
-            </w:r>
-            <w:r>
-              <w:rPr>
-                <w:rFonts w:ascii="Iskoola Pota" w:hAnsi="Iskoola Pota" w:cs="Iskoola Pota"/>
-                <w:sz w:val="22"/>
-                <w:szCs w:val="22"/>
-              </w:rPr>
-              <w:t>පැමිණෙන්නේද</w:t>
-            </w:r>
-            <w:r>
-              <w:rPr>
-                <w:sz w:val="22"/>
-                <w:szCs w:val="22"/>
-              </w:rPr>
-              <w:t>?</w:t>
-            </w:r>
-          </w:p>
-        </w:tc>
-        <w:tc>
-          <w:tcPr>
-            <w:tcW w:w="1525" w:type="dxa"/>
-          </w:tcPr>
-          <w:p>
-            <w:pPr>
-              <w:spacing w:line="360" w:lineRule="auto"/>
-              <w:jc w:val="center"/>
-              <w:rPr>
-                <w:rFonts w:ascii="Iskoola Pota" w:hAnsi="Iskoola Pota" w:cs="Iskoola Pota"/>
-                <w:b/>
-                <w:bCs/>
-                <w:sz w:val="22"/>
-                <w:szCs w:val="22"/>
-              </w:rPr>
-            </w:pPr>
-            <w:r>
-              <w:rPr>
-                <w:sz w:val="22"/>
-                <w:szCs w:val="22"/>
-              </w:rPr>
-              <w:t>(</w:t>
-            </w:r>
-            <w:r>
-              <w:rPr>
-                <w:rFonts w:ascii="Iskoola Pota" w:hAnsi="Iskoola Pota" w:cs="Iskoola Pota"/>
-                <w:sz w:val="22"/>
-                <w:szCs w:val="22"/>
-              </w:rPr>
-              <w:t>ඔව්</w:t>
-            </w:r>
-            <w:r>
-              <w:rPr>
-                <w:sz w:val="22"/>
-                <w:szCs w:val="22"/>
-              </w:rPr>
-              <w:t xml:space="preserve"> / </w:t>
-            </w:r>
-            <w:r>
-              <w:rPr>
-                <w:rFonts w:ascii="Iskoola Pota" w:hAnsi="Iskoola Pota" w:cs="Iskoola Pota"/>
-                <w:sz w:val="22"/>
-                <w:szCs w:val="22"/>
-              </w:rPr>
-              <w:t>නැත</w:t>
-            </w:r>
-            <w:r>
-              <w:rPr>
-                <w:sz w:val="22"/>
-                <w:szCs w:val="22"/>
-              </w:rPr>
-              <w:t>)</w:t>
-            </w:r>
-          </w:p>
-        </w:tc>
-      </w:tr>
-      <w:tr>
-        <w:tc>
-          <w:tcPr>
-            <w:tcW w:w="7825" w:type="dxa"/>
-          </w:tcPr>
-          <w:p>
-            <w:pPr>
-              <w:spacing w:line="360" w:lineRule="auto"/>
-              <w:rPr>
-                <w:rFonts w:ascii="Iskoola Pota" w:hAnsi="Iskoola Pota" w:cs="Iskoola Pota"/>
-                <w:b/>
-                <w:bCs/>
-                <w:sz w:val="22"/>
-                <w:szCs w:val="22"/>
-              </w:rPr>
-            </w:pPr>
-            <w:r>
-              <w:rPr>
-                <w:sz w:val="22"/>
-                <w:szCs w:val="22"/>
-              </w:rPr>
-              <w:t xml:space="preserve">3.3. </w:t>
-            </w:r>
-            <w:r>
-              <w:rPr>
-                <w:rFonts w:ascii="Iskoola Pota" w:hAnsi="Iskoola Pota" w:cs="Iskoola Pota"/>
-                <w:sz w:val="22"/>
-                <w:szCs w:val="22"/>
-              </w:rPr>
-              <w:t>නියමිත</w:t>
-            </w:r>
-            <w:r>
-              <w:rPr>
-                <w:sz w:val="22"/>
-                <w:szCs w:val="22"/>
-              </w:rPr>
-              <w:t xml:space="preserve"> </w:t>
-            </w:r>
-            <w:r>
-              <w:rPr>
-                <w:rFonts w:ascii="Iskoola Pota" w:hAnsi="Iskoola Pota" w:cs="Iskoola Pota"/>
-                <w:sz w:val="22"/>
-                <w:szCs w:val="22"/>
-              </w:rPr>
-              <w:t>වේලාවන්</w:t>
-            </w:r>
-            <w:r>
-              <w:rPr>
-                <w:sz w:val="22"/>
-                <w:szCs w:val="22"/>
-              </w:rPr>
-              <w:t xml:space="preserve"> </w:t>
-            </w:r>
-            <w:r>
-              <w:rPr>
-                <w:rFonts w:ascii="Iskoola Pota" w:hAnsi="Iskoola Pota" w:cs="Iskoola Pota"/>
-                <w:sz w:val="22"/>
-                <w:szCs w:val="22"/>
-              </w:rPr>
-              <w:t>තුළ</w:t>
-            </w:r>
-            <w:r>
-              <w:rPr>
-                <w:sz w:val="22"/>
-                <w:szCs w:val="22"/>
-              </w:rPr>
-              <w:t xml:space="preserve"> </w:t>
-            </w:r>
-            <w:r>
-              <w:rPr>
-                <w:rFonts w:ascii="Iskoola Pota" w:hAnsi="Iskoola Pota" w:cs="Iskoola Pota"/>
-                <w:sz w:val="22"/>
-                <w:szCs w:val="22"/>
-              </w:rPr>
-              <w:t>යථා</w:t>
-            </w:r>
-            <w:r>
-              <w:rPr>
-                <w:sz w:val="22"/>
-                <w:szCs w:val="22"/>
-              </w:rPr>
-              <w:t xml:space="preserve"> </w:t>
-            </w:r>
-            <w:r>
-              <w:rPr>
-                <w:rFonts w:ascii="Iskoola Pota" w:hAnsi="Iskoola Pota" w:cs="Iskoola Pota"/>
-                <w:sz w:val="22"/>
-                <w:szCs w:val="22"/>
-              </w:rPr>
-              <w:t>පරිදි</w:t>
-            </w:r>
-            <w:r>
-              <w:rPr>
-                <w:sz w:val="22"/>
-                <w:szCs w:val="22"/>
-              </w:rPr>
-              <w:t xml:space="preserve"> </w:t>
-            </w:r>
-            <w:r>
-              <w:rPr>
-                <w:rFonts w:ascii="Iskoola Pota" w:hAnsi="Iskoola Pota" w:cs="Iskoola Pota"/>
-                <w:sz w:val="22"/>
-                <w:szCs w:val="22"/>
-              </w:rPr>
-              <w:t>රාජකාරියේ</w:t>
-            </w:r>
-            <w:r>
-              <w:rPr>
-                <w:sz w:val="22"/>
-                <w:szCs w:val="22"/>
-              </w:rPr>
-              <w:t xml:space="preserve"> </w:t>
-            </w:r>
-            <w:r>
-              <w:rPr>
-                <w:rFonts w:ascii="Iskoola Pota" w:hAnsi="Iskoola Pota" w:cs="Iskoola Pota"/>
-                <w:sz w:val="22"/>
-                <w:szCs w:val="22"/>
-              </w:rPr>
-              <w:t>නියැලෙන්නේ</w:t>
-            </w:r>
-            <w:r>
-              <w:rPr>
-                <w:sz w:val="22"/>
-                <w:szCs w:val="22"/>
-              </w:rPr>
-              <w:t xml:space="preserve"> </w:t>
-            </w:r>
-            <w:r>
-              <w:rPr>
-                <w:rFonts w:ascii="Iskoola Pota" w:hAnsi="Iskoola Pota" w:cs="Iskoola Pota"/>
-                <w:sz w:val="22"/>
-                <w:szCs w:val="22"/>
-              </w:rPr>
-              <w:t>ද</w:t>
-            </w:r>
-            <w:r>
-              <w:rPr>
-                <w:sz w:val="22"/>
-                <w:szCs w:val="22"/>
-              </w:rPr>
-              <w:t>?</w:t>
-            </w:r>
-          </w:p>
-        </w:tc>
-        <w:tc>
-          <w:tcPr>
-            <w:tcW w:w="1525" w:type="dxa"/>
-          </w:tcPr>
-          <w:p>
-            <w:pPr>
-              <w:spacing w:line="360" w:lineRule="auto"/>
-              <w:jc w:val="center"/>
-              <w:rPr>
-                <w:rFonts w:ascii="Iskoola Pota" w:hAnsi="Iskoola Pota" w:cs="Iskoola Pota"/>
-                <w:b/>
-                <w:bCs/>
-                <w:sz w:val="22"/>
-                <w:szCs w:val="22"/>
-              </w:rPr>
-            </w:pPr>
-            <w:r>
-              <w:rPr>
-                <w:sz w:val="22"/>
-                <w:szCs w:val="22"/>
-              </w:rPr>
-              <w:t>(</w:t>
-            </w:r>
-            <w:r>
-              <w:rPr>
-                <w:rFonts w:ascii="Iskoola Pota" w:hAnsi="Iskoola Pota" w:cs="Iskoola Pota"/>
-                <w:sz w:val="22"/>
-                <w:szCs w:val="22"/>
-              </w:rPr>
-              <w:t>ඔව්</w:t>
-            </w:r>
-            <w:r>
-              <w:rPr>
-                <w:sz w:val="22"/>
-                <w:szCs w:val="22"/>
-              </w:rPr>
-              <w:t xml:space="preserve"> / </w:t>
-            </w:r>
-            <w:r>
-              <w:rPr>
-                <w:rFonts w:ascii="Iskoola Pota" w:hAnsi="Iskoola Pota" w:cs="Iskoola Pota"/>
-                <w:sz w:val="22"/>
-                <w:szCs w:val="22"/>
-              </w:rPr>
-              <w:t>නැත</w:t>
-            </w:r>
-            <w:r>
-              <w:rPr>
-                <w:sz w:val="22"/>
-                <w:szCs w:val="22"/>
-              </w:rPr>
-              <w:t>)</w:t>
-            </w:r>
-          </w:p>
-        </w:tc>
-      </w:tr>
-      <w:tr>
-        <w:tc>
-          <w:tcPr>
-            <w:tcW w:w="7825" w:type="dxa"/>
-          </w:tcPr>
-          <w:p>
-            <w:pPr>
-              <w:spacing w:line="360" w:lineRule="auto"/>
-              <w:rPr>
-                <w:rFonts w:ascii="Iskoola Pota" w:hAnsi="Iskoola Pota" w:cs="Iskoola Pota"/>
-                <w:sz w:val="22"/>
-                <w:szCs w:val="22"/>
-              </w:rPr>
-            </w:pPr>
-            <w:r>
-              <w:rPr>
-                <w:sz w:val="22"/>
-                <w:szCs w:val="22"/>
-              </w:rPr>
-              <w:t xml:space="preserve">3.4. </w:t>
-            </w:r>
-            <w:r>
-              <w:rPr>
-                <w:rFonts w:ascii="Iskoola Pota" w:hAnsi="Iskoola Pota" w:cs="Iskoola Pota"/>
-                <w:sz w:val="22"/>
-                <w:szCs w:val="22"/>
-              </w:rPr>
-              <w:t>රාජකාරි</w:t>
-            </w:r>
-            <w:r>
-              <w:rPr>
-                <w:sz w:val="22"/>
-                <w:szCs w:val="22"/>
-              </w:rPr>
-              <w:t xml:space="preserve"> </w:t>
-            </w:r>
-            <w:r>
-              <w:rPr>
-                <w:rFonts w:ascii="Iskoola Pota" w:hAnsi="Iskoola Pota" w:cs="Iskoola Pota"/>
-                <w:sz w:val="22"/>
-                <w:szCs w:val="22"/>
-              </w:rPr>
-              <w:t>කාලය</w:t>
-            </w:r>
-            <w:r>
-              <w:rPr>
-                <w:sz w:val="22"/>
-                <w:szCs w:val="22"/>
-              </w:rPr>
-              <w:t xml:space="preserve"> </w:t>
-            </w:r>
-            <w:r>
-              <w:rPr>
-                <w:rFonts w:ascii="Iskoola Pota" w:hAnsi="Iskoola Pota" w:cs="Iskoola Pota"/>
-                <w:sz w:val="22"/>
-                <w:szCs w:val="22"/>
-              </w:rPr>
-              <w:t>රාජකාරියෙන්</w:t>
-            </w:r>
-            <w:r>
-              <w:rPr>
-                <w:sz w:val="22"/>
-                <w:szCs w:val="22"/>
-              </w:rPr>
-              <w:t xml:space="preserve"> </w:t>
-            </w:r>
-            <w:r>
-              <w:rPr>
-                <w:rFonts w:ascii="Iskoola Pota" w:hAnsi="Iskoola Pota" w:cs="Iskoola Pota"/>
-                <w:sz w:val="22"/>
-                <w:szCs w:val="22"/>
-              </w:rPr>
-              <w:t>පරිබාහිර</w:t>
-            </w:r>
-            <w:r>
-              <w:rPr>
-                <w:sz w:val="22"/>
-                <w:szCs w:val="22"/>
-              </w:rPr>
-              <w:t xml:space="preserve"> </w:t>
-            </w:r>
-            <w:r>
-              <w:rPr>
-                <w:rFonts w:ascii="Iskoola Pota" w:hAnsi="Iskoola Pota" w:cs="Iskoola Pota"/>
-                <w:sz w:val="22"/>
-                <w:szCs w:val="22"/>
-              </w:rPr>
-              <w:t>වෙනත්</w:t>
-            </w:r>
-            <w:r>
-              <w:rPr>
-                <w:sz w:val="22"/>
-                <w:szCs w:val="22"/>
-              </w:rPr>
-              <w:t xml:space="preserve"> </w:t>
-            </w:r>
-            <w:r>
-              <w:rPr>
-                <w:rFonts w:ascii="Iskoola Pota" w:hAnsi="Iskoola Pota" w:cs="Iskoola Pota"/>
-                <w:sz w:val="22"/>
-                <w:szCs w:val="22"/>
-              </w:rPr>
-              <w:t>කාර්යයන්</w:t>
-            </w:r>
-            <w:r>
-              <w:rPr>
-                <w:sz w:val="22"/>
-                <w:szCs w:val="22"/>
-              </w:rPr>
-              <w:t xml:space="preserve"> </w:t>
-            </w:r>
-            <w:r>
-              <w:rPr>
-                <w:rFonts w:ascii="Iskoola Pota" w:hAnsi="Iskoola Pota" w:cs="Iskoola Pota"/>
-                <w:sz w:val="22"/>
-                <w:szCs w:val="22"/>
-              </w:rPr>
-              <w:t>සඳහා</w:t>
-            </w:r>
-            <w:r>
-              <w:rPr>
-                <w:sz w:val="22"/>
-                <w:szCs w:val="22"/>
-              </w:rPr>
-              <w:t xml:space="preserve"> </w:t>
-            </w:r>
-            <w:r>
-              <w:rPr>
-                <w:rFonts w:ascii="Iskoola Pota" w:hAnsi="Iskoola Pota" w:cs="Iskoola Pota"/>
-                <w:sz w:val="22"/>
-                <w:szCs w:val="22"/>
-              </w:rPr>
-              <w:t>වැය</w:t>
-            </w:r>
-            <w:r>
-              <w:rPr>
-                <w:sz w:val="22"/>
-                <w:szCs w:val="22"/>
-              </w:rPr>
-              <w:t xml:space="preserve"> </w:t>
-            </w:r>
-            <w:r>
-              <w:rPr>
-                <w:rFonts w:ascii="Iskoola Pota" w:hAnsi="Iskoola Pota" w:cs="Iskoola Pota"/>
-                <w:sz w:val="22"/>
-                <w:szCs w:val="22"/>
-              </w:rPr>
-              <w:t>කරන්නේ</w:t>
-            </w:r>
-            <w:r>
-              <w:rPr>
-                <w:sz w:val="22"/>
-                <w:szCs w:val="22"/>
-              </w:rPr>
-              <w:t xml:space="preserve"> </w:t>
-            </w:r>
-            <w:r>
-              <w:rPr>
-                <w:rFonts w:ascii="Iskoola Pota" w:hAnsi="Iskoola Pota" w:cs="Iskoola Pota"/>
-                <w:sz w:val="22"/>
-                <w:szCs w:val="22"/>
-              </w:rPr>
-              <w:t>ද</w:t>
-            </w:r>
-            <w:r>
-              <w:rPr>
-                <w:sz w:val="22"/>
-                <w:szCs w:val="22"/>
-              </w:rPr>
-              <w:t xml:space="preserve">? </w:t>
-            </w:r>
-          </w:p>
-        </w:tc>
-        <w:tc>
-          <w:tcPr>
-            <w:tcW w:w="1525" w:type="dxa"/>
-          </w:tcPr>
-          <w:p>
-            <w:pPr>
-              <w:spacing w:line="360" w:lineRule="auto"/>
-              <w:jc w:val="center"/>
-              <w:rPr>
-                <w:rFonts w:ascii="Iskoola Pota" w:hAnsi="Iskoola Pota" w:cs="Iskoola Pota"/>
-                <w:b/>
-                <w:bCs/>
-                <w:sz w:val="22"/>
-                <w:szCs w:val="22"/>
-              </w:rPr>
-            </w:pPr>
-            <w:r>
-              <w:rPr>
-                <w:sz w:val="22"/>
-                <w:szCs w:val="22"/>
-              </w:rPr>
-              <w:t>(</w:t>
-            </w:r>
-            <w:r>
-              <w:rPr>
-                <w:rFonts w:ascii="Iskoola Pota" w:hAnsi="Iskoola Pota" w:cs="Iskoola Pota"/>
-                <w:sz w:val="22"/>
-                <w:szCs w:val="22"/>
-              </w:rPr>
-              <w:t>ඔව්</w:t>
-            </w:r>
-            <w:r>
-              <w:rPr>
-                <w:sz w:val="22"/>
-                <w:szCs w:val="22"/>
-              </w:rPr>
-              <w:t xml:space="preserve"> / </w:t>
-            </w:r>
-            <w:r>
-              <w:rPr>
-                <w:rFonts w:ascii="Iskoola Pota" w:hAnsi="Iskoola Pota" w:cs="Iskoola Pota"/>
-                <w:sz w:val="22"/>
-                <w:szCs w:val="22"/>
-              </w:rPr>
-              <w:t>නැත</w:t>
-            </w:r>
-            <w:r>
-              <w:rPr>
-                <w:sz w:val="22"/>
-                <w:szCs w:val="22"/>
-              </w:rPr>
-              <w:t>)</w:t>
-            </w:r>
-          </w:p>
-        </w:tc>
-      </w:tr>
-      <w:tr>
-        <w:tc>
-          <w:tcPr>
-            <w:tcW w:w="7825" w:type="dxa"/>
-          </w:tcPr>
-          <w:p>
-            <w:pPr>
-              <w:spacing w:line="360" w:lineRule="auto"/>
-              <w:rPr>
-                <w:rFonts w:ascii="Iskoola Pota" w:hAnsi="Iskoola Pota" w:cs="Iskoola Pota"/>
-                <w:b/>
-                <w:bCs/>
-                <w:sz w:val="22"/>
-                <w:szCs w:val="22"/>
-              </w:rPr>
-            </w:pPr>
-            <w:r>
-              <w:rPr>
-                <w:sz w:val="22"/>
-                <w:szCs w:val="22"/>
-              </w:rPr>
-              <w:t xml:space="preserve">3.5. </w:t>
-            </w:r>
-            <w:r>
-              <w:rPr>
-                <w:rFonts w:ascii="Iskoola Pota" w:hAnsi="Iskoola Pota" w:cs="Iskoola Pota"/>
-                <w:sz w:val="22"/>
-                <w:szCs w:val="22"/>
-              </w:rPr>
-              <w:t>අදාළ</w:t>
-            </w:r>
-            <w:r>
-              <w:rPr>
-                <w:sz w:val="22"/>
-                <w:szCs w:val="22"/>
-              </w:rPr>
-              <w:t xml:space="preserve"> </w:t>
-            </w:r>
-            <w:r>
-              <w:rPr>
-                <w:rFonts w:ascii="Iskoola Pota" w:hAnsi="Iskoola Pota" w:cs="Iskoola Pota"/>
-                <w:sz w:val="22"/>
-                <w:szCs w:val="22"/>
-              </w:rPr>
-              <w:t>කාලය</w:t>
-            </w:r>
-            <w:r>
-              <w:rPr>
-                <w:sz w:val="22"/>
-                <w:szCs w:val="22"/>
-              </w:rPr>
-              <w:t xml:space="preserve"> </w:t>
-            </w:r>
-            <w:r>
-              <w:rPr>
-                <w:rFonts w:ascii="Iskoola Pota" w:hAnsi="Iskoola Pota" w:cs="Iskoola Pota"/>
-                <w:sz w:val="22"/>
-                <w:szCs w:val="22"/>
-              </w:rPr>
-              <w:t>තුළ</w:t>
-            </w:r>
-            <w:r>
-              <w:rPr>
-                <w:sz w:val="22"/>
-                <w:szCs w:val="22"/>
-              </w:rPr>
-              <w:t xml:space="preserve"> </w:t>
-            </w:r>
-            <w:r>
-              <w:rPr>
-                <w:rFonts w:ascii="Iskoola Pota" w:hAnsi="Iskoola Pota" w:cs="Iskoola Pota"/>
-                <w:sz w:val="22"/>
-                <w:szCs w:val="22"/>
-              </w:rPr>
-              <w:t>නිවාඩු</w:t>
-            </w:r>
-            <w:r>
-              <w:rPr>
-                <w:sz w:val="22"/>
-                <w:szCs w:val="22"/>
-              </w:rPr>
-              <w:t xml:space="preserve"> </w:t>
-            </w:r>
-            <w:r>
-              <w:rPr>
-                <w:rFonts w:ascii="Iskoola Pota" w:hAnsi="Iskoola Pota" w:cs="Iskoola Pota"/>
-                <w:sz w:val="22"/>
-                <w:szCs w:val="22"/>
-              </w:rPr>
-              <w:t>විස්තර</w:t>
-            </w:r>
-          </w:p>
-        </w:tc>
-        <w:tc>
-          <w:tcPr>
-            <w:tcW w:w="1525" w:type="dxa"/>
-          </w:tcPr>
-          <w:p>
-            <w:pPr>
-              <w:spacing w:line="360" w:lineRule="auto"/>
-              <w:jc w:val="center"/>
-              <w:rPr>
-                <w:rFonts w:ascii="Iskoola Pota" w:hAnsi="Iskoola Pota" w:cs="Iskoola Pota"/>
-                <w:b/>
-                <w:bCs/>
-                <w:sz w:val="22"/>
-                <w:szCs w:val="22"/>
-              </w:rPr>
-            </w:pPr>
-            <w:r>
-              <w:rPr>
-                <w:sz w:val="22"/>
-                <w:szCs w:val="22"/>
-              </w:rPr>
-              <w:t>(</w:t>
-            </w:r>
-            <w:r>
-              <w:rPr>
-                <w:rFonts w:ascii="Iskoola Pota" w:hAnsi="Iskoola Pota" w:cs="Iskoola Pota"/>
-                <w:sz w:val="22"/>
-                <w:szCs w:val="22"/>
-              </w:rPr>
-              <w:t>ඔව්</w:t>
-            </w:r>
-            <w:r>
-              <w:rPr>
-                <w:sz w:val="22"/>
-                <w:szCs w:val="22"/>
-              </w:rPr>
-              <w:t xml:space="preserve"> / </w:t>
-            </w:r>
-            <w:r>
-              <w:rPr>
-                <w:rFonts w:ascii="Iskoola Pota" w:hAnsi="Iskoola Pota" w:cs="Iskoola Pota"/>
-                <w:sz w:val="22"/>
-                <w:szCs w:val="22"/>
-              </w:rPr>
-              <w:t>නැත</w:t>
-            </w:r>
-            <w:r>
-              <w:rPr>
-                <w:sz w:val="22"/>
-                <w:szCs w:val="22"/>
-              </w:rPr>
-              <w:t>)</w:t>
-            </w:r>
-          </w:p>
-        </w:tc>
-      </w:tr>
-    </w:tbl>
-    <w:p>
-      <w:pPr>
-        <w:spacing w:after="0" w:line="240" w:lineRule="auto"/>
-        <w:rPr>
-          <w:b/>
-          <w:bCs/>
-        </w:rPr>
-      </w:pPr>
-    </w:p>
-    <w:tbl>
-      <w:tblPr>
-        <w:tblStyle w:val="TableGrid"/>
-        <w:tblW w:w="0" w:type="auto"/>
-        <w:tblBorders>
-          <w:top w:val="none" w:sz="0" w:space="0" w:color="auto"/>
-          <w:left w:val="none" w:sz="0" w:space="0" w:color="auto"/>
-          <w:bottom w:val="none" w:sz="0" w:space="0" w:color="auto"/>
-          <w:right w:val="none" w:sz="0" w:space="0" w:color="auto"/>
-          <w:insideH w:val="none" w:sz="0" w:space="0" w:color="auto"/>
-          <w:insideV w:val="none" w:sz="0" w:space="0" w:color="auto"/>
-        </w:tblBorders>
-        <w:tblLook w:val="04A0" w:firstRow="1" w:lastRow="0" w:firstColumn="1" w:lastColumn="0" w:noHBand="0" w:noVBand="1"/>
-      </w:tblPr>
-      <w:tblGrid>
-        <w:gridCol w:w="1870"/>
-        <w:gridCol w:w="1870"/>
-        <w:gridCol w:w="1870"/>
-        <w:gridCol w:w="1870"/>
-        <w:gridCol w:w="1870"/>
-      </w:tblGrid>
-      <w:tr>
-        <w:tc>
-          <w:tcPr>
-            <w:tcW w:w="1870" w:type="dxa"/>
-          </w:tcPr>
-          <w:p>
-            <w:pPr>
-              <w:spacing w:line="276" w:lineRule="auto"/>
-              <w:jc w:val="center"/>
-              <w:rPr>
-                <w:sz w:val="22"/>
-                <w:szCs w:val="22"/>
-              </w:rPr>
-            </w:pPr>
-            <w:r>
-              <w:rPr>
-                <w:rFonts w:ascii="Iskoola Pota" w:hAnsi="Iskoola Pota" w:cs="Iskoola Pota"/>
-                <w:sz w:val="22"/>
-                <w:szCs w:val="22"/>
-              </w:rPr>
-              <w:t>අනියම්</w:t>
-            </w:r>
-          </w:p>
-        </w:tc>
-        <w:tc>
-          <w:tcPr>
-            <w:tcW w:w="1870" w:type="dxa"/>
-          </w:tcPr>
-          <w:p>
-            <w:pPr>
-              <w:spacing w:line="276" w:lineRule="auto"/>
-              <w:jc w:val="center"/>
-              <w:rPr>
-                <w:sz w:val="22"/>
-                <w:szCs w:val="22"/>
-              </w:rPr>
-            </w:pPr>
-            <w:r>
-              <w:rPr>
-                <w:rFonts w:ascii="Iskoola Pota" w:hAnsi="Iskoola Pota" w:cs="Iskoola Pota"/>
-                <w:sz w:val="22"/>
-                <w:szCs w:val="22"/>
-              </w:rPr>
-              <w:t>විවේක</w:t>
-            </w:r>
-          </w:p>
-        </w:tc>
-        <w:tc>
-          <w:tcPr>
-            <w:tcW w:w="1870" w:type="dxa"/>
-          </w:tcPr>
-          <w:p>
-            <w:pPr>
-              <w:spacing w:line="276" w:lineRule="auto"/>
-              <w:jc w:val="center"/>
-              <w:rPr>
-                <w:sz w:val="22"/>
-                <w:szCs w:val="22"/>
-              </w:rPr>
-            </w:pPr>
-            <w:r>
-              <w:rPr>
-                <w:rFonts w:ascii="Iskoola Pota" w:hAnsi="Iskoola Pota" w:cs="Iskoola Pota"/>
-                <w:sz w:val="22"/>
-                <w:szCs w:val="22"/>
-              </w:rPr>
-              <w:t>අසනීප</w:t>
-            </w:r>
-          </w:p>
-        </w:tc>
-        <w:tc>
-          <w:tcPr>
-            <w:tcW w:w="1870" w:type="dxa"/>
-          </w:tcPr>
-          <w:p>
-            <w:pPr>
-              <w:spacing w:line="276" w:lineRule="auto"/>
-              <w:jc w:val="center"/>
-              <w:rPr>
-                <w:sz w:val="22"/>
-                <w:szCs w:val="22"/>
-              </w:rPr>
-            </w:pPr>
-            <w:r>
-              <w:rPr>
-                <w:rFonts w:ascii="Iskoola Pota" w:hAnsi="Iskoola Pota" w:cs="Iskoola Pota"/>
-                <w:sz w:val="22"/>
-                <w:szCs w:val="22"/>
-              </w:rPr>
-              <w:t>අඩ</w:t>
-            </w:r>
-            <w:r>
-              <w:rPr>
-                <w:sz w:val="22"/>
-                <w:szCs w:val="22"/>
-              </w:rPr>
-              <w:t xml:space="preserve"> </w:t>
-            </w:r>
-            <w:r>
-              <w:rPr>
-                <w:rFonts w:ascii="Iskoola Pota" w:hAnsi="Iskoola Pota" w:cs="Iskoola Pota"/>
-                <w:sz w:val="22"/>
-                <w:szCs w:val="22"/>
-              </w:rPr>
-              <w:t>වැටුප්</w:t>
-            </w:r>
-          </w:p>
-        </w:tc>
-        <w:tc>
-          <w:tcPr>
-            <w:tcW w:w="1870" w:type="dxa"/>
-          </w:tcPr>
-          <w:p>
-            <w:pPr>
-              <w:spacing w:line="276" w:lineRule="auto"/>
-              <w:jc w:val="center"/>
-              <w:rPr>
-                <w:sz w:val="22"/>
-                <w:szCs w:val="22"/>
-              </w:rPr>
-            </w:pPr>
-            <w:r>
-              <w:rPr>
-                <w:rFonts w:ascii="Iskoola Pota" w:hAnsi="Iskoola Pota" w:cs="Iskoola Pota"/>
-                <w:sz w:val="22"/>
-                <w:szCs w:val="22"/>
-              </w:rPr>
-              <w:t>වැටුප්</w:t>
-            </w:r>
-            <w:r>
-              <w:rPr>
-                <w:sz w:val="22"/>
-                <w:szCs w:val="22"/>
-              </w:rPr>
-              <w:t xml:space="preserve"> </w:t>
-            </w:r>
-            <w:r>
-              <w:rPr>
-                <w:rFonts w:ascii="Iskoola Pota" w:hAnsi="Iskoola Pota" w:cs="Iskoola Pota"/>
-                <w:sz w:val="22"/>
-                <w:szCs w:val="22"/>
-              </w:rPr>
-              <w:t>රහිත</w:t>
-            </w:r>
-          </w:p>
-        </w:tc>
-      </w:tr>
-      <w:tr>
-        <w:tc>
-          <w:tcPr>
-            <w:tcW w:w="1870" w:type="dxa"/>
-          </w:tcPr>
-          <w:p>
-            <w:pPr>
-              <w:spacing w:line="276" w:lineRule="auto"/>
-              <w:jc w:val="center"/>
-              <w:rPr>
-                <w:rFonts w:ascii="Iskoola Pota" w:hAnsi="Iskoola Pota" w:cs="Iskoola Pota"/>
-                <w:sz w:val="22"/>
-                <w:szCs w:val="22"/>
-              </w:rPr>
-            </w:pPr>
-            <w:r>
-              <w:rPr>
-                <w:rFonts w:ascii="Iskoola Pota" w:hAnsi="Iskoola Pota" w:cs="Iskoola Pota"/>
-                <w:sz w:val="22"/>
-                <w:szCs w:val="22"/>
-              </w:rPr>
-              <w:t>………….</w:t>
-            </w:r>
-          </w:p>
-        </w:tc>
-        <w:tc>
-          <w:tcPr>
-            <w:tcW w:w="1870" w:type="dxa"/>
-          </w:tcPr>
-          <w:p>
-            <w:pPr>
-              <w:spacing w:line="276" w:lineRule="auto"/>
-              <w:jc w:val="center"/>
-              <w:rPr>
-                <w:rFonts w:ascii="Iskoola Pota" w:hAnsi="Iskoola Pota" w:cs="Iskoola Pota"/>
-                <w:sz w:val="22"/>
-                <w:szCs w:val="22"/>
-              </w:rPr>
-            </w:pPr>
-            <w:r>
-              <w:rPr>
-                <w:rFonts w:ascii="Iskoola Pota" w:hAnsi="Iskoola Pota" w:cs="Iskoola Pota"/>
-                <w:sz w:val="22"/>
-                <w:szCs w:val="22"/>
-              </w:rPr>
-              <w:t>………….</w:t>
-            </w:r>
-          </w:p>
-        </w:tc>
-        <w:tc>
-          <w:tcPr>
-            <w:tcW w:w="1870" w:type="dxa"/>
-          </w:tcPr>
-          <w:p>
-            <w:pPr>
-              <w:spacing w:line="276" w:lineRule="auto"/>
-              <w:jc w:val="center"/>
-              <w:rPr>
-                <w:rFonts w:ascii="Iskoola Pota" w:hAnsi="Iskoola Pota" w:cs="Iskoola Pota"/>
-                <w:sz w:val="22"/>
-                <w:szCs w:val="22"/>
-              </w:rPr>
-            </w:pPr>
-            <w:r>
-              <w:rPr>
-                <w:rFonts w:ascii="Iskoola Pota" w:hAnsi="Iskoola Pota" w:cs="Iskoola Pota"/>
-                <w:sz w:val="22"/>
-                <w:szCs w:val="22"/>
-              </w:rPr>
-              <w:t>………….</w:t>
-            </w:r>
-          </w:p>
-        </w:tc>
-        <w:tc>
-          <w:tcPr>
-            <w:tcW w:w="1870" w:type="dxa"/>
-          </w:tcPr>
-          <w:p>
-            <w:pPr>
-              <w:spacing w:line="276" w:lineRule="auto"/>
-              <w:jc w:val="center"/>
-              <w:rPr>
-                <w:rFonts w:ascii="Iskoola Pota" w:hAnsi="Iskoola Pota" w:cs="Iskoola Pota"/>
-                <w:sz w:val="22"/>
-                <w:szCs w:val="22"/>
-              </w:rPr>
-            </w:pPr>
-            <w:r>
-              <w:rPr>
-                <w:rFonts w:ascii="Iskoola Pota" w:hAnsi="Iskoola Pota" w:cs="Iskoola Pota"/>
-                <w:sz w:val="22"/>
-                <w:szCs w:val="22"/>
-              </w:rPr>
-              <w:t>………….</w:t>
-            </w:r>
-          </w:p>
-        </w:tc>
-        <w:tc>
-          <w:tcPr>
-            <w:tcW w:w="1870" w:type="dxa"/>
-          </w:tcPr>
-          <w:p>
-            <w:pPr>
-              <w:spacing w:line="276" w:lineRule="auto"/>
-              <w:jc w:val="center"/>
-              <w:rPr>
-                <w:rFonts w:ascii="Iskoola Pota" w:hAnsi="Iskoola Pota" w:cs="Iskoola Pota"/>
-                <w:sz w:val="22"/>
-                <w:szCs w:val="22"/>
-              </w:rPr>
-            </w:pPr>
-            <w:r>
-              <w:rPr>
-                <w:rFonts w:ascii="Iskoola Pota" w:hAnsi="Iskoola Pota" w:cs="Iskoola Pota"/>
-                <w:sz w:val="22"/>
-                <w:szCs w:val="22"/>
-              </w:rPr>
-              <w:t>………….</w:t>
-            </w:r>
-          </w:p>
-        </w:tc>
-      </w:tr>
-      <w:tr>
-        <w:tc>
-          <w:tcPr>
-            <w:tcW w:w="1870" w:type="dxa"/>
-          </w:tcPr>
-          <w:p>
-            <w:pPr>
-              <w:spacing w:line="276" w:lineRule="auto"/>
-              <w:jc w:val="center"/>
-              <w:rPr>
-                <w:rFonts w:ascii="Iskoola Pota" w:hAnsi="Iskoola Pota" w:cs="Iskoola Pota"/>
-                <w:sz w:val="22"/>
-                <w:szCs w:val="22"/>
-              </w:rPr>
-            </w:pPr>
-            <w:r>
-              <w:rPr>
-                <w:rFonts w:ascii="Iskoola Pota" w:hAnsi="Iskoola Pota" w:cs="Iskoola Pota"/>
-                <w:sz w:val="22"/>
-                <w:szCs w:val="22"/>
-              </w:rPr>
-              <w:t>………….</w:t>
-            </w:r>
-          </w:p>
-        </w:tc>
-        <w:tc>
-          <w:tcPr>
-            <w:tcW w:w="1870" w:type="dxa"/>
-          </w:tcPr>
-          <w:p>
-            <w:pPr>
-              <w:spacing w:line="276" w:lineRule="auto"/>
-              <w:jc w:val="center"/>
-              <w:rPr>
-                <w:rFonts w:ascii="Iskoola Pota" w:hAnsi="Iskoola Pota" w:cs="Iskoola Pota"/>
-                <w:sz w:val="22"/>
-                <w:szCs w:val="22"/>
-              </w:rPr>
-            </w:pPr>
-            <w:r>
-              <w:rPr>
-                <w:rFonts w:ascii="Iskoola Pota" w:hAnsi="Iskoola Pota" w:cs="Iskoola Pota"/>
-                <w:sz w:val="22"/>
-                <w:szCs w:val="22"/>
-              </w:rPr>
-              <w:t>………….</w:t>
-            </w:r>
-          </w:p>
-        </w:tc>
-        <w:tc>
-          <w:tcPr>
-            <w:tcW w:w="1870" w:type="dxa"/>
-          </w:tcPr>
-          <w:p>
-            <w:pPr>
-              <w:spacing w:line="276" w:lineRule="auto"/>
-              <w:jc w:val="center"/>
-              <w:rPr>
-                <w:rFonts w:ascii="Iskoola Pota" w:hAnsi="Iskoola Pota" w:cs="Iskoola Pota"/>
-                <w:sz w:val="22"/>
-                <w:szCs w:val="22"/>
-              </w:rPr>
-            </w:pPr>
-            <w:r>
-              <w:rPr>
-                <w:rFonts w:ascii="Iskoola Pota" w:hAnsi="Iskoola Pota" w:cs="Iskoola Pota"/>
-                <w:sz w:val="22"/>
-                <w:szCs w:val="22"/>
-              </w:rPr>
-              <w:t>………….</w:t>
-            </w:r>
-          </w:p>
-        </w:tc>
-        <w:tc>
-          <w:tcPr>
-            <w:tcW w:w="1870" w:type="dxa"/>
-          </w:tcPr>
-          <w:p>
-            <w:pPr>
-              <w:spacing w:line="276" w:lineRule="auto"/>
-              <w:jc w:val="center"/>
-              <w:rPr>
-                <w:rFonts w:ascii="Iskoola Pota" w:hAnsi="Iskoola Pota" w:cs="Iskoola Pota"/>
-                <w:sz w:val="22"/>
-                <w:szCs w:val="22"/>
-              </w:rPr>
-            </w:pPr>
-            <w:r>
-              <w:rPr>
-                <w:rFonts w:ascii="Iskoola Pota" w:hAnsi="Iskoola Pota" w:cs="Iskoola Pota"/>
-                <w:sz w:val="22"/>
-                <w:szCs w:val="22"/>
-              </w:rPr>
-              <w:t>………….</w:t>
-            </w:r>
-          </w:p>
-        </w:tc>
-        <w:tc>
-          <w:tcPr>
-            <w:tcW w:w="1870" w:type="dxa"/>
-          </w:tcPr>
-          <w:p>
-            <w:pPr>
-              <w:spacing w:line="276" w:lineRule="auto"/>
-              <w:jc w:val="center"/>
-              <w:rPr>
-                <w:rFonts w:ascii="Iskoola Pota" w:hAnsi="Iskoola Pota" w:cs="Iskoola Pota"/>
-                <w:sz w:val="22"/>
-                <w:szCs w:val="22"/>
-              </w:rPr>
-            </w:pPr>
-            <w:r>
-              <w:rPr>
-                <w:rFonts w:ascii="Iskoola Pota" w:hAnsi="Iskoola Pota" w:cs="Iskoola Pota"/>
-                <w:sz w:val="22"/>
-                <w:szCs w:val="22"/>
-              </w:rPr>
-              <w:t>………….</w:t>
-            </w:r>
-          </w:p>
-        </w:tc>
-      </w:tr>
-    </w:tbl>
-    <w:p>
-      <w:pPr>
-        <w:spacing w:line="240" w:lineRule="auto"/>
-        <w:rPr>
-          <w:b/>
-          <w:bCs/>
-        </w:rPr>
-      </w:pPr>
-      <w:r>
-        <w:rPr>
-          <w:b/>
-          <w:bCs/>
-        </w:rPr>
-        <w:t xml:space="preserve">04. </w:t>
-      </w:r>
-      <w:r>
-        <w:rPr>
-          <w:rFonts w:ascii="Iskoola Pota" w:hAnsi="Iskoola Pota" w:cs="Iskoola Pota"/>
-          <w:b/>
-          <w:bCs/>
-        </w:rPr>
-        <w:t>විනය</w:t>
-      </w:r>
-      <w:r>
-        <w:rPr>
-          <w:b/>
-          <w:bCs/>
-        </w:rPr>
-        <w:t xml:space="preserve"> </w:t>
-      </w:r>
-      <w:r>
-        <w:rPr>
-          <w:rFonts w:ascii="Iskoola Pota" w:hAnsi="Iskoola Pota" w:cs="Iskoola Pota"/>
-          <w:b/>
-          <w:bCs/>
-        </w:rPr>
-        <w:t>හා</w:t>
-      </w:r>
-      <w:r>
-        <w:rPr>
-          <w:b/>
-          <w:bCs/>
-        </w:rPr>
-        <w:t xml:space="preserve"> </w:t>
-      </w:r>
-      <w:r>
-        <w:rPr>
-          <w:rFonts w:ascii="Iskoola Pota" w:hAnsi="Iskoola Pota" w:cs="Iskoola Pota"/>
-          <w:b/>
-          <w:bCs/>
-        </w:rPr>
-        <w:t>හැසිරීම</w:t>
-      </w:r>
-    </w:p>
-    <w:p>
-      <w:pPr>
-        <w:spacing w:line="276" w:lineRule="auto"/>
-        <w:rPr>
-          <w:sz w:val="22"/>
-          <w:szCs w:val="22"/>
-        </w:rPr>
-      </w:pPr>
-      <w:r>
-        <w:rPr>
-          <w:sz w:val="22"/>
-          <w:szCs w:val="22"/>
-        </w:rPr>
-        <w:t xml:space="preserve">4.1. </w:t>
-      </w:r>
-      <w:r>
-        <w:rPr>
-          <w:rFonts w:ascii="Iskoola Pota" w:hAnsi="Iskoola Pota" w:cs="Iskoola Pota"/>
-          <w:sz w:val="22"/>
-          <w:szCs w:val="22"/>
-        </w:rPr>
-        <w:t>රාජකාරි</w:t>
-      </w:r>
-      <w:r>
-        <w:rPr>
-          <w:sz w:val="22"/>
-          <w:szCs w:val="22"/>
-        </w:rPr>
-        <w:t xml:space="preserve"> </w:t>
-      </w:r>
-      <w:r>
-        <w:rPr>
-          <w:rFonts w:ascii="Iskoola Pota" w:hAnsi="Iskoola Pota" w:cs="Iskoola Pota"/>
-          <w:sz w:val="22"/>
-          <w:szCs w:val="22"/>
-        </w:rPr>
-        <w:t>ස්ථානය</w:t>
-      </w:r>
-      <w:r>
-        <w:rPr>
-          <w:sz w:val="22"/>
-          <w:szCs w:val="22"/>
-        </w:rPr>
-        <w:t xml:space="preserve"> </w:t>
-      </w:r>
-      <w:r>
-        <w:rPr>
-          <w:rFonts w:ascii="Iskoola Pota" w:hAnsi="Iskoola Pota" w:cs="Iskoola Pota"/>
-          <w:sz w:val="22"/>
-          <w:szCs w:val="22"/>
-        </w:rPr>
-        <w:t>තුළ</w:t>
-      </w:r>
-      <w:r>
-        <w:rPr>
-          <w:sz w:val="22"/>
-          <w:szCs w:val="22"/>
-        </w:rPr>
-        <w:t xml:space="preserve"> </w:t>
-      </w:r>
-      <w:r>
-        <w:rPr>
-          <w:rFonts w:ascii="Iskoola Pota" w:hAnsi="Iskoola Pota" w:cs="Iskoola Pota"/>
-          <w:sz w:val="22"/>
-          <w:szCs w:val="22"/>
-        </w:rPr>
-        <w:t>දී</w:t>
-      </w:r>
-      <w:r>
-        <w:rPr>
-          <w:sz w:val="22"/>
-          <w:szCs w:val="22"/>
-        </w:rPr>
-        <w:t xml:space="preserve"> </w:t>
-      </w:r>
-      <w:r>
-        <w:rPr>
-          <w:rFonts w:ascii="Iskoola Pota" w:hAnsi="Iskoola Pota" w:cs="Iskoola Pota"/>
-          <w:sz w:val="22"/>
-          <w:szCs w:val="22"/>
-        </w:rPr>
-        <w:t>විනය</w:t>
-      </w:r>
-      <w:r>
-        <w:rPr>
-          <w:sz w:val="22"/>
-          <w:szCs w:val="22"/>
-        </w:rPr>
-        <w:t xml:space="preserve"> </w:t>
-      </w:r>
-      <w:r>
-        <w:rPr>
-          <w:rFonts w:ascii="Iskoola Pota" w:hAnsi="Iskoola Pota" w:cs="Iskoola Pota"/>
-          <w:sz w:val="22"/>
-          <w:szCs w:val="22"/>
-        </w:rPr>
-        <w:t>හා</w:t>
-      </w:r>
-      <w:r>
-        <w:rPr>
-          <w:sz w:val="22"/>
-          <w:szCs w:val="22"/>
-        </w:rPr>
-        <w:t xml:space="preserve"> </w:t>
-      </w:r>
-      <w:r>
-        <w:rPr>
-          <w:rFonts w:ascii="Iskoola Pota" w:hAnsi="Iskoola Pota" w:cs="Iskoola Pota"/>
-          <w:sz w:val="22"/>
-          <w:szCs w:val="22"/>
-        </w:rPr>
-        <w:t>හැසිරීම</w:t>
-      </w:r>
-      <w:r>
-        <w:rPr>
-          <w:sz w:val="22"/>
-          <w:szCs w:val="22"/>
-        </w:rPr>
-        <w:t>: (</w:t>
-      </w:r>
-      <w:r>
-        <w:rPr>
-          <w:rFonts w:ascii="Iskoola Pota" w:hAnsi="Iskoola Pota" w:cs="Iskoola Pota"/>
-          <w:sz w:val="22"/>
-          <w:szCs w:val="22"/>
-        </w:rPr>
-        <w:t>දුර්වලයි</w:t>
-      </w:r>
-      <w:r>
-        <w:rPr>
-          <w:sz w:val="22"/>
-          <w:szCs w:val="22"/>
-        </w:rPr>
-        <w:t xml:space="preserve"> / </w:t>
-      </w:r>
-      <w:r>
-        <w:rPr>
-          <w:rFonts w:ascii="Iskoola Pota" w:hAnsi="Iskoola Pota" w:cs="Iskoola Pota"/>
-          <w:sz w:val="22"/>
-          <w:szCs w:val="22"/>
-        </w:rPr>
-        <w:t>සතුටුදායකයි</w:t>
-      </w:r>
-      <w:r>
-        <w:rPr>
-          <w:sz w:val="22"/>
-          <w:szCs w:val="22"/>
-        </w:rPr>
-        <w:t xml:space="preserve"> / </w:t>
-      </w:r>
-      <w:r>
-        <w:rPr>
-          <w:rFonts w:ascii="Iskoola Pota" w:hAnsi="Iskoola Pota" w:cs="Iskoola Pota"/>
-          <w:sz w:val="22"/>
-          <w:szCs w:val="22"/>
-        </w:rPr>
-        <w:t>හොඳයි</w:t>
-      </w:r>
-      <w:r>
-        <w:rPr>
-          <w:sz w:val="22"/>
-          <w:szCs w:val="22"/>
-        </w:rPr>
-        <w:t xml:space="preserve"> / </w:t>
-      </w:r>
-      <w:r>
-        <w:rPr>
-          <w:rFonts w:ascii="Iskoola Pota" w:hAnsi="Iskoola Pota" w:cs="Iskoola Pota"/>
-          <w:sz w:val="22"/>
-          <w:szCs w:val="22"/>
-        </w:rPr>
-        <w:t>ඉතා</w:t>
-      </w:r>
-      <w:r>
-        <w:rPr>
-          <w:sz w:val="22"/>
-          <w:szCs w:val="22"/>
-        </w:rPr>
-        <w:t xml:space="preserve"> </w:t>
-      </w:r>
-      <w:r>
-        <w:rPr>
-          <w:rFonts w:ascii="Iskoola Pota" w:hAnsi="Iskoola Pota" w:cs="Iskoola Pota"/>
-          <w:sz w:val="22"/>
-          <w:szCs w:val="22"/>
-        </w:rPr>
-        <w:t>හොඳයි</w:t>
-      </w:r>
-      <w:r>
-        <w:rPr>
-          <w:sz w:val="22"/>
-          <w:szCs w:val="22"/>
-        </w:rPr>
-        <w:t>)</w:t>
-      </w:r>
-    </w:p>
-    <w:p>
-      <w:pPr>
-        <w:spacing w:line="276" w:lineRule="auto"/>
-        <w:rPr>
-          <w:sz w:val="22"/>
-          <w:szCs w:val="22"/>
-        </w:rPr>
-      </w:pPr>
-      <w:r>
-        <w:rPr>
-          <w:sz w:val="22"/>
-          <w:szCs w:val="22"/>
-        </w:rPr>
-        <w:t xml:space="preserve">4.2. </w:t>
-      </w:r>
-      <w:r>
-        <w:rPr>
-          <w:rFonts w:ascii="Iskoola Pota" w:hAnsi="Iskoola Pota" w:cs="Iskoola Pota"/>
-          <w:sz w:val="22"/>
-          <w:szCs w:val="22"/>
-        </w:rPr>
-        <w:t>සේවා</w:t>
-      </w:r>
-      <w:r>
-        <w:rPr>
-          <w:sz w:val="22"/>
-          <w:szCs w:val="22"/>
-        </w:rPr>
-        <w:t xml:space="preserve"> </w:t>
-      </w:r>
-      <w:r>
-        <w:rPr>
-          <w:rFonts w:ascii="Iskoola Pota" w:hAnsi="Iskoola Pota" w:cs="Iskoola Pota"/>
-          <w:sz w:val="22"/>
-          <w:szCs w:val="22"/>
-        </w:rPr>
-        <w:t>ස්ථානයෙන්</w:t>
-      </w:r>
-      <w:r>
-        <w:rPr>
-          <w:sz w:val="22"/>
-          <w:szCs w:val="22"/>
-        </w:rPr>
-        <w:t xml:space="preserve"> </w:t>
-      </w:r>
-      <w:r>
-        <w:rPr>
-          <w:rFonts w:ascii="Iskoola Pota" w:hAnsi="Iskoola Pota" w:cs="Iskoola Pota"/>
-          <w:sz w:val="22"/>
-          <w:szCs w:val="22"/>
-        </w:rPr>
-        <w:t>පිටතදී</w:t>
-      </w:r>
-      <w:r>
-        <w:rPr>
-          <w:sz w:val="22"/>
-          <w:szCs w:val="22"/>
-        </w:rPr>
-        <w:t xml:space="preserve"> </w:t>
-      </w:r>
-      <w:r>
-        <w:rPr>
-          <w:rFonts w:ascii="Iskoola Pota" w:hAnsi="Iskoola Pota" w:cs="Iskoola Pota"/>
-          <w:sz w:val="22"/>
-          <w:szCs w:val="22"/>
-        </w:rPr>
-        <w:t>හා</w:t>
-      </w:r>
-      <w:r>
-        <w:rPr>
-          <w:sz w:val="22"/>
-          <w:szCs w:val="22"/>
-        </w:rPr>
-        <w:t xml:space="preserve"> </w:t>
-      </w:r>
-      <w:r>
-        <w:rPr>
-          <w:rFonts w:ascii="Iskoola Pota" w:hAnsi="Iskoola Pota" w:cs="Iskoola Pota"/>
-          <w:sz w:val="22"/>
-          <w:szCs w:val="22"/>
-        </w:rPr>
-        <w:t>රාජකාරියෙන්</w:t>
-      </w:r>
-      <w:r>
-        <w:rPr>
-          <w:sz w:val="22"/>
-          <w:szCs w:val="22"/>
-        </w:rPr>
-        <w:t xml:space="preserve"> </w:t>
-      </w:r>
-      <w:r>
-        <w:rPr>
-          <w:rFonts w:ascii="Iskoola Pota" w:hAnsi="Iskoola Pota" w:cs="Iskoola Pota"/>
-          <w:sz w:val="22"/>
-          <w:szCs w:val="22"/>
-        </w:rPr>
-        <w:t>බැහැර</w:t>
-      </w:r>
-      <w:r>
-        <w:rPr>
-          <w:sz w:val="22"/>
-          <w:szCs w:val="22"/>
-        </w:rPr>
-        <w:t xml:space="preserve"> </w:t>
-      </w:r>
-      <w:r>
-        <w:rPr>
-          <w:rFonts w:ascii="Iskoola Pota" w:hAnsi="Iskoola Pota" w:cs="Iskoola Pota"/>
-          <w:sz w:val="22"/>
-          <w:szCs w:val="22"/>
-        </w:rPr>
-        <w:t>කාලය</w:t>
-      </w:r>
-      <w:r>
-        <w:rPr>
-          <w:sz w:val="22"/>
-          <w:szCs w:val="22"/>
-        </w:rPr>
-        <w:t xml:space="preserve"> </w:t>
-      </w:r>
-      <w:r>
-        <w:rPr>
-          <w:rFonts w:ascii="Iskoola Pota" w:hAnsi="Iskoola Pota" w:cs="Iskoola Pota"/>
-          <w:sz w:val="22"/>
-          <w:szCs w:val="22"/>
-        </w:rPr>
-        <w:t>තුළ</w:t>
-      </w:r>
-      <w:r>
-        <w:rPr>
-          <w:sz w:val="22"/>
-          <w:szCs w:val="22"/>
-        </w:rPr>
-        <w:t xml:space="preserve"> </w:t>
-      </w:r>
-      <w:r>
-        <w:rPr>
-          <w:rFonts w:ascii="Iskoola Pota" w:hAnsi="Iskoola Pota" w:cs="Iskoola Pota"/>
-          <w:sz w:val="22"/>
-          <w:szCs w:val="22"/>
-        </w:rPr>
-        <w:t>දී</w:t>
-      </w:r>
-      <w:r>
-        <w:rPr>
-          <w:sz w:val="22"/>
-          <w:szCs w:val="22"/>
-        </w:rPr>
-        <w:t xml:space="preserve"> </w:t>
-      </w:r>
-      <w:r>
-        <w:rPr>
-          <w:rFonts w:ascii="Iskoola Pota" w:hAnsi="Iskoola Pota" w:cs="Iskoola Pota"/>
-          <w:sz w:val="22"/>
-          <w:szCs w:val="22"/>
-        </w:rPr>
-        <w:t>විනය</w:t>
-      </w:r>
-      <w:r>
-        <w:rPr>
-          <w:sz w:val="22"/>
-          <w:szCs w:val="22"/>
-        </w:rPr>
-        <w:t xml:space="preserve"> </w:t>
-      </w:r>
-      <w:r>
-        <w:rPr>
-          <w:rFonts w:ascii="Iskoola Pota" w:hAnsi="Iskoola Pota" w:cs="Iskoola Pota"/>
-          <w:sz w:val="22"/>
-          <w:szCs w:val="22"/>
-        </w:rPr>
-        <w:t>හා</w:t>
-      </w:r>
-      <w:r>
-        <w:rPr>
-          <w:sz w:val="22"/>
-          <w:szCs w:val="22"/>
-        </w:rPr>
-        <w:t xml:space="preserve"> </w:t>
-      </w:r>
-      <w:r>
-        <w:rPr>
-          <w:rFonts w:ascii="Iskoola Pota" w:hAnsi="Iskoola Pota" w:cs="Iskoola Pota"/>
-          <w:sz w:val="22"/>
-          <w:szCs w:val="22"/>
-        </w:rPr>
-        <w:t>හැසිරීම</w:t>
-      </w:r>
-      <w:r>
-        <w:rPr>
-          <w:sz w:val="22"/>
-          <w:szCs w:val="22"/>
-        </w:rPr>
-        <w:t>: (</w:t>
-      </w:r>
-      <w:r>
-        <w:rPr>
-          <w:rFonts w:ascii="Iskoola Pota" w:hAnsi="Iskoola Pota" w:cs="Iskoola Pota"/>
-          <w:sz w:val="22"/>
-          <w:szCs w:val="22"/>
-        </w:rPr>
-        <w:t>දුර්වලයි</w:t>
-      </w:r>
-      <w:r>
-        <w:rPr>
-          <w:sz w:val="22"/>
-          <w:szCs w:val="22"/>
-        </w:rPr>
-        <w:t xml:space="preserve"> / </w:t>
-      </w:r>
-      <w:r>
-        <w:rPr>
-          <w:rFonts w:ascii="Iskoola Pota" w:hAnsi="Iskoola Pota" w:cs="Iskoola Pota"/>
-          <w:sz w:val="22"/>
-          <w:szCs w:val="22"/>
-        </w:rPr>
-        <w:t>සතුටුදායකයි</w:t>
-      </w:r>
-      <w:r>
-        <w:rPr>
-          <w:sz w:val="22"/>
-          <w:szCs w:val="22"/>
-        </w:rPr>
-        <w:t xml:space="preserve"> / </w:t>
-      </w:r>
-      <w:r>
-        <w:rPr>
-          <w:rFonts w:ascii="Iskoola Pota" w:hAnsi="Iskoola Pota" w:cs="Iskoola Pota"/>
-          <w:sz w:val="22"/>
-          <w:szCs w:val="22"/>
-        </w:rPr>
-        <w:t>හොඳයි</w:t>
-      </w:r>
-      <w:r>
-        <w:rPr>
-          <w:sz w:val="22"/>
-          <w:szCs w:val="22"/>
-        </w:rPr>
-        <w:t xml:space="preserve"> / </w:t>
-      </w:r>
-      <w:r>
-        <w:rPr>
-          <w:rFonts w:ascii="Iskoola Pota" w:hAnsi="Iskoola Pota" w:cs="Iskoola Pota"/>
-          <w:sz w:val="22"/>
-          <w:szCs w:val="22"/>
-        </w:rPr>
-        <w:t>ඉතා</w:t>
-      </w:r>
-      <w:r>
-        <w:rPr>
-          <w:sz w:val="22"/>
-          <w:szCs w:val="22"/>
-        </w:rPr>
-        <w:t xml:space="preserve"> </w:t>
-      </w:r>
-      <w:r>
-        <w:rPr>
-          <w:rFonts w:ascii="Iskoola Pota" w:hAnsi="Iskoola Pota" w:cs="Iskoola Pota"/>
-          <w:sz w:val="22"/>
-          <w:szCs w:val="22"/>
-        </w:rPr>
-        <w:t>හොඳයි</w:t>
-      </w:r>
-      <w:r>
-        <w:rPr>
-          <w:sz w:val="22"/>
-          <w:szCs w:val="22"/>
-        </w:rPr>
-        <w:t>)</w:t>
-      </w:r>
-    </w:p>
-    <w:p>
-      <w:pPr>
-        <w:spacing w:line="276" w:lineRule="auto"/>
-        <w:rPr>
-          <w:sz w:val="22"/>
-          <w:szCs w:val="22"/>
-        </w:rPr>
-      </w:pPr>
-      <w:r>
-        <w:rPr>
-          <w:sz w:val="22"/>
-          <w:szCs w:val="22"/>
-        </w:rPr>
-        <w:t xml:space="preserve">4.3. </w:t>
-      </w:r>
-      <w:r>
-        <w:rPr>
-          <w:rFonts w:ascii="Iskoola Pota" w:hAnsi="Iskoola Pota" w:cs="Iskoola Pota"/>
-          <w:sz w:val="22"/>
-          <w:szCs w:val="22"/>
-        </w:rPr>
-        <w:t>අදාළ</w:t>
-      </w:r>
-      <w:r>
-        <w:rPr>
-          <w:sz w:val="22"/>
-          <w:szCs w:val="22"/>
-        </w:rPr>
-        <w:t xml:space="preserve"> </w:t>
-      </w:r>
-      <w:r>
-        <w:rPr>
-          <w:rFonts w:ascii="Iskoola Pota" w:hAnsi="Iskoola Pota" w:cs="Iskoola Pota"/>
-          <w:sz w:val="22"/>
-          <w:szCs w:val="22"/>
-        </w:rPr>
-        <w:t>කාලය</w:t>
-      </w:r>
-      <w:r>
-        <w:rPr>
-          <w:sz w:val="22"/>
-          <w:szCs w:val="22"/>
-        </w:rPr>
-        <w:t xml:space="preserve"> </w:t>
-      </w:r>
-      <w:r>
-        <w:rPr>
-          <w:rFonts w:ascii="Iskoola Pota" w:hAnsi="Iskoola Pota" w:cs="Iskoola Pota"/>
-          <w:sz w:val="22"/>
-          <w:szCs w:val="22"/>
-        </w:rPr>
-        <w:t>තුළ</w:t>
-      </w:r>
-      <w:r>
-        <w:rPr>
-          <w:sz w:val="22"/>
-          <w:szCs w:val="22"/>
-        </w:rPr>
-        <w:t xml:space="preserve"> </w:t>
-      </w:r>
-      <w:r>
-        <w:rPr>
-          <w:rFonts w:ascii="Iskoola Pota" w:hAnsi="Iskoola Pota" w:cs="Iskoola Pota"/>
-          <w:sz w:val="22"/>
-          <w:szCs w:val="22"/>
-        </w:rPr>
-        <w:t>දී</w:t>
-      </w:r>
-      <w:r>
-        <w:rPr>
-          <w:sz w:val="22"/>
-          <w:szCs w:val="22"/>
-        </w:rPr>
-        <w:t xml:space="preserve"> </w:t>
-      </w:r>
-      <w:r>
-        <w:rPr>
-          <w:rFonts w:ascii="Iskoola Pota" w:hAnsi="Iskoola Pota" w:cs="Iskoola Pota"/>
-          <w:sz w:val="22"/>
-          <w:szCs w:val="22"/>
-        </w:rPr>
-        <w:t>නිලධරයා</w:t>
-      </w:r>
-      <w:r>
-        <w:rPr>
-          <w:sz w:val="22"/>
-          <w:szCs w:val="22"/>
-        </w:rPr>
-        <w:t xml:space="preserve"> </w:t>
-      </w:r>
-      <w:r>
-        <w:rPr>
-          <w:rFonts w:ascii="Iskoola Pota" w:hAnsi="Iskoola Pota" w:cs="Iskoola Pota"/>
-          <w:sz w:val="22"/>
-          <w:szCs w:val="22"/>
-        </w:rPr>
-        <w:t>සම්බන්ධව</w:t>
-      </w:r>
-      <w:r>
-        <w:rPr>
-          <w:sz w:val="22"/>
-          <w:szCs w:val="22"/>
-        </w:rPr>
-        <w:t xml:space="preserve"> </w:t>
-      </w:r>
-      <w:r>
-        <w:rPr>
-          <w:rFonts w:ascii="Iskoola Pota" w:hAnsi="Iskoola Pota" w:cs="Iskoola Pota"/>
-          <w:sz w:val="22"/>
-          <w:szCs w:val="22"/>
-        </w:rPr>
-        <w:t>ගනු</w:t>
-      </w:r>
-      <w:r>
-        <w:rPr>
-          <w:sz w:val="22"/>
-          <w:szCs w:val="22"/>
-        </w:rPr>
-        <w:t xml:space="preserve"> </w:t>
-      </w:r>
-      <w:r>
-        <w:rPr>
-          <w:rFonts w:ascii="Iskoola Pota" w:hAnsi="Iskoola Pota" w:cs="Iskoola Pota"/>
-          <w:sz w:val="22"/>
-          <w:szCs w:val="22"/>
-        </w:rPr>
-        <w:t>ලැබූ</w:t>
-      </w:r>
-      <w:r>
-        <w:rPr>
-          <w:sz w:val="22"/>
-          <w:szCs w:val="22"/>
-        </w:rPr>
-        <w:t xml:space="preserve"> </w:t>
-      </w:r>
-      <w:r>
-        <w:rPr>
-          <w:rFonts w:ascii="Iskoola Pota" w:hAnsi="Iskoola Pota" w:cs="Iskoola Pota"/>
-          <w:sz w:val="22"/>
-          <w:szCs w:val="22"/>
-        </w:rPr>
-        <w:t>විනය</w:t>
-      </w:r>
-      <w:r>
-        <w:rPr>
-          <w:sz w:val="22"/>
-          <w:szCs w:val="22"/>
-        </w:rPr>
-        <w:t xml:space="preserve"> </w:t>
-      </w:r>
-      <w:r>
-        <w:rPr>
-          <w:rFonts w:ascii="Iskoola Pota" w:hAnsi="Iskoola Pota" w:cs="Iskoola Pota"/>
-          <w:sz w:val="22"/>
-          <w:szCs w:val="22"/>
-        </w:rPr>
-        <w:t>පියවර</w:t>
-      </w:r>
-      <w:r>
-        <w:rPr>
-          <w:sz w:val="22"/>
-          <w:szCs w:val="22"/>
-        </w:rPr>
-        <w:t xml:space="preserve"> </w:t>
-      </w:r>
-      <w:r>
-        <w:rPr>
-          <w:rFonts w:ascii="Iskoola Pota" w:hAnsi="Iskoola Pota" w:cs="Iskoola Pota"/>
-          <w:sz w:val="22"/>
-          <w:szCs w:val="22"/>
-        </w:rPr>
-        <w:t>පිළිබඳ</w:t>
-      </w:r>
-      <w:r>
-        <w:rPr>
-          <w:sz w:val="22"/>
-          <w:szCs w:val="22"/>
-        </w:rPr>
-        <w:t xml:space="preserve"> </w:t>
-      </w:r>
-      <w:r>
-        <w:rPr>
-          <w:rFonts w:ascii="Iskoola Pota" w:hAnsi="Iskoola Pota" w:cs="Iskoola Pota"/>
-          <w:sz w:val="22"/>
-          <w:szCs w:val="22"/>
-        </w:rPr>
-        <w:t>විස්තර</w:t>
-      </w:r>
-      <w:r>
-        <w:rPr>
-          <w:sz w:val="22"/>
-          <w:szCs w:val="22"/>
-        </w:rPr>
-        <w:t xml:space="preserve"> </w:t>
-      </w:r>
-      <w:r>
-        <w:rPr>
-          <w:rFonts w:ascii="Iskoola Pota" w:hAnsi="Iskoola Pota" w:cs="Iskoola Pota"/>
-          <w:sz w:val="22"/>
-          <w:szCs w:val="22"/>
-        </w:rPr>
-        <w:t>සැකෙවින්</w:t>
-      </w:r>
-      <w:r>
-        <w:rPr>
-          <w:sz w:val="22"/>
-          <w:szCs w:val="22"/>
-        </w:rPr>
-        <w:t>:</w:t>
-      </w:r>
-    </w:p>
-    <w:p>
-      <w:pPr>
-        <w:spacing w:before="240" w:line="276" w:lineRule="auto"/>
-        <w:rPr>
-          <w:sz w:val="22"/>
-          <w:szCs w:val="22"/>
-        </w:rPr>
-      </w:pPr>
-      <w:r>
-        <w:rPr>
-          <w:sz w:val="22"/>
-          <w:szCs w:val="22"/>
-        </w:rPr>
-        <w:t>........................................................................................................................</w:t>
-      </w:r>
-      <w:r>
-        <w:rPr>
-          <w:sz w:val="22"/>
-          <w:szCs w:val="22"/>
-        </w:rPr>
-        <w:t>................................................</w:t>
-      </w:r>
-    </w:p>
-    <w:p>
-      <w:pPr>
-        <w:spacing w:before="240" w:line="276" w:lineRule="auto"/>
-        <w:rPr>
-          <w:sz w:val="22"/>
-          <w:szCs w:val="22"/>
-        </w:rPr>
-      </w:pPr>
-      <w:r>
-        <w:rPr>
-          <w:sz w:val="22"/>
-          <w:szCs w:val="22"/>
-        </w:rPr>
-        <w:t>........................................................................................................................</w:t>
-      </w:r>
-      <w:r>
-        <w:rPr>
-          <w:sz w:val="22"/>
-          <w:szCs w:val="22"/>
-        </w:rPr>
-        <w:t>................................................</w:t>
-      </w:r>
-    </w:p>
-    <w:p>
-      <w:pPr>
-        <w:spacing w:after="0" w:line="240" w:lineRule="auto"/>
-        <w:rPr>
-          <w:sz w:val="22"/>
-          <w:szCs w:val="22"/>
-        </w:rPr>
-      </w:pPr>
-    </w:p>
-    <w:p>
-      <w:pPr>
-        <w:spacing w:line="276" w:lineRule="auto"/>
-        <w:rPr>
-          <w:b/>
-          <w:bCs/>
-        </w:rPr>
-      </w:pPr>
-      <w:r>
-        <w:rPr>
-          <w:b/>
-          <w:bCs/>
-        </w:rPr>
-        <w:t xml:space="preserve">05. </w:t>
-      </w:r>
-      <w:r>
-        <w:rPr>
-          <w:rFonts w:ascii="Iskoola Pota" w:hAnsi="Iskoola Pota" w:cs="Iskoola Pota"/>
-          <w:b/>
-          <w:bCs/>
-        </w:rPr>
-        <w:t>සෞඛ්</w:t>
-      </w:r>
-      <w:r>
-        <w:rPr>
-          <w:b/>
-          <w:bCs/>
-        </w:rPr>
-        <w:t>‍</w:t>
-      </w:r>
-      <w:r>
-        <w:rPr>
-          <w:rFonts w:ascii="Iskoola Pota" w:hAnsi="Iskoola Pota" w:cs="Iskoola Pota"/>
-          <w:b/>
-          <w:bCs/>
-        </w:rPr>
-        <w:t>ය</w:t>
-      </w:r>
-      <w:r>
-        <w:rPr>
-          <w:b/>
-          <w:bCs/>
-        </w:rPr>
-        <w:t xml:space="preserve"> </w:t>
-      </w:r>
-      <w:r>
-        <w:rPr>
-          <w:rFonts w:ascii="Iskoola Pota" w:hAnsi="Iskoola Pota" w:cs="Iskoola Pota"/>
-          <w:b/>
-          <w:bCs/>
-        </w:rPr>
-        <w:t>තත්ත්වය</w:t>
-      </w:r>
-    </w:p>
-    <w:p>
-      <w:pPr>
-        <w:spacing w:line="276" w:lineRule="auto"/>
-        <w:rPr>
-          <w:sz w:val="22"/>
-          <w:szCs w:val="22"/>
-        </w:rPr>
-      </w:pPr>
-      <w:r>
-        <w:rPr>
-          <w:sz w:val="22"/>
-          <w:szCs w:val="22"/>
-        </w:rPr>
-        <w:t xml:space="preserve">5.1. </w:t>
-      </w:r>
-      <w:r>
-        <w:rPr>
-          <w:rFonts w:ascii="Iskoola Pota" w:hAnsi="Iskoola Pota" w:cs="Iskoola Pota"/>
-          <w:sz w:val="22"/>
-          <w:szCs w:val="22"/>
-        </w:rPr>
-        <w:t>කායික</w:t>
-      </w:r>
-      <w:r>
-        <w:rPr>
-          <w:sz w:val="22"/>
-          <w:szCs w:val="22"/>
-        </w:rPr>
-        <w:t xml:space="preserve"> </w:t>
-      </w:r>
-      <w:r>
-        <w:rPr>
-          <w:rFonts w:ascii="Iskoola Pota" w:hAnsi="Iskoola Pota" w:cs="Iskoola Pota"/>
-          <w:sz w:val="22"/>
-          <w:szCs w:val="22"/>
-        </w:rPr>
-        <w:t>සෞඛ්</w:t>
-      </w:r>
-      <w:r>
-        <w:rPr>
-          <w:sz w:val="22"/>
-          <w:szCs w:val="22"/>
-        </w:rPr>
-        <w:t>‍</w:t>
-      </w:r>
-      <w:r>
-        <w:rPr>
-          <w:rFonts w:ascii="Iskoola Pota" w:hAnsi="Iskoola Pota" w:cs="Iskoola Pota"/>
-          <w:sz w:val="22"/>
-          <w:szCs w:val="22"/>
-        </w:rPr>
-        <w:t>ය</w:t>
-      </w:r>
-      <w:r>
-        <w:rPr>
-          <w:sz w:val="22"/>
-          <w:szCs w:val="22"/>
-        </w:rPr>
-        <w:t xml:space="preserve"> </w:t>
-      </w:r>
-      <w:r>
-        <w:rPr>
-          <w:rFonts w:ascii="Iskoola Pota" w:hAnsi="Iskoola Pota" w:cs="Iskoola Pota"/>
-          <w:sz w:val="22"/>
-          <w:szCs w:val="22"/>
-        </w:rPr>
-        <w:t>තත්ත්වය</w:t>
-      </w:r>
-      <w:r>
-        <w:rPr>
-          <w:sz w:val="22"/>
-          <w:szCs w:val="22"/>
-        </w:rPr>
-        <w:t xml:space="preserve"> </w:t>
-      </w:r>
-      <w:r>
-        <w:rPr>
-          <w:rFonts w:ascii="Iskoola Pota" w:hAnsi="Iskoola Pota" w:cs="Iskoola Pota"/>
-          <w:sz w:val="22"/>
-          <w:szCs w:val="22"/>
-        </w:rPr>
-        <w:t>යහපත්</w:t>
-      </w:r>
-      <w:r>
-        <w:rPr>
-          <w:sz w:val="22"/>
-          <w:szCs w:val="22"/>
-        </w:rPr>
-        <w:t xml:space="preserve"> </w:t>
-      </w:r>
-      <w:r>
-        <w:rPr>
-          <w:rFonts w:ascii="Iskoola Pota" w:hAnsi="Iskoola Pota" w:cs="Iskoola Pota"/>
-          <w:sz w:val="22"/>
-          <w:szCs w:val="22"/>
-        </w:rPr>
-        <w:t>වීද</w:t>
-      </w:r>
-      <w:r>
-        <w:rPr>
-          <w:sz w:val="22"/>
-          <w:szCs w:val="22"/>
-        </w:rPr>
-        <w:t xml:space="preserve">? </w:t>
-      </w:r>
-      <w:r>
-        <w:rPr>
-          <w:sz w:val="22"/>
-          <w:szCs w:val="22"/>
-        </w:rPr>
-        <w:t xml:space="preserve">                 </w:t>
-      </w:r>
-      <w:r>
-        <w:rPr>
-          <w:sz w:val="22"/>
-          <w:szCs w:val="22"/>
-        </w:rPr>
-        <w:t>(</w:t>
-      </w:r>
-      <w:r>
-        <w:rPr>
-          <w:rFonts w:ascii="Iskoola Pota" w:hAnsi="Iskoola Pota" w:cs="Iskoola Pota"/>
-          <w:sz w:val="22"/>
-          <w:szCs w:val="22"/>
-        </w:rPr>
-        <w:t>ඔව්</w:t>
-      </w:r>
-      <w:r>
-        <w:rPr>
-          <w:sz w:val="22"/>
-          <w:szCs w:val="22"/>
-        </w:rPr>
-        <w:t xml:space="preserve"> / </w:t>
-      </w:r>
-      <w:r>
-        <w:rPr>
-          <w:rFonts w:ascii="Iskoola Pota" w:hAnsi="Iskoola Pota" w:cs="Iskoola Pota"/>
-          <w:sz w:val="22"/>
-          <w:szCs w:val="22"/>
-        </w:rPr>
-        <w:t>නැත</w:t>
-      </w:r>
-      <w:r>
-        <w:rPr>
-          <w:sz w:val="22"/>
-          <w:szCs w:val="22"/>
-        </w:rPr>
-        <w:t>)</w:t>
-      </w:r>
-    </w:p>
-    <w:p>
-      <w:pPr>
-        <w:spacing w:line="276" w:lineRule="auto"/>
-        <w:rPr>
-          <w:sz w:val="22"/>
-          <w:szCs w:val="22"/>
-        </w:rPr>
-      </w:pPr>
-      <w:r>
-        <w:rPr>
-          <w:sz w:val="22"/>
-          <w:szCs w:val="22"/>
-        </w:rPr>
-        <w:t xml:space="preserve">5.2. </w:t>
-      </w:r>
-      <w:r>
-        <w:rPr>
-          <w:rFonts w:ascii="Iskoola Pota" w:hAnsi="Iskoola Pota" w:cs="Iskoola Pota"/>
-          <w:sz w:val="22"/>
-          <w:szCs w:val="22"/>
-        </w:rPr>
-        <w:t>මානසික</w:t>
-      </w:r>
-      <w:r>
-        <w:rPr>
-          <w:sz w:val="22"/>
-          <w:szCs w:val="22"/>
-        </w:rPr>
-        <w:t xml:space="preserve"> </w:t>
-      </w:r>
-      <w:r>
-        <w:rPr>
-          <w:rFonts w:ascii="Iskoola Pota" w:hAnsi="Iskoola Pota" w:cs="Iskoola Pota"/>
-          <w:sz w:val="22"/>
-          <w:szCs w:val="22"/>
-        </w:rPr>
-        <w:t>සෞඛ්</w:t>
-      </w:r>
-      <w:r>
-        <w:rPr>
-          <w:sz w:val="22"/>
-          <w:szCs w:val="22"/>
-        </w:rPr>
-        <w:t>‍</w:t>
-      </w:r>
-      <w:r>
-        <w:rPr>
-          <w:rFonts w:ascii="Iskoola Pota" w:hAnsi="Iskoola Pota" w:cs="Iskoola Pota"/>
-          <w:sz w:val="22"/>
-          <w:szCs w:val="22"/>
-        </w:rPr>
-        <w:t>ය</w:t>
-      </w:r>
-      <w:r>
-        <w:rPr>
-          <w:sz w:val="22"/>
-          <w:szCs w:val="22"/>
-        </w:rPr>
-        <w:t xml:space="preserve"> </w:t>
-      </w:r>
-      <w:r>
-        <w:rPr>
-          <w:rFonts w:ascii="Iskoola Pota" w:hAnsi="Iskoola Pota" w:cs="Iskoola Pota"/>
-          <w:sz w:val="22"/>
-          <w:szCs w:val="22"/>
-        </w:rPr>
-        <w:t>තත්ත්වය</w:t>
-      </w:r>
-      <w:r>
-        <w:rPr>
-          <w:sz w:val="22"/>
-          <w:szCs w:val="22"/>
-        </w:rPr>
-        <w:t xml:space="preserve"> </w:t>
-      </w:r>
-      <w:r>
-        <w:rPr>
-          <w:rFonts w:ascii="Iskoola Pota" w:hAnsi="Iskoola Pota" w:cs="Iskoola Pota"/>
-          <w:sz w:val="22"/>
-          <w:szCs w:val="22"/>
-        </w:rPr>
-        <w:t>යහපත්</w:t>
-      </w:r>
-      <w:r>
-        <w:rPr>
-          <w:sz w:val="22"/>
-          <w:szCs w:val="22"/>
-        </w:rPr>
-        <w:t xml:space="preserve"> </w:t>
-      </w:r>
-      <w:r>
-        <w:rPr>
-          <w:rFonts w:ascii="Iskoola Pota" w:hAnsi="Iskoola Pota" w:cs="Iskoola Pota"/>
-          <w:sz w:val="22"/>
-          <w:szCs w:val="22"/>
-        </w:rPr>
-        <w:t>වීද</w:t>
-      </w:r>
-      <w:r>
-        <w:rPr>
-          <w:sz w:val="22"/>
-          <w:szCs w:val="22"/>
-        </w:rPr>
-        <w:t xml:space="preserve">? </w:t>
-      </w:r>
-      <w:r>
-        <w:rPr>
-          <w:sz w:val="22"/>
-          <w:szCs w:val="22"/>
-        </w:rPr>
-        <w:t xml:space="preserve">              </w:t>
-      </w:r>
-      <w:r>
-        <w:rPr>
-          <w:sz w:val="22"/>
-          <w:szCs w:val="22"/>
-        </w:rPr>
-        <w:t>(</w:t>
-      </w:r>
-      <w:r>
-        <w:rPr>
-          <w:rFonts w:ascii="Iskoola Pota" w:hAnsi="Iskoola Pota" w:cs="Iskoola Pota"/>
-          <w:sz w:val="22"/>
-          <w:szCs w:val="22"/>
-        </w:rPr>
-        <w:t>ඔව්</w:t>
-      </w:r>
-      <w:r>
-        <w:rPr>
-          <w:sz w:val="22"/>
-          <w:szCs w:val="22"/>
-        </w:rPr>
-        <w:t xml:space="preserve"> / </w:t>
-      </w:r>
-      <w:r>
-        <w:rPr>
-          <w:rFonts w:ascii="Iskoola Pota" w:hAnsi="Iskoola Pota" w:cs="Iskoola Pota"/>
-          <w:sz w:val="22"/>
-          <w:szCs w:val="22"/>
-        </w:rPr>
-        <w:t>නැත</w:t>
-      </w:r>
-      <w:r>
-        <w:rPr>
-          <w:sz w:val="22"/>
-          <w:szCs w:val="22"/>
-        </w:rPr>
-        <w:t>)</w:t>
-      </w:r>
-    </w:p>
-    <w:p>
-      <w:pPr>
-        <w:spacing w:after="0" w:line="240" w:lineRule="auto"/>
-        <w:rPr>
-          <w:sz w:val="22"/>
-          <w:szCs w:val="22"/>
-        </w:rPr>
-      </w:pPr>
-    </w:p>
-    <w:p>
-      <w:pPr>
-        <w:spacing w:line="276" w:lineRule="auto"/>
-        <w:rPr>
-          <w:b/>
-          <w:bCs/>
-        </w:rPr>
-      </w:pPr>
-      <w:r>
-        <w:rPr>
-          <w:b/>
-          <w:bCs/>
-        </w:rPr>
-        <w:t xml:space="preserve">06. </w:t>
-      </w:r>
-      <w:r>
-        <w:rPr>
-          <w:rFonts w:ascii="Iskoola Pota" w:hAnsi="Iskoola Pota" w:cs="Iskoola Pota"/>
-          <w:b/>
-          <w:bCs/>
-        </w:rPr>
-        <w:t>රාජකාරි</w:t>
-      </w:r>
-      <w:r>
-        <w:rPr>
-          <w:b/>
-          <w:bCs/>
-        </w:rPr>
-        <w:t xml:space="preserve"> </w:t>
-      </w:r>
-      <w:r>
-        <w:rPr>
-          <w:rFonts w:ascii="Iskoola Pota" w:hAnsi="Iskoola Pota" w:cs="Iskoola Pota"/>
-          <w:b/>
-          <w:bCs/>
-        </w:rPr>
-        <w:t>ඉටු</w:t>
-      </w:r>
-      <w:r>
-        <w:rPr>
-          <w:b/>
-          <w:bCs/>
-        </w:rPr>
-        <w:t xml:space="preserve"> </w:t>
-      </w:r>
-      <w:r>
-        <w:rPr>
-          <w:rFonts w:ascii="Iskoola Pota" w:hAnsi="Iskoola Pota" w:cs="Iskoola Pota"/>
-          <w:b/>
-          <w:bCs/>
-        </w:rPr>
-        <w:t>කිරීම</w:t>
-      </w:r>
-    </w:p>
-    <w:tbl>
-      <w:tblPr>
-        <w:tblStyle w:val="TableGrid"/>
-        <w:tblW w:w="0" w:type="auto"/>
-        <w:tblBorders>
-          <w:top w:val="none" w:sz="0" w:space="0" w:color="auto"/>
-          <w:left w:val="none" w:sz="0" w:space="0" w:color="auto"/>
-          <w:bottom w:val="none" w:sz="0" w:space="0" w:color="auto"/>
-          <w:right w:val="none" w:sz="0" w:space="0" w:color="auto"/>
-          <w:insideH w:val="none" w:sz="0" w:space="0" w:color="auto"/>
-          <w:insideV w:val="none" w:sz="0" w:space="0" w:color="auto"/>
-        </w:tblBorders>
-        <w:tblLook w:val="04A0" w:firstRow="1" w:lastRow="0" w:firstColumn="1" w:lastColumn="0" w:noHBand="0" w:noVBand="1"/>
-      </w:tblPr>
-      <w:tblGrid>
-        <w:gridCol w:w="5040"/>
-        <w:gridCol w:w="4310"/>
-      </w:tblGrid>
-      <w:tr>
-        <w:tc>
-          <w:tcPr>
-            <w:tcW w:w="5040" w:type="dxa"/>
-          </w:tcPr>
-          <w:p>
-            <w:pPr>
-              <w:spacing w:line="360" w:lineRule="auto"/>
-              <w:rPr>
-                <w:rFonts w:ascii="Iskoola Pota" w:hAnsi="Iskoola Pota" w:cs="Iskoola Pota"/>
-                <w:b/>
-                <w:bCs/>
-                <w:sz w:val="22"/>
-                <w:szCs w:val="22"/>
-              </w:rPr>
-            </w:pPr>
-            <w:r>
-              <w:rPr>
-                <w:sz w:val="22"/>
-                <w:szCs w:val="22"/>
-              </w:rPr>
-              <w:t xml:space="preserve">6.1. </w:t>
-            </w:r>
-            <w:r>
-              <w:rPr>
-                <w:rFonts w:ascii="Iskoola Pota" w:hAnsi="Iskoola Pota" w:cs="Iskoola Pota"/>
-                <w:sz w:val="22"/>
-                <w:szCs w:val="22"/>
-              </w:rPr>
-              <w:t>හැකියාව</w:t>
-            </w:r>
-          </w:p>
-        </w:tc>
-        <w:tc>
-          <w:tcPr>
-            <w:tcW w:w="4310" w:type="dxa"/>
-          </w:tcPr>
-          <w:p>
-            <w:pPr>
-              <w:spacing w:line="360" w:lineRule="auto"/>
-              <w:jc w:val="center"/>
-              <w:rPr>
-                <w:rFonts w:ascii="Iskoola Pota" w:hAnsi="Iskoola Pota" w:cs="Iskoola Pota"/>
-                <w:b/>
-                <w:bCs/>
-                <w:sz w:val="22"/>
-                <w:szCs w:val="22"/>
-              </w:rPr>
-            </w:pPr>
-            <w:r>
-              <w:rPr>
-                <w:sz w:val="22"/>
-                <w:szCs w:val="22"/>
-              </w:rPr>
-              <w:t>(</w:t>
-            </w:r>
-            <w:r>
-              <w:rPr>
-                <w:rFonts w:ascii="Iskoola Pota" w:hAnsi="Iskoola Pota" w:cs="Iskoola Pota"/>
-                <w:sz w:val="22"/>
-                <w:szCs w:val="22"/>
-              </w:rPr>
-              <w:t>දුර්වලයි</w:t>
-            </w:r>
-            <w:r>
-              <w:rPr>
-                <w:sz w:val="22"/>
-                <w:szCs w:val="22"/>
-              </w:rPr>
-              <w:t xml:space="preserve"> / </w:t>
-            </w:r>
-            <w:r>
-              <w:rPr>
-                <w:rFonts w:ascii="Iskoola Pota" w:hAnsi="Iskoola Pota" w:cs="Iskoola Pota"/>
-                <w:sz w:val="22"/>
-                <w:szCs w:val="22"/>
-              </w:rPr>
-              <w:t>සතුටුදායකයි</w:t>
-            </w:r>
-            <w:r>
-              <w:rPr>
-                <w:sz w:val="22"/>
-                <w:szCs w:val="22"/>
-              </w:rPr>
-              <w:t xml:space="preserve"> / </w:t>
-            </w:r>
-            <w:r>
-              <w:rPr>
-                <w:rFonts w:ascii="Iskoola Pota" w:hAnsi="Iskoola Pota" w:cs="Iskoola Pota"/>
-                <w:sz w:val="22"/>
-                <w:szCs w:val="22"/>
-              </w:rPr>
-              <w:t>හොඳයි</w:t>
-            </w:r>
-            <w:r>
-              <w:rPr>
-                <w:sz w:val="22"/>
-                <w:szCs w:val="22"/>
-              </w:rPr>
-              <w:t xml:space="preserve"> / </w:t>
-            </w:r>
-            <w:r>
-              <w:rPr>
-                <w:rFonts w:ascii="Iskoola Pota" w:hAnsi="Iskoola Pota" w:cs="Iskoola Pota"/>
-                <w:sz w:val="22"/>
-                <w:szCs w:val="22"/>
-              </w:rPr>
-              <w:t>ඉතා</w:t>
-            </w:r>
-            <w:r>
-              <w:rPr>
-                <w:sz w:val="22"/>
-                <w:szCs w:val="22"/>
-              </w:rPr>
-              <w:t xml:space="preserve"> </w:t>
-            </w:r>
-            <w:r>
-              <w:rPr>
-                <w:rFonts w:ascii="Iskoola Pota" w:hAnsi="Iskoola Pota" w:cs="Iskoola Pota"/>
-                <w:sz w:val="22"/>
-                <w:szCs w:val="22"/>
-              </w:rPr>
-              <w:t>හොඳයි</w:t>
-            </w:r>
-            <w:r>
-              <w:rPr>
-                <w:sz w:val="22"/>
-                <w:szCs w:val="22"/>
-              </w:rPr>
-              <w:t>)</w:t>
-            </w:r>
-          </w:p>
-        </w:tc>
-      </w:tr>
-      <w:tr>
-        <w:tc>
-          <w:tcPr>
-            <w:tcW w:w="5040" w:type="dxa"/>
-          </w:tcPr>
-          <w:p>
-            <w:pPr>
-              <w:spacing w:line="360" w:lineRule="auto"/>
-              <w:rPr>
-                <w:rFonts w:ascii="Iskoola Pota" w:hAnsi="Iskoola Pota" w:cs="Iskoola Pota"/>
-                <w:b/>
-                <w:bCs/>
-                <w:sz w:val="22"/>
-                <w:szCs w:val="22"/>
-              </w:rPr>
-            </w:pPr>
-            <w:r>
-              <w:rPr>
-                <w:sz w:val="22"/>
-                <w:szCs w:val="22"/>
-              </w:rPr>
-              <w:t xml:space="preserve">6.2. </w:t>
-            </w:r>
-            <w:r>
-              <w:rPr>
-                <w:rFonts w:ascii="Iskoola Pota" w:hAnsi="Iskoola Pota" w:cs="Iskoola Pota"/>
-                <w:sz w:val="22"/>
-                <w:szCs w:val="22"/>
-              </w:rPr>
-              <w:t>කාර්යක්ෂමභාවය</w:t>
-            </w:r>
-          </w:p>
-        </w:tc>
-        <w:tc>
-          <w:tcPr>
-            <w:tcW w:w="4310" w:type="dxa"/>
-          </w:tcPr>
-          <w:p>
-            <w:pPr>
-              <w:spacing w:line="360" w:lineRule="auto"/>
-              <w:jc w:val="center"/>
-              <w:rPr>
-                <w:rFonts w:ascii="Iskoola Pota" w:hAnsi="Iskoola Pota" w:cs="Iskoola Pota"/>
-                <w:b/>
-                <w:bCs/>
-                <w:sz w:val="22"/>
-                <w:szCs w:val="22"/>
-              </w:rPr>
-            </w:pPr>
-            <w:r>
-              <w:rPr>
-                <w:sz w:val="22"/>
-                <w:szCs w:val="22"/>
-              </w:rPr>
-              <w:t>(</w:t>
-            </w:r>
-            <w:r>
-              <w:rPr>
-                <w:rFonts w:ascii="Iskoola Pota" w:hAnsi="Iskoola Pota" w:cs="Iskoola Pota"/>
-                <w:sz w:val="22"/>
-                <w:szCs w:val="22"/>
-              </w:rPr>
-              <w:t>දුර්වලයි</w:t>
-            </w:r>
-            <w:r>
-              <w:rPr>
-                <w:sz w:val="22"/>
-                <w:szCs w:val="22"/>
-              </w:rPr>
-              <w:t xml:space="preserve"> / </w:t>
-            </w:r>
-            <w:r>
-              <w:rPr>
-                <w:rFonts w:ascii="Iskoola Pota" w:hAnsi="Iskoola Pota" w:cs="Iskoola Pota"/>
-                <w:sz w:val="22"/>
-                <w:szCs w:val="22"/>
-              </w:rPr>
-              <w:t>සතුටුදායකයි</w:t>
-            </w:r>
-            <w:r>
-              <w:rPr>
-                <w:sz w:val="22"/>
-                <w:szCs w:val="22"/>
-              </w:rPr>
-              <w:t xml:space="preserve"> / </w:t>
-            </w:r>
-            <w:r>
-              <w:rPr>
-                <w:rFonts w:ascii="Iskoola Pota" w:hAnsi="Iskoola Pota" w:cs="Iskoola Pota"/>
-                <w:sz w:val="22"/>
-                <w:szCs w:val="22"/>
-              </w:rPr>
-              <w:t>හොඳයි</w:t>
-            </w:r>
-            <w:r>
-              <w:rPr>
-                <w:sz w:val="22"/>
-                <w:szCs w:val="22"/>
-              </w:rPr>
-              <w:t xml:space="preserve"> / </w:t>
-            </w:r>
-            <w:r>
-              <w:rPr>
-                <w:rFonts w:ascii="Iskoola Pota" w:hAnsi="Iskoola Pota" w:cs="Iskoola Pota"/>
-                <w:sz w:val="22"/>
-                <w:szCs w:val="22"/>
-              </w:rPr>
-              <w:t>ඉතා</w:t>
-            </w:r>
-            <w:r>
-              <w:rPr>
-                <w:sz w:val="22"/>
-                <w:szCs w:val="22"/>
-              </w:rPr>
-              <w:t xml:space="preserve"> </w:t>
-            </w:r>
-            <w:r>
-              <w:rPr>
-                <w:rFonts w:ascii="Iskoola Pota" w:hAnsi="Iskoola Pota" w:cs="Iskoola Pota"/>
-                <w:sz w:val="22"/>
-                <w:szCs w:val="22"/>
-              </w:rPr>
-              <w:t>හොඳයි</w:t>
-            </w:r>
-            <w:r>
-              <w:rPr>
-                <w:sz w:val="22"/>
-                <w:szCs w:val="22"/>
-              </w:rPr>
-              <w:t>)</w:t>
-            </w:r>
-          </w:p>
-        </w:tc>
-      </w:tr>
-      <w:tr>
-        <w:tc>
-          <w:tcPr>
-            <w:tcW w:w="5040" w:type="dxa"/>
-          </w:tcPr>
-          <w:p>
-            <w:pPr>
-              <w:spacing w:line="360" w:lineRule="auto"/>
-              <w:rPr>
-                <w:rFonts w:ascii="Iskoola Pota" w:hAnsi="Iskoola Pota" w:cs="Iskoola Pota"/>
-                <w:b/>
-                <w:bCs/>
-                <w:sz w:val="22"/>
-                <w:szCs w:val="22"/>
-              </w:rPr>
-            </w:pPr>
-            <w:r>
-              <w:rPr>
-                <w:sz w:val="22"/>
-                <w:szCs w:val="22"/>
-              </w:rPr>
-              <w:t xml:space="preserve">6.3. </w:t>
-            </w:r>
-            <w:r>
-              <w:rPr>
-                <w:rFonts w:ascii="Iskoola Pota" w:hAnsi="Iskoola Pota" w:cs="Iskoola Pota"/>
-                <w:sz w:val="22"/>
-                <w:szCs w:val="22"/>
-              </w:rPr>
-              <w:t>කැපවීම</w:t>
-            </w:r>
-          </w:p>
-        </w:tc>
-        <w:tc>
-          <w:tcPr>
-            <w:tcW w:w="4310" w:type="dxa"/>
-          </w:tcPr>
-          <w:p>
-            <w:pPr>
-              <w:spacing w:line="360" w:lineRule="auto"/>
-              <w:jc w:val="center"/>
-              <w:rPr>
-                <w:rFonts w:ascii="Iskoola Pota" w:hAnsi="Iskoola Pota" w:cs="Iskoola Pota"/>
-                <w:b/>
-                <w:bCs/>
-                <w:sz w:val="22"/>
-                <w:szCs w:val="22"/>
-              </w:rPr>
-            </w:pPr>
-            <w:r>
-              <w:rPr>
-                <w:sz w:val="22"/>
-                <w:szCs w:val="22"/>
-              </w:rPr>
-              <w:t>(</w:t>
-            </w:r>
-            <w:r>
-              <w:rPr>
-                <w:rFonts w:ascii="Iskoola Pota" w:hAnsi="Iskoola Pota" w:cs="Iskoola Pota"/>
-                <w:sz w:val="22"/>
-                <w:szCs w:val="22"/>
-              </w:rPr>
-              <w:t>දුර්වලයි</w:t>
-            </w:r>
-            <w:r>
-              <w:rPr>
-                <w:sz w:val="22"/>
-                <w:szCs w:val="22"/>
-              </w:rPr>
-              <w:t xml:space="preserve"> / </w:t>
-            </w:r>
-            <w:r>
-              <w:rPr>
-                <w:rFonts w:ascii="Iskoola Pota" w:hAnsi="Iskoola Pota" w:cs="Iskoola Pota"/>
-                <w:sz w:val="22"/>
-                <w:szCs w:val="22"/>
-              </w:rPr>
-              <w:t>සතුටුදායකයි</w:t>
-            </w:r>
-            <w:r>
-              <w:rPr>
-                <w:sz w:val="22"/>
-                <w:szCs w:val="22"/>
-              </w:rPr>
-              <w:t xml:space="preserve"> / </w:t>
-            </w:r>
-            <w:r>
-              <w:rPr>
-                <w:rFonts w:ascii="Iskoola Pota" w:hAnsi="Iskoola Pota" w:cs="Iskoola Pota"/>
-                <w:sz w:val="22"/>
-                <w:szCs w:val="22"/>
-              </w:rPr>
-              <w:t>හොඳයි</w:t>
-            </w:r>
-            <w:r>
-              <w:rPr>
-                <w:sz w:val="22"/>
-                <w:szCs w:val="22"/>
-              </w:rPr>
-              <w:t xml:space="preserve"> / </w:t>
-            </w:r>
-            <w:r>
-              <w:rPr>
-                <w:rFonts w:ascii="Iskoola Pota" w:hAnsi="Iskoola Pota" w:cs="Iskoola Pota"/>
-                <w:sz w:val="22"/>
-                <w:szCs w:val="22"/>
-              </w:rPr>
-              <w:t>ඉතා</w:t>
-            </w:r>
-            <w:r>
-              <w:rPr>
-                <w:sz w:val="22"/>
-                <w:szCs w:val="22"/>
-              </w:rPr>
-              <w:t xml:space="preserve"> </w:t>
-            </w:r>
-            <w:r>
-              <w:rPr>
-                <w:rFonts w:ascii="Iskoola Pota" w:hAnsi="Iskoola Pota" w:cs="Iskoola Pota"/>
-                <w:sz w:val="22"/>
-                <w:szCs w:val="22"/>
-              </w:rPr>
-              <w:t>හොඳයි</w:t>
-            </w:r>
-            <w:r>
-              <w:rPr>
-                <w:sz w:val="22"/>
-                <w:szCs w:val="22"/>
-              </w:rPr>
-              <w:t>)</w:t>
-            </w:r>
-          </w:p>
-        </w:tc>
-      </w:tr>
-      <w:tr>
-        <w:tc>
-          <w:tcPr>
-            <w:tcW w:w="5040" w:type="dxa"/>
-          </w:tcPr>
-          <w:p>
-            <w:pPr>
-              <w:spacing w:line="360" w:lineRule="auto"/>
-              <w:rPr>
-                <w:rFonts w:ascii="Iskoola Pota" w:hAnsi="Iskoola Pota" w:cs="Iskoola Pota"/>
-                <w:sz w:val="22"/>
-                <w:szCs w:val="22"/>
-              </w:rPr>
-            </w:pPr>
-            <w:r>
-              <w:rPr>
-                <w:sz w:val="22"/>
-                <w:szCs w:val="22"/>
-              </w:rPr>
-              <w:t xml:space="preserve">6.4. </w:t>
-            </w:r>
-            <w:r>
-              <w:rPr>
-                <w:rFonts w:ascii="Iskoola Pota" w:hAnsi="Iskoola Pota" w:cs="Iskoola Pota"/>
-                <w:sz w:val="22"/>
-                <w:szCs w:val="22"/>
-              </w:rPr>
-              <w:t>අනලස්</w:t>
-            </w:r>
-            <w:r>
-              <w:rPr>
-                <w:sz w:val="22"/>
-                <w:szCs w:val="22"/>
-              </w:rPr>
-              <w:t xml:space="preserve"> </w:t>
-            </w:r>
-            <w:r>
-              <w:rPr>
-                <w:rFonts w:ascii="Iskoola Pota" w:hAnsi="Iskoola Pota" w:cs="Iskoola Pota"/>
-                <w:sz w:val="22"/>
-                <w:szCs w:val="22"/>
-              </w:rPr>
-              <w:t>බව</w:t>
-            </w:r>
-          </w:p>
-        </w:tc>
-        <w:tc>
-          <w:tcPr>
-            <w:tcW w:w="4310" w:type="dxa"/>
-          </w:tcPr>
-          <w:p>
-            <w:pPr>
-              <w:spacing w:line="360" w:lineRule="auto"/>
-              <w:jc w:val="center"/>
-              <w:rPr>
-                <w:rFonts w:ascii="Iskoola Pota" w:hAnsi="Iskoola Pota" w:cs="Iskoola Pota"/>
-                <w:b/>
-                <w:bCs/>
-                <w:sz w:val="22"/>
-                <w:szCs w:val="22"/>
-              </w:rPr>
-            </w:pPr>
-            <w:r>
-              <w:rPr>
-                <w:sz w:val="22"/>
-                <w:szCs w:val="22"/>
-              </w:rPr>
-              <w:t>(</w:t>
-            </w:r>
-            <w:r>
-              <w:rPr>
-                <w:rFonts w:ascii="Iskoola Pota" w:hAnsi="Iskoola Pota" w:cs="Iskoola Pota"/>
-                <w:sz w:val="22"/>
-                <w:szCs w:val="22"/>
-              </w:rPr>
-              <w:t>දුර්වලයි</w:t>
-            </w:r>
-            <w:r>
-              <w:rPr>
-                <w:sz w:val="22"/>
-                <w:szCs w:val="22"/>
-              </w:rPr>
-              <w:t xml:space="preserve"> / </w:t>
-            </w:r>
-            <w:r>
-              <w:rPr>
-                <w:rFonts w:ascii="Iskoola Pota" w:hAnsi="Iskoola Pota" w:cs="Iskoola Pota"/>
-                <w:sz w:val="22"/>
-                <w:szCs w:val="22"/>
-              </w:rPr>
-              <w:t>සතුටුදායකයි</w:t>
-            </w:r>
-            <w:r>
-              <w:rPr>
-                <w:sz w:val="22"/>
-                <w:szCs w:val="22"/>
-              </w:rPr>
-              <w:t xml:space="preserve"> / </w:t>
-            </w:r>
-            <w:r>
-              <w:rPr>
-                <w:rFonts w:ascii="Iskoola Pota" w:hAnsi="Iskoola Pota" w:cs="Iskoola Pota"/>
-                <w:sz w:val="22"/>
-                <w:szCs w:val="22"/>
-              </w:rPr>
-              <w:t>හොඳයි</w:t>
-            </w:r>
-            <w:r>
-              <w:rPr>
-                <w:sz w:val="22"/>
-                <w:szCs w:val="22"/>
-              </w:rPr>
-              <w:t xml:space="preserve"> / </w:t>
-            </w:r>
-            <w:r>
-              <w:rPr>
-                <w:rFonts w:ascii="Iskoola Pota" w:hAnsi="Iskoola Pota" w:cs="Iskoola Pota"/>
-                <w:sz w:val="22"/>
-                <w:szCs w:val="22"/>
-              </w:rPr>
-              <w:t>ඉතා</w:t>
-            </w:r>
-            <w:r>
-              <w:rPr>
-                <w:sz w:val="22"/>
-                <w:szCs w:val="22"/>
-              </w:rPr>
-              <w:t xml:space="preserve"> </w:t>
-            </w:r>
-            <w:r>
-              <w:rPr>
-                <w:rFonts w:ascii="Iskoola Pota" w:hAnsi="Iskoola Pota" w:cs="Iskoola Pota"/>
-                <w:sz w:val="22"/>
-                <w:szCs w:val="22"/>
-              </w:rPr>
-              <w:t>හොඳයි</w:t>
-            </w:r>
-            <w:r>
-              <w:rPr>
-                <w:sz w:val="22"/>
-                <w:szCs w:val="22"/>
-              </w:rPr>
-              <w:t>)</w:t>
-            </w:r>
-          </w:p>
-        </w:tc>
-      </w:tr>
-      <w:tr>
-        <w:tc>
-          <w:tcPr>
-            <w:tcW w:w="5040" w:type="dxa"/>
-          </w:tcPr>
-          <w:p>
-            <w:pPr>
-              <w:spacing w:line="360" w:lineRule="auto"/>
-              <w:rPr>
-                <w:rFonts w:ascii="Iskoola Pota" w:hAnsi="Iskoola Pota" w:cs="Iskoola Pota"/>
-                <w:b/>
-                <w:bCs/>
-                <w:sz w:val="22"/>
-                <w:szCs w:val="22"/>
-              </w:rPr>
-            </w:pPr>
-            <w:r>
-              <w:rPr>
-                <w:sz w:val="22"/>
-                <w:szCs w:val="22"/>
-              </w:rPr>
-              <w:t xml:space="preserve">6.5. </w:t>
-            </w:r>
-            <w:r>
-              <w:rPr>
-                <w:rFonts w:ascii="Iskoola Pota" w:hAnsi="Iskoola Pota" w:cs="Iskoola Pota"/>
-                <w:sz w:val="22"/>
-                <w:szCs w:val="22"/>
-              </w:rPr>
-              <w:t>ක්</w:t>
-            </w:r>
-            <w:r>
-              <w:rPr>
-                <w:sz w:val="22"/>
-                <w:szCs w:val="22"/>
-              </w:rPr>
-              <w:t>‍</w:t>
-            </w:r>
-            <w:r>
-              <w:rPr>
-                <w:rFonts w:ascii="Iskoola Pota" w:hAnsi="Iskoola Pota" w:cs="Iskoola Pota"/>
-                <w:sz w:val="22"/>
-                <w:szCs w:val="22"/>
-              </w:rPr>
-              <w:t>රමවත්</w:t>
-            </w:r>
-            <w:r>
-              <w:rPr>
-                <w:sz w:val="22"/>
-                <w:szCs w:val="22"/>
-              </w:rPr>
-              <w:t xml:space="preserve"> </w:t>
-            </w:r>
-            <w:r>
-              <w:rPr>
-                <w:rFonts w:ascii="Iskoola Pota" w:hAnsi="Iskoola Pota" w:cs="Iskoola Pota"/>
-                <w:sz w:val="22"/>
-                <w:szCs w:val="22"/>
-              </w:rPr>
-              <w:t>බව</w:t>
-            </w:r>
-          </w:p>
-        </w:tc>
-        <w:tc>
-          <w:tcPr>
-            <w:tcW w:w="4310" w:type="dxa"/>
-          </w:tcPr>
-          <w:p>
-            <w:pPr>
-              <w:spacing w:line="360" w:lineRule="auto"/>
-              <w:jc w:val="center"/>
-              <w:rPr>
-                <w:rFonts w:ascii="Iskoola Pota" w:hAnsi="Iskoola Pota" w:cs="Iskoola Pota"/>
-                <w:b/>
-                <w:bCs/>
-                <w:sz w:val="22"/>
-                <w:szCs w:val="22"/>
-              </w:rPr>
-            </w:pPr>
-            <w:r>
-              <w:rPr>
-                <w:sz w:val="22"/>
-                <w:szCs w:val="22"/>
-              </w:rPr>
-              <w:t>(</w:t>
-            </w:r>
-            <w:r>
-              <w:rPr>
-                <w:rFonts w:ascii="Iskoola Pota" w:hAnsi="Iskoola Pota" w:cs="Iskoola Pota"/>
-                <w:sz w:val="22"/>
-                <w:szCs w:val="22"/>
-              </w:rPr>
-              <w:t>දුර්වලයි</w:t>
-            </w:r>
-            <w:r>
-              <w:rPr>
-                <w:sz w:val="22"/>
-                <w:szCs w:val="22"/>
-              </w:rPr>
-              <w:t xml:space="preserve"> / </w:t>
-            </w:r>
-            <w:r>
-              <w:rPr>
-                <w:rFonts w:ascii="Iskoola Pota" w:hAnsi="Iskoola Pota" w:cs="Iskoola Pota"/>
-                <w:sz w:val="22"/>
-                <w:szCs w:val="22"/>
-              </w:rPr>
-              <w:t>සතුටුදායකයි</w:t>
-            </w:r>
-            <w:r>
-              <w:rPr>
-                <w:sz w:val="22"/>
-                <w:szCs w:val="22"/>
-              </w:rPr>
-              <w:t xml:space="preserve"> / </w:t>
-            </w:r>
-            <w:r>
-              <w:rPr>
-                <w:rFonts w:ascii="Iskoola Pota" w:hAnsi="Iskoola Pota" w:cs="Iskoola Pota"/>
-                <w:sz w:val="22"/>
-                <w:szCs w:val="22"/>
-              </w:rPr>
-              <w:t>හොඳයි</w:t>
-            </w:r>
-            <w:r>
-              <w:rPr>
-                <w:sz w:val="22"/>
-                <w:szCs w:val="22"/>
-              </w:rPr>
-              <w:t xml:space="preserve"> / </w:t>
-            </w:r>
-            <w:r>
-              <w:rPr>
-                <w:rFonts w:ascii="Iskoola Pota" w:hAnsi="Iskoola Pota" w:cs="Iskoola Pota"/>
-                <w:sz w:val="22"/>
-                <w:szCs w:val="22"/>
-              </w:rPr>
-              <w:t>ඉතා</w:t>
-            </w:r>
-            <w:r>
-              <w:rPr>
-                <w:sz w:val="22"/>
-                <w:szCs w:val="22"/>
-              </w:rPr>
-              <w:t xml:space="preserve"> </w:t>
-            </w:r>
-            <w:r>
-              <w:rPr>
-                <w:rFonts w:ascii="Iskoola Pota" w:hAnsi="Iskoola Pota" w:cs="Iskoola Pota"/>
-                <w:sz w:val="22"/>
-                <w:szCs w:val="22"/>
-              </w:rPr>
-              <w:t>හොඳයි</w:t>
-            </w:r>
-            <w:r>
-              <w:rPr>
-                <w:sz w:val="22"/>
-                <w:szCs w:val="22"/>
-              </w:rPr>
-              <w:t>)</w:t>
-            </w:r>
-          </w:p>
-        </w:tc>
-      </w:tr>
-      <w:tr>
-        <w:tc>
-          <w:tcPr>
-            <w:tcW w:w="5040" w:type="dxa"/>
-          </w:tcPr>
-          <w:p>
-            <w:pPr>
-              <w:spacing w:line="360" w:lineRule="auto"/>
-              <w:rPr>
-                <w:sz w:val="22"/>
-                <w:szCs w:val="22"/>
-              </w:rPr>
-            </w:pPr>
-            <w:r>
-              <w:rPr>
-                <w:sz w:val="22"/>
-                <w:szCs w:val="22"/>
-              </w:rPr>
-              <w:t xml:space="preserve">6.6. </w:t>
-            </w:r>
-            <w:r>
-              <w:rPr>
-                <w:rFonts w:ascii="Iskoola Pota" w:hAnsi="Iskoola Pota" w:cs="Iskoola Pota"/>
-                <w:sz w:val="22"/>
-                <w:szCs w:val="22"/>
-              </w:rPr>
-              <w:t>ආචාරශීලී</w:t>
-            </w:r>
-            <w:r>
-              <w:rPr>
-                <w:sz w:val="22"/>
-                <w:szCs w:val="22"/>
-              </w:rPr>
-              <w:t xml:space="preserve"> </w:t>
-            </w:r>
-            <w:r>
-              <w:rPr>
-                <w:rFonts w:ascii="Iskoola Pota" w:hAnsi="Iskoola Pota" w:cs="Iskoola Pota"/>
-                <w:sz w:val="22"/>
-                <w:szCs w:val="22"/>
-              </w:rPr>
-              <w:t>බව</w:t>
-            </w:r>
-          </w:p>
-        </w:tc>
-        <w:tc>
-          <w:tcPr>
-            <w:tcW w:w="4310" w:type="dxa"/>
-          </w:tcPr>
-          <w:p>
-            <w:pPr>
-              <w:spacing w:line="360" w:lineRule="auto"/>
-              <w:jc w:val="center"/>
-              <w:rPr>
-                <w:sz w:val="22"/>
-                <w:szCs w:val="22"/>
-              </w:rPr>
-            </w:pPr>
-            <w:r>
-              <w:rPr>
-                <w:sz w:val="22"/>
-                <w:szCs w:val="22"/>
-              </w:rPr>
-              <w:t>(</w:t>
-            </w:r>
-            <w:r>
-              <w:rPr>
-                <w:rFonts w:ascii="Iskoola Pota" w:hAnsi="Iskoola Pota" w:cs="Iskoola Pota"/>
-                <w:sz w:val="22"/>
-                <w:szCs w:val="22"/>
-              </w:rPr>
-              <w:t>දුර්වලයි</w:t>
-            </w:r>
-            <w:r>
-              <w:rPr>
-                <w:sz w:val="22"/>
-                <w:szCs w:val="22"/>
-              </w:rPr>
-              <w:t xml:space="preserve"> / </w:t>
-            </w:r>
-            <w:r>
-              <w:rPr>
-                <w:rFonts w:ascii="Iskoola Pota" w:hAnsi="Iskoola Pota" w:cs="Iskoola Pota"/>
-                <w:sz w:val="22"/>
-                <w:szCs w:val="22"/>
-              </w:rPr>
-              <w:t>සතුටුදායකයි</w:t>
-            </w:r>
-            <w:r>
-              <w:rPr>
-                <w:sz w:val="22"/>
-                <w:szCs w:val="22"/>
-              </w:rPr>
-              <w:t xml:space="preserve"> / </w:t>
-            </w:r>
-            <w:r>
-              <w:rPr>
-                <w:rFonts w:ascii="Iskoola Pota" w:hAnsi="Iskoola Pota" w:cs="Iskoola Pota"/>
-                <w:sz w:val="22"/>
-                <w:szCs w:val="22"/>
-              </w:rPr>
-              <w:t>හොඳයි</w:t>
-            </w:r>
-            <w:r>
-              <w:rPr>
-                <w:sz w:val="22"/>
-                <w:szCs w:val="22"/>
-              </w:rPr>
-              <w:t xml:space="preserve"> / </w:t>
-            </w:r>
-            <w:r>
-              <w:rPr>
-                <w:rFonts w:ascii="Iskoola Pota" w:hAnsi="Iskoola Pota" w:cs="Iskoola Pota"/>
-                <w:sz w:val="22"/>
-                <w:szCs w:val="22"/>
-              </w:rPr>
-              <w:t>ඉතා</w:t>
-            </w:r>
-            <w:r>
-              <w:rPr>
-                <w:sz w:val="22"/>
-                <w:szCs w:val="22"/>
-              </w:rPr>
-              <w:t xml:space="preserve"> </w:t>
-            </w:r>
-            <w:r>
-              <w:rPr>
-                <w:rFonts w:ascii="Iskoola Pota" w:hAnsi="Iskoola Pota" w:cs="Iskoola Pota"/>
-                <w:sz w:val="22"/>
-                <w:szCs w:val="22"/>
-              </w:rPr>
-              <w:t>හොඳයි</w:t>
-            </w:r>
-            <w:r>
-              <w:rPr>
-                <w:sz w:val="22"/>
-                <w:szCs w:val="22"/>
-              </w:rPr>
-              <w:t>)</w:t>
-            </w:r>
-          </w:p>
-        </w:tc>
-      </w:tr>
-      <w:tr>
-        <w:tc>
-          <w:tcPr>
-            <w:tcW w:w="5040" w:type="dxa"/>
-          </w:tcPr>
-          <w:p>
-            <w:pPr>
-              <w:spacing w:line="360" w:lineRule="auto"/>
-              <w:rPr>
-                <w:sz w:val="22"/>
-                <w:szCs w:val="22"/>
-              </w:rPr>
-            </w:pPr>
-            <w:r>
-              <w:rPr>
-                <w:sz w:val="22"/>
-                <w:szCs w:val="22"/>
-              </w:rPr>
-              <w:t xml:space="preserve">6.7. </w:t>
-            </w:r>
-            <w:r>
-              <w:rPr>
-                <w:rFonts w:ascii="Iskoola Pota" w:hAnsi="Iskoola Pota" w:cs="Iskoola Pota"/>
-                <w:sz w:val="22"/>
-                <w:szCs w:val="22"/>
-              </w:rPr>
-              <w:t>විශ්වාසවන්ත</w:t>
-            </w:r>
-            <w:r>
-              <w:rPr>
-                <w:sz w:val="22"/>
-                <w:szCs w:val="22"/>
-              </w:rPr>
-              <w:t xml:space="preserve"> </w:t>
-            </w:r>
-            <w:r>
-              <w:rPr>
-                <w:rFonts w:ascii="Iskoola Pota" w:hAnsi="Iskoola Pota" w:cs="Iskoola Pota"/>
-                <w:sz w:val="22"/>
-                <w:szCs w:val="22"/>
-              </w:rPr>
-              <w:t>බව</w:t>
-            </w:r>
-          </w:p>
-        </w:tc>
-        <w:tc>
-          <w:tcPr>
-            <w:tcW w:w="4310" w:type="dxa"/>
-          </w:tcPr>
-          <w:p>
-            <w:pPr>
-              <w:spacing w:line="360" w:lineRule="auto"/>
-              <w:jc w:val="center"/>
-              <w:rPr>
-                <w:sz w:val="22"/>
-                <w:szCs w:val="22"/>
-              </w:rPr>
-            </w:pPr>
-            <w:r>
-              <w:rPr>
-                <w:sz w:val="22"/>
-                <w:szCs w:val="22"/>
-              </w:rPr>
-              <w:t>(</w:t>
-            </w:r>
-            <w:r>
-              <w:rPr>
-                <w:rFonts w:ascii="Iskoola Pota" w:hAnsi="Iskoola Pota" w:cs="Iskoola Pota"/>
-                <w:sz w:val="22"/>
-                <w:szCs w:val="22"/>
-              </w:rPr>
-              <w:t>දුර්වලයි</w:t>
-            </w:r>
-            <w:r>
-              <w:rPr>
-                <w:sz w:val="22"/>
-                <w:szCs w:val="22"/>
-              </w:rPr>
-              <w:t xml:space="preserve"> / </w:t>
-            </w:r>
-            <w:r>
-              <w:rPr>
-                <w:rFonts w:ascii="Iskoola Pota" w:hAnsi="Iskoola Pota" w:cs="Iskoola Pota"/>
-                <w:sz w:val="22"/>
-                <w:szCs w:val="22"/>
-              </w:rPr>
-              <w:t>සතුටුදායකයි</w:t>
-            </w:r>
-            <w:r>
-              <w:rPr>
-                <w:sz w:val="22"/>
-                <w:szCs w:val="22"/>
-              </w:rPr>
-              <w:t xml:space="preserve"> / </w:t>
-            </w:r>
-            <w:r>
-              <w:rPr>
-                <w:rFonts w:ascii="Iskoola Pota" w:hAnsi="Iskoola Pota" w:cs="Iskoola Pota"/>
-                <w:sz w:val="22"/>
-                <w:szCs w:val="22"/>
-              </w:rPr>
-              <w:t>හොඳයි</w:t>
-            </w:r>
-            <w:r>
-              <w:rPr>
-                <w:sz w:val="22"/>
-                <w:szCs w:val="22"/>
-              </w:rPr>
-              <w:t xml:space="preserve"> / </w:t>
-            </w:r>
-            <w:r>
-              <w:rPr>
-                <w:rFonts w:ascii="Iskoola Pota" w:hAnsi="Iskoola Pota" w:cs="Iskoola Pota"/>
-                <w:sz w:val="22"/>
-                <w:szCs w:val="22"/>
-              </w:rPr>
-              <w:t>ඉතා</w:t>
-            </w:r>
-            <w:r>
-              <w:rPr>
-                <w:sz w:val="22"/>
-                <w:szCs w:val="22"/>
-              </w:rPr>
-              <w:t xml:space="preserve"> </w:t>
-            </w:r>
-            <w:r>
-              <w:rPr>
-                <w:rFonts w:ascii="Iskoola Pota" w:hAnsi="Iskoola Pota" w:cs="Iskoola Pota"/>
-                <w:sz w:val="22"/>
-                <w:szCs w:val="22"/>
-              </w:rPr>
-              <w:t>හොඳයි</w:t>
-            </w:r>
-            <w:r>
-              <w:rPr>
-                <w:sz w:val="22"/>
-                <w:szCs w:val="22"/>
-              </w:rPr>
-              <w:t>)</w:t>
-            </w:r>
-          </w:p>
-        </w:tc>
-      </w:tr>
-      <w:tr>
-        <w:tc>
-          <w:tcPr>
-            <w:tcW w:w="5040" w:type="dxa"/>
-          </w:tcPr>
-          <w:p>
-            <w:pPr>
-              <w:spacing w:line="360" w:lineRule="auto"/>
-              <w:rPr>
-                <w:sz w:val="22"/>
-                <w:szCs w:val="22"/>
-              </w:rPr>
-            </w:pPr>
-            <w:r>
-              <w:rPr>
-                <w:sz w:val="22"/>
-                <w:szCs w:val="22"/>
-              </w:rPr>
-              <w:t xml:space="preserve">6.8. </w:t>
-            </w:r>
-            <w:r>
-              <w:rPr>
-                <w:rFonts w:ascii="Iskoola Pota" w:hAnsi="Iskoola Pota" w:cs="Iskoola Pota"/>
-                <w:sz w:val="22"/>
-                <w:szCs w:val="22"/>
-              </w:rPr>
-              <w:t>උපදෙස්</w:t>
-            </w:r>
-            <w:r>
-              <w:rPr>
-                <w:sz w:val="22"/>
-                <w:szCs w:val="22"/>
-              </w:rPr>
-              <w:t xml:space="preserve"> </w:t>
-            </w:r>
-            <w:r>
-              <w:rPr>
-                <w:rFonts w:ascii="Iskoola Pota" w:hAnsi="Iskoola Pota" w:cs="Iskoola Pota"/>
-                <w:sz w:val="22"/>
-                <w:szCs w:val="22"/>
-              </w:rPr>
-              <w:t>පිළිපැදීම</w:t>
-            </w:r>
-          </w:p>
-        </w:tc>
-        <w:tc>
-          <w:tcPr>
-            <w:tcW w:w="4310" w:type="dxa"/>
-          </w:tcPr>
-          <w:p>
-            <w:pPr>
-              <w:spacing w:line="360" w:lineRule="auto"/>
-              <w:jc w:val="center"/>
-              <w:rPr>
-                <w:sz w:val="22"/>
-                <w:szCs w:val="22"/>
-              </w:rPr>
-            </w:pPr>
-            <w:r>
-              <w:rPr>
-                <w:sz w:val="22"/>
-                <w:szCs w:val="22"/>
-              </w:rPr>
-              <w:t>(</w:t>
-            </w:r>
-            <w:r>
-              <w:rPr>
-                <w:rFonts w:ascii="Iskoola Pota" w:hAnsi="Iskoola Pota" w:cs="Iskoola Pota"/>
-                <w:sz w:val="22"/>
-                <w:szCs w:val="22"/>
-              </w:rPr>
-              <w:t>දුර්වලයි</w:t>
-            </w:r>
-            <w:r>
-              <w:rPr>
-                <w:sz w:val="22"/>
-                <w:szCs w:val="22"/>
-              </w:rPr>
-              <w:t xml:space="preserve"> / </w:t>
-            </w:r>
-            <w:r>
-              <w:rPr>
-                <w:rFonts w:ascii="Iskoola Pota" w:hAnsi="Iskoola Pota" w:cs="Iskoola Pota"/>
-                <w:sz w:val="22"/>
-                <w:szCs w:val="22"/>
-              </w:rPr>
-              <w:t>සතුටුදායකයි</w:t>
-            </w:r>
-            <w:r>
-              <w:rPr>
-                <w:sz w:val="22"/>
-                <w:szCs w:val="22"/>
-              </w:rPr>
-              <w:t xml:space="preserve"> / </w:t>
-            </w:r>
-            <w:r>
-              <w:rPr>
-                <w:rFonts w:ascii="Iskoola Pota" w:hAnsi="Iskoola Pota" w:cs="Iskoola Pota"/>
-                <w:sz w:val="22"/>
-                <w:szCs w:val="22"/>
-              </w:rPr>
-              <w:t>හොඳයි</w:t>
-            </w:r>
-            <w:r>
-              <w:rPr>
-                <w:sz w:val="22"/>
-                <w:szCs w:val="22"/>
-              </w:rPr>
-              <w:t xml:space="preserve"> / </w:t>
-            </w:r>
-            <w:r>
-              <w:rPr>
-                <w:rFonts w:ascii="Iskoola Pota" w:hAnsi="Iskoola Pota" w:cs="Iskoola Pota"/>
-                <w:sz w:val="22"/>
-                <w:szCs w:val="22"/>
-              </w:rPr>
-              <w:t>ඉතා</w:t>
-            </w:r>
-            <w:r>
-              <w:rPr>
-                <w:sz w:val="22"/>
-                <w:szCs w:val="22"/>
-              </w:rPr>
-              <w:t xml:space="preserve"> </w:t>
-            </w:r>
-            <w:r>
-              <w:rPr>
-                <w:rFonts w:ascii="Iskoola Pota" w:hAnsi="Iskoola Pota" w:cs="Iskoola Pota"/>
-                <w:sz w:val="22"/>
-                <w:szCs w:val="22"/>
-              </w:rPr>
-              <w:t>හොඳයි</w:t>
-            </w:r>
-            <w:r>
-              <w:rPr>
-                <w:sz w:val="22"/>
-                <w:szCs w:val="22"/>
-              </w:rPr>
-              <w:t>)</w:t>
-            </w:r>
-          </w:p>
-        </w:tc>
-      </w:tr>
-      <w:tr>
-        <w:tc>
-          <w:tcPr>
-            <w:tcW w:w="5040" w:type="dxa"/>
-          </w:tcPr>
-          <w:p>
-            <w:pPr>
-              <w:spacing w:line="360" w:lineRule="auto"/>
-              <w:rPr>
-                <w:sz w:val="22"/>
-                <w:szCs w:val="22"/>
-              </w:rPr>
-            </w:pPr>
-            <w:r>
-              <w:rPr>
-                <w:sz w:val="22"/>
-                <w:szCs w:val="22"/>
-              </w:rPr>
-              <w:t xml:space="preserve">6.9. </w:t>
-            </w:r>
-            <w:r>
-              <w:rPr>
-                <w:rFonts w:ascii="Iskoola Pota" w:hAnsi="Iskoola Pota" w:cs="Iskoola Pota"/>
-                <w:sz w:val="22"/>
-                <w:szCs w:val="22"/>
-              </w:rPr>
-              <w:t>කීකරු</w:t>
-            </w:r>
-            <w:r>
-              <w:rPr>
-                <w:sz w:val="22"/>
-                <w:szCs w:val="22"/>
-              </w:rPr>
-              <w:t xml:space="preserve"> </w:t>
-            </w:r>
-            <w:r>
-              <w:rPr>
-                <w:rFonts w:ascii="Iskoola Pota" w:hAnsi="Iskoola Pota" w:cs="Iskoola Pota"/>
-                <w:sz w:val="22"/>
-                <w:szCs w:val="22"/>
-              </w:rPr>
-              <w:t>බව</w:t>
-            </w:r>
-          </w:p>
-        </w:tc>
-        <w:tc>
-          <w:tcPr>
-            <w:tcW w:w="4310" w:type="dxa"/>
-          </w:tcPr>
-          <w:p>
-            <w:pPr>
-              <w:spacing w:line="360" w:lineRule="auto"/>
-              <w:jc w:val="center"/>
-              <w:rPr>
-                <w:sz w:val="22"/>
-                <w:szCs w:val="22"/>
-              </w:rPr>
-            </w:pPr>
-            <w:r>
-              <w:rPr>
-                <w:sz w:val="22"/>
-                <w:szCs w:val="22"/>
-              </w:rPr>
-              <w:t>(</w:t>
-            </w:r>
-            <w:r>
-              <w:rPr>
-                <w:rFonts w:ascii="Iskoola Pota" w:hAnsi="Iskoola Pota" w:cs="Iskoola Pota"/>
-                <w:sz w:val="22"/>
-                <w:szCs w:val="22"/>
-              </w:rPr>
-              <w:t>දුර්වලයි</w:t>
-            </w:r>
-            <w:r>
-              <w:rPr>
-                <w:sz w:val="22"/>
-                <w:szCs w:val="22"/>
-              </w:rPr>
-              <w:t xml:space="preserve"> / </w:t>
-            </w:r>
-            <w:r>
-              <w:rPr>
-                <w:rFonts w:ascii="Iskoola Pota" w:hAnsi="Iskoola Pota" w:cs="Iskoola Pota"/>
-                <w:sz w:val="22"/>
-                <w:szCs w:val="22"/>
-              </w:rPr>
-              <w:t>සතුටුදායකයි</w:t>
-            </w:r>
-            <w:r>
-              <w:rPr>
-                <w:sz w:val="22"/>
-                <w:szCs w:val="22"/>
-              </w:rPr>
-              <w:t xml:space="preserve"> / </w:t>
-            </w:r>
-            <w:r>
-              <w:rPr>
-                <w:rFonts w:ascii="Iskoola Pota" w:hAnsi="Iskoola Pota" w:cs="Iskoola Pota"/>
-                <w:sz w:val="22"/>
-                <w:szCs w:val="22"/>
-              </w:rPr>
-              <w:t>හොඳයි</w:t>
-            </w:r>
-            <w:r>
-              <w:rPr>
-                <w:sz w:val="22"/>
-                <w:szCs w:val="22"/>
-              </w:rPr>
-              <w:t xml:space="preserve"> / </w:t>
-            </w:r>
-            <w:r>
-              <w:rPr>
-                <w:rFonts w:ascii="Iskoola Pota" w:hAnsi="Iskoola Pota" w:cs="Iskoola Pota"/>
-                <w:sz w:val="22"/>
-                <w:szCs w:val="22"/>
-              </w:rPr>
-              <w:t>ඉතා</w:t>
-            </w:r>
-            <w:r>
-              <w:rPr>
-                <w:sz w:val="22"/>
-                <w:szCs w:val="22"/>
-              </w:rPr>
-              <w:t xml:space="preserve"> </w:t>
-            </w:r>
-            <w:r>
-              <w:rPr>
-                <w:rFonts w:ascii="Iskoola Pota" w:hAnsi="Iskoola Pota" w:cs="Iskoola Pota"/>
-                <w:sz w:val="22"/>
-                <w:szCs w:val="22"/>
-              </w:rPr>
-              <w:t>හොඳයි</w:t>
-            </w:r>
-            <w:r>
-              <w:rPr>
-                <w:sz w:val="22"/>
-                <w:szCs w:val="22"/>
-              </w:rPr>
-              <w:t>)</w:t>
-            </w:r>
-          </w:p>
-        </w:tc>
-      </w:tr>
-      <w:tr>
-        <w:tc>
-          <w:tcPr>
-            <w:tcW w:w="5040" w:type="dxa"/>
-          </w:tcPr>
-          <w:p>
-            <w:pPr>
-              <w:spacing w:line="360" w:lineRule="auto"/>
-              <w:rPr>
-                <w:sz w:val="22"/>
-                <w:szCs w:val="22"/>
-              </w:rPr>
-            </w:pPr>
-            <w:r>
-              <w:rPr>
-                <w:sz w:val="22"/>
-                <w:szCs w:val="22"/>
-              </w:rPr>
-              <w:t xml:space="preserve">6.10. </w:t>
-            </w:r>
-            <w:r>
-              <w:rPr>
-                <w:rFonts w:ascii="Iskoola Pota" w:hAnsi="Iskoola Pota" w:cs="Iskoola Pota"/>
-                <w:sz w:val="22"/>
-                <w:szCs w:val="22"/>
-              </w:rPr>
-              <w:t>නීතිරීති</w:t>
-            </w:r>
-            <w:r>
-              <w:rPr>
-                <w:sz w:val="22"/>
-                <w:szCs w:val="22"/>
-              </w:rPr>
-              <w:t xml:space="preserve"> </w:t>
-            </w:r>
-            <w:r>
-              <w:rPr>
-                <w:rFonts w:ascii="Iskoola Pota" w:hAnsi="Iskoola Pota" w:cs="Iskoola Pota"/>
-                <w:sz w:val="22"/>
-                <w:szCs w:val="22"/>
-              </w:rPr>
-              <w:t>පරිපාටි</w:t>
-            </w:r>
-            <w:r>
-              <w:rPr>
-                <w:sz w:val="22"/>
-                <w:szCs w:val="22"/>
-              </w:rPr>
-              <w:t xml:space="preserve">, </w:t>
-            </w:r>
-            <w:r>
-              <w:rPr>
-                <w:rFonts w:ascii="Iskoola Pota" w:hAnsi="Iskoola Pota" w:cs="Iskoola Pota"/>
-                <w:sz w:val="22"/>
-                <w:szCs w:val="22"/>
-              </w:rPr>
-              <w:t>රෙගුලාසි</w:t>
-            </w:r>
-            <w:r>
-              <w:rPr>
-                <w:sz w:val="22"/>
-                <w:szCs w:val="22"/>
-              </w:rPr>
-              <w:t xml:space="preserve"> </w:t>
-            </w:r>
-            <w:r>
-              <w:rPr>
-                <w:rFonts w:ascii="Iskoola Pota" w:hAnsi="Iskoola Pota" w:cs="Iskoola Pota"/>
-                <w:sz w:val="22"/>
-                <w:szCs w:val="22"/>
-              </w:rPr>
-              <w:t>හා</w:t>
-            </w:r>
-            <w:r>
-              <w:rPr>
-                <w:sz w:val="22"/>
-                <w:szCs w:val="22"/>
-              </w:rPr>
-              <w:t xml:space="preserve"> </w:t>
-            </w:r>
-            <w:r>
-              <w:rPr>
-                <w:rFonts w:ascii="Iskoola Pota" w:hAnsi="Iskoola Pota" w:cs="Iskoola Pota"/>
-                <w:sz w:val="22"/>
-                <w:szCs w:val="22"/>
-              </w:rPr>
-              <w:t>චක්</w:t>
-            </w:r>
-            <w:r>
-              <w:rPr>
-                <w:sz w:val="22"/>
-                <w:szCs w:val="22"/>
-              </w:rPr>
-              <w:t>‍</w:t>
-            </w:r>
-            <w:r>
-              <w:rPr>
-                <w:rFonts w:ascii="Iskoola Pota" w:hAnsi="Iskoola Pota" w:cs="Iskoola Pota"/>
-                <w:sz w:val="22"/>
-                <w:szCs w:val="22"/>
-              </w:rPr>
-              <w:t>රලේඛ</w:t>
-            </w:r>
-            <w:r>
-              <w:rPr>
-                <w:sz w:val="22"/>
-                <w:szCs w:val="22"/>
-              </w:rPr>
-              <w:t xml:space="preserve"> </w:t>
-            </w:r>
-            <w:r>
-              <w:rPr>
-                <w:rFonts w:ascii="Iskoola Pota" w:hAnsi="Iskoola Pota" w:cs="Iskoola Pota"/>
-                <w:sz w:val="22"/>
-                <w:szCs w:val="22"/>
-              </w:rPr>
-              <w:t>ආදිය</w:t>
-            </w:r>
-            <w:r>
-              <w:rPr>
-                <w:sz w:val="22"/>
-                <w:szCs w:val="22"/>
-              </w:rPr>
-              <w:t xml:space="preserve"> </w:t>
-            </w:r>
-            <w:r>
-              <w:rPr>
-                <w:rFonts w:ascii="Iskoola Pota" w:hAnsi="Iskoola Pota" w:cs="Iskoola Pota"/>
-                <w:sz w:val="22"/>
-                <w:szCs w:val="22"/>
-              </w:rPr>
-              <w:t>පිළිබඳ</w:t>
-            </w:r>
-            <w:r>
-              <w:rPr>
-                <w:sz w:val="22"/>
-                <w:szCs w:val="22"/>
-              </w:rPr>
-              <w:t xml:space="preserve"> </w:t>
-            </w:r>
-            <w:r>
-              <w:rPr>
-                <w:rFonts w:ascii="Iskoola Pota" w:hAnsi="Iskoola Pota" w:cs="Iskoola Pota"/>
-                <w:sz w:val="22"/>
-                <w:szCs w:val="22"/>
-              </w:rPr>
-              <w:t>දැනුම</w:t>
-            </w:r>
-          </w:p>
-        </w:tc>
-        <w:tc>
-          <w:tcPr>
-            <w:tcW w:w="4310" w:type="dxa"/>
-          </w:tcPr>
-          <w:p>
-            <w:pPr>
-              <w:spacing w:line="360" w:lineRule="auto"/>
-              <w:jc w:val="center"/>
-              <w:rPr>
-                <w:sz w:val="22"/>
-                <w:szCs w:val="22"/>
-              </w:rPr>
-            </w:pPr>
-            <w:r>
-              <w:rPr>
-                <w:sz w:val="22"/>
-                <w:szCs w:val="22"/>
-              </w:rPr>
-              <w:t>(</w:t>
-            </w:r>
-            <w:r>
-              <w:rPr>
-                <w:rFonts w:ascii="Iskoola Pota" w:hAnsi="Iskoola Pota" w:cs="Iskoola Pota"/>
-                <w:sz w:val="22"/>
-                <w:szCs w:val="22"/>
-              </w:rPr>
-              <w:t>දුර්වලයි</w:t>
-            </w:r>
-            <w:r>
-              <w:rPr>
-                <w:sz w:val="22"/>
-                <w:szCs w:val="22"/>
-              </w:rPr>
-              <w:t xml:space="preserve"> / </w:t>
-            </w:r>
-            <w:r>
-              <w:rPr>
-                <w:rFonts w:ascii="Iskoola Pota" w:hAnsi="Iskoola Pota" w:cs="Iskoola Pota"/>
-                <w:sz w:val="22"/>
-                <w:szCs w:val="22"/>
-              </w:rPr>
-              <w:t>සතුටුදායකයි</w:t>
-            </w:r>
-            <w:r>
-              <w:rPr>
-                <w:sz w:val="22"/>
-                <w:szCs w:val="22"/>
-              </w:rPr>
-              <w:t xml:space="preserve"> / </w:t>
-            </w:r>
-            <w:r>
-              <w:rPr>
-                <w:rFonts w:ascii="Iskoola Pota" w:hAnsi="Iskoola Pota" w:cs="Iskoola Pota"/>
-                <w:sz w:val="22"/>
-                <w:szCs w:val="22"/>
-              </w:rPr>
-              <w:t>හොඳයි</w:t>
-            </w:r>
-            <w:r>
-              <w:rPr>
-                <w:sz w:val="22"/>
-                <w:szCs w:val="22"/>
-              </w:rPr>
-              <w:t xml:space="preserve"> / </w:t>
-            </w:r>
-            <w:r>
-              <w:rPr>
-                <w:rFonts w:ascii="Iskoola Pota" w:hAnsi="Iskoola Pota" w:cs="Iskoola Pota"/>
-                <w:sz w:val="22"/>
-                <w:szCs w:val="22"/>
-              </w:rPr>
-              <w:t>ඉතා</w:t>
-            </w:r>
-            <w:r>
-              <w:rPr>
-                <w:sz w:val="22"/>
-                <w:szCs w:val="22"/>
-              </w:rPr>
-              <w:t xml:space="preserve"> </w:t>
-            </w:r>
-            <w:r>
-              <w:rPr>
-                <w:rFonts w:ascii="Iskoola Pota" w:hAnsi="Iskoola Pota" w:cs="Iskoola Pota"/>
-                <w:sz w:val="22"/>
-                <w:szCs w:val="22"/>
-              </w:rPr>
-              <w:t>හොඳයි</w:t>
-            </w:r>
-            <w:r>
-              <w:rPr>
-                <w:sz w:val="22"/>
-                <w:szCs w:val="22"/>
-              </w:rPr>
-              <w:t>)</w:t>
-            </w:r>
-          </w:p>
-        </w:tc>
-      </w:tr>
-    </w:tbl>
-    <w:p>
-      <w:pPr>
-        <w:spacing w:after="0" w:line="240" w:lineRule="auto"/>
-        <w:rPr>
-          <w:b/>
-          <w:bCs/>
-        </w:rPr>
-      </w:pPr>
-    </w:p>
-    <w:p>
-      <w:pPr>
-        <w:spacing w:line="240" w:lineRule="auto"/>
-        <w:rPr>
-          <w:b/>
-          <w:bCs/>
-        </w:rPr>
-      </w:pPr>
-      <w:r>
-        <w:rPr>
-          <w:b/>
-          <w:bCs/>
-        </w:rPr>
-        <w:t xml:space="preserve">07. </w:t>
-      </w:r>
-      <w:r>
-        <w:rPr>
-          <w:rFonts w:ascii="Iskoola Pota" w:hAnsi="Iskoola Pota" w:cs="Iskoola Pota"/>
-          <w:b/>
-          <w:bCs/>
-        </w:rPr>
-        <w:t>පෙන්නුම්</w:t>
-      </w:r>
-      <w:r>
-        <w:rPr>
-          <w:b/>
-          <w:bCs/>
-        </w:rPr>
-        <w:t xml:space="preserve"> </w:t>
-      </w:r>
-      <w:r>
-        <w:rPr>
-          <w:rFonts w:ascii="Iskoola Pota" w:hAnsi="Iskoola Pota" w:cs="Iskoola Pota"/>
-          <w:b/>
-          <w:bCs/>
-        </w:rPr>
-        <w:t>කළ</w:t>
-      </w:r>
-      <w:r>
-        <w:rPr>
-          <w:b/>
-          <w:bCs/>
-        </w:rPr>
-        <w:t xml:space="preserve"> </w:t>
-      </w:r>
-      <w:r>
-        <w:rPr>
-          <w:rFonts w:ascii="Iskoola Pota" w:hAnsi="Iskoola Pota" w:cs="Iskoola Pota"/>
-          <w:b/>
-          <w:bCs/>
-        </w:rPr>
-        <w:t>විශේෂ</w:t>
-      </w:r>
-      <w:r>
-        <w:rPr>
-          <w:b/>
-          <w:bCs/>
-        </w:rPr>
-        <w:t xml:space="preserve"> </w:t>
-      </w:r>
-      <w:r>
-        <w:rPr>
-          <w:rFonts w:ascii="Iskoola Pota" w:hAnsi="Iskoola Pota" w:cs="Iskoola Pota"/>
-          <w:b/>
-          <w:bCs/>
-        </w:rPr>
-        <w:t>දක්ෂතා</w:t>
-      </w:r>
-    </w:p>
-    <w:p>
-      <w:pPr>
-        <w:spacing w:before="240" w:line="276" w:lineRule="auto"/>
-        <w:rPr>
-          <w:sz w:val="22"/>
-          <w:szCs w:val="22"/>
-        </w:rPr>
-      </w:pPr>
-      <w:r>
-        <w:rPr>
-          <w:sz w:val="22"/>
-          <w:szCs w:val="22"/>
-        </w:rPr>
-        <w:t>........................................................................................................................</w:t>
-      </w:r>
-      <w:r>
-        <w:rPr>
-          <w:sz w:val="22"/>
-          <w:szCs w:val="22"/>
-        </w:rPr>
-        <w:t>................................................</w:t>
-      </w:r>
-    </w:p>
-    <w:p>
-      <w:pPr>
-        <w:spacing w:before="240" w:line="276" w:lineRule="auto"/>
-        <w:rPr>
-          <w:sz w:val="22"/>
-          <w:szCs w:val="22"/>
-        </w:rPr>
-      </w:pPr>
-      <w:r>
-        <w:rPr>
-          <w:sz w:val="22"/>
-          <w:szCs w:val="22"/>
-        </w:rPr>
-        <w:t>........................................................................................................................</w:t>
-      </w:r>
-      <w:r>
-        <w:rPr>
-          <w:sz w:val="22"/>
-          <w:szCs w:val="22"/>
-        </w:rPr>
-        <w:t>................................................</w:t>
-      </w:r>
-    </w:p>
-    <w:p>
-      <w:pPr>
-        <w:spacing w:after="0" w:line="240" w:lineRule="auto"/>
-        <w:rPr>
-          <w:b/>
-          <w:bCs/>
-        </w:rPr>
-      </w:pPr>
-    </w:p>
-    <w:p>
-      <w:pPr>
-        <w:spacing w:after="0" w:line="240" w:lineRule="auto"/>
-        <w:rPr>
-          <w:b/>
-          <w:bCs/>
-        </w:rPr>
-      </w:pPr>
-    </w:p>
-    <w:p>
-      <w:pPr>
-        <w:spacing w:after="0" w:line="240" w:lineRule="auto"/>
-        <w:rPr>
-          <w:b/>
-          <w:bCs/>
-        </w:rPr>
-      </w:pPr>
-    </w:p>
-    <w:p>
-      <w:pPr>
-        <w:spacing w:line="240" w:lineRule="auto"/>
-        <w:rPr>
-          <w:b/>
-          <w:bCs/>
-        </w:rPr>
-      </w:pPr>
-      <w:r>
-        <w:rPr>
-          <w:b/>
-          <w:bCs/>
-        </w:rPr>
-        <w:t xml:space="preserve">08. </w:t>
-      </w:r>
-      <w:r>
-        <w:rPr>
-          <w:rFonts w:ascii="Iskoola Pota" w:hAnsi="Iskoola Pota" w:cs="Iskoola Pota"/>
-          <w:b/>
-          <w:bCs/>
-        </w:rPr>
-        <w:t>පෙන්නුම්</w:t>
-      </w:r>
-      <w:r>
-        <w:rPr>
-          <w:b/>
-          <w:bCs/>
-        </w:rPr>
-        <w:t xml:space="preserve"> </w:t>
-      </w:r>
-      <w:r>
-        <w:rPr>
-          <w:rFonts w:ascii="Iskoola Pota" w:hAnsi="Iskoola Pota" w:cs="Iskoola Pota"/>
-          <w:b/>
-          <w:bCs/>
-        </w:rPr>
-        <w:t>කළ</w:t>
-      </w:r>
-      <w:r>
-        <w:rPr>
-          <w:b/>
-          <w:bCs/>
-        </w:rPr>
-        <w:t xml:space="preserve"> </w:t>
-      </w:r>
-      <w:r>
-        <w:rPr>
-          <w:rFonts w:ascii="Iskoola Pota" w:hAnsi="Iskoola Pota" w:cs="Iskoola Pota"/>
-          <w:b/>
-          <w:bCs/>
-        </w:rPr>
-        <w:t>විශේෂ</w:t>
-      </w:r>
-      <w:r>
-        <w:rPr>
-          <w:b/>
-          <w:bCs/>
-        </w:rPr>
-        <w:t xml:space="preserve"> </w:t>
-      </w:r>
-      <w:r>
-        <w:rPr>
-          <w:rFonts w:ascii="Iskoola Pota" w:hAnsi="Iskoola Pota" w:cs="Iskoola Pota"/>
-          <w:b/>
-          <w:bCs/>
-        </w:rPr>
-        <w:t>දුර්වලතා</w:t>
-      </w:r>
-    </w:p>
-    <w:p>
-      <w:pPr>
-        <w:spacing w:before="240" w:line="276" w:lineRule="auto"/>
-        <w:rPr>
-          <w:sz w:val="22"/>
-          <w:szCs w:val="22"/>
-        </w:rPr>
-      </w:pPr>
-      <w:r>
-        <w:rPr>
-          <w:sz w:val="22"/>
-          <w:szCs w:val="22"/>
-        </w:rPr>
-        <w:t>........................................................................................................................</w:t>
-      </w:r>
-      <w:r>
-        <w:rPr>
-          <w:sz w:val="22"/>
-          <w:szCs w:val="22"/>
-        </w:rPr>
-        <w:t>................................................</w:t>
-      </w:r>
-    </w:p>
-    <w:p>
-      <w:pPr>
-        <w:spacing w:before="240" w:line="276" w:lineRule="auto"/>
-        <w:rPr>
-          <w:sz w:val="22"/>
-          <w:szCs w:val="22"/>
-        </w:rPr>
-      </w:pPr>
-      <w:r>
-        <w:rPr>
-          <w:sz w:val="22"/>
-          <w:szCs w:val="22"/>
-        </w:rPr>
-        <w:t>........................................................................................................................</w:t>
-      </w:r>
-      <w:r>
-        <w:rPr>
-          <w:sz w:val="22"/>
-          <w:szCs w:val="22"/>
-        </w:rPr>
-        <w:t>................................................</w:t>
-      </w:r>
-    </w:p>
-    <w:p>
-      <w:pPr>
-        <w:spacing w:after="0" w:line="240" w:lineRule="auto"/>
-        <w:rPr>
-          <w:b/>
-          <w:bCs/>
-        </w:rPr>
-      </w:pPr>
-    </w:p>
-    <w:p>
-      <w:pPr>
-        <w:spacing w:line="240" w:lineRule="auto"/>
-        <w:rPr>
-          <w:b/>
-          <w:bCs/>
-        </w:rPr>
-      </w:pPr>
-      <w:r>
-        <w:rPr>
-          <w:b/>
-          <w:bCs/>
-        </w:rPr>
-        <w:t xml:space="preserve">09. </w:t>
-      </w:r>
-      <w:r>
-        <w:rPr>
-          <w:rFonts w:ascii="Iskoola Pota" w:hAnsi="Iskoola Pota" w:cs="Iskoola Pota"/>
-          <w:b/>
-          <w:bCs/>
-        </w:rPr>
-        <w:t>කාර්යක්ෂමතා</w:t>
-      </w:r>
-      <w:r>
-        <w:rPr>
-          <w:b/>
-          <w:bCs/>
-        </w:rPr>
-        <w:t xml:space="preserve"> </w:t>
-      </w:r>
-      <w:r>
-        <w:rPr>
-          <w:rFonts w:ascii="Iskoola Pota" w:hAnsi="Iskoola Pota" w:cs="Iskoola Pota"/>
-          <w:b/>
-          <w:bCs/>
-        </w:rPr>
-        <w:t>කඩඉම</w:t>
-      </w:r>
-      <w:r>
-        <w:rPr>
-          <w:b/>
-          <w:bCs/>
-        </w:rPr>
-        <w:t xml:space="preserve"> </w:t>
-      </w:r>
-      <w:r>
-        <w:rPr>
-          <w:rFonts w:ascii="Iskoola Pota" w:hAnsi="Iskoola Pota" w:cs="Iskoola Pota"/>
-          <w:b/>
-          <w:bCs/>
-        </w:rPr>
-        <w:t>සමත්වීම</w:t>
-      </w:r>
-      <w:r>
-        <w:rPr>
-          <w:b/>
-          <w:bCs/>
-        </w:rPr>
-        <w:t xml:space="preserve"> </w:t>
-      </w:r>
-      <w:r>
-        <w:rPr>
-          <w:rFonts w:ascii="Iskoola Pota" w:hAnsi="Iskoola Pota" w:cs="Iskoola Pota"/>
-          <w:b/>
-          <w:bCs/>
-        </w:rPr>
-        <w:t>පිළිබඳ</w:t>
-      </w:r>
-      <w:r>
-        <w:rPr>
-          <w:b/>
-          <w:bCs/>
-        </w:rPr>
-        <w:t xml:space="preserve"> </w:t>
-      </w:r>
-      <w:r>
-        <w:rPr>
-          <w:rFonts w:ascii="Iskoola Pota" w:hAnsi="Iskoola Pota" w:cs="Iskoola Pota"/>
-          <w:b/>
-          <w:bCs/>
-        </w:rPr>
-        <w:t>විස්තර</w:t>
-      </w:r>
-    </w:p>
-    <w:p>
-      <w:pPr>
-        <w:spacing w:before="240" w:line="276" w:lineRule="auto"/>
-        <w:rPr>
-          <w:sz w:val="22"/>
-          <w:szCs w:val="22"/>
-        </w:rPr>
-      </w:pPr>
-      <w:r>
-        <w:rPr>
-          <w:sz w:val="22"/>
-          <w:szCs w:val="22"/>
-        </w:rPr>
-        <w:t>........................................................................................................................</w:t>
-      </w:r>
-      <w:r>
-        <w:rPr>
-          <w:sz w:val="22"/>
-          <w:szCs w:val="22"/>
-        </w:rPr>
-        <w:t>................................................</w:t>
-      </w:r>
-    </w:p>
-    <w:p>
-      <w:pPr>
-        <w:spacing w:before="240" w:line="276" w:lineRule="auto"/>
-        <w:rPr>
-          <w:sz w:val="22"/>
-          <w:szCs w:val="22"/>
-        </w:rPr>
-      </w:pPr>
-      <w:r>
-        <w:rPr>
-          <w:sz w:val="22"/>
-          <w:szCs w:val="22"/>
-        </w:rPr>
-        <w:t>........................................................................................................................</w:t>
-      </w:r>
-      <w:r>
-        <w:rPr>
-          <w:sz w:val="22"/>
-          <w:szCs w:val="22"/>
-        </w:rPr>
-        <w:t>................................................</w:t>
-      </w:r>
-    </w:p>
-    <w:p>
-      <w:pPr>
-        <w:spacing w:after="0" w:line="240" w:lineRule="auto"/>
-        <w:rPr>
-          <w:b/>
-          <w:bCs/>
-        </w:rPr>
-      </w:pPr>
-    </w:p>
-    <w:p>
-      <w:pPr>
-        <w:spacing w:line="240" w:lineRule="auto"/>
-        <w:rPr>
-          <w:b/>
-          <w:bCs/>
-        </w:rPr>
-      </w:pPr>
-      <w:r>
-        <w:rPr>
-          <w:b/>
-          <w:bCs/>
-        </w:rPr>
-        <w:t xml:space="preserve">10. </w:t>
-      </w:r>
-      <w:r>
-        <w:rPr>
-          <w:rFonts w:ascii="Iskoola Pota" w:hAnsi="Iskoola Pota" w:cs="Iskoola Pota"/>
-          <w:b/>
-          <w:bCs/>
-        </w:rPr>
-        <w:t>දෙවන</w:t>
-      </w:r>
-      <w:r>
-        <w:rPr>
-          <w:b/>
-          <w:bCs/>
-        </w:rPr>
-        <w:t xml:space="preserve"> </w:t>
-      </w:r>
-      <w:r>
-        <w:rPr>
-          <w:rFonts w:ascii="Iskoola Pota" w:hAnsi="Iskoola Pota" w:cs="Iskoola Pota"/>
-          <w:b/>
-          <w:bCs/>
-        </w:rPr>
-        <w:t>භාෂා</w:t>
-      </w:r>
-      <w:r>
-        <w:rPr>
-          <w:b/>
-          <w:bCs/>
-        </w:rPr>
-        <w:t xml:space="preserve"> </w:t>
-      </w:r>
-      <w:r>
-        <w:rPr>
-          <w:rFonts w:ascii="Iskoola Pota" w:hAnsi="Iskoola Pota" w:cs="Iskoola Pota"/>
-          <w:b/>
-          <w:bCs/>
-        </w:rPr>
-        <w:t>දැනුම</w:t>
-      </w:r>
-      <w:r>
-        <w:rPr>
-          <w:b/>
-          <w:bCs/>
-        </w:rPr>
-        <w:t xml:space="preserve"> </w:t>
-      </w:r>
-      <w:r>
-        <w:rPr>
-          <w:rFonts w:ascii="Iskoola Pota" w:hAnsi="Iskoola Pota" w:cs="Iskoola Pota"/>
-          <w:b/>
-          <w:bCs/>
-        </w:rPr>
-        <w:t>වර්ධනය</w:t>
-      </w:r>
-      <w:r>
-        <w:rPr>
-          <w:b/>
-          <w:bCs/>
-        </w:rPr>
-        <w:t xml:space="preserve"> </w:t>
-      </w:r>
-      <w:r>
-        <w:rPr>
-          <w:rFonts w:ascii="Iskoola Pota" w:hAnsi="Iskoola Pota" w:cs="Iskoola Pota"/>
-          <w:b/>
-          <w:bCs/>
-        </w:rPr>
-        <w:t>කර</w:t>
-      </w:r>
-      <w:r>
-        <w:rPr>
-          <w:b/>
-          <w:bCs/>
-        </w:rPr>
-        <w:t xml:space="preserve"> </w:t>
-      </w:r>
-      <w:r>
-        <w:rPr>
-          <w:rFonts w:ascii="Iskoola Pota" w:hAnsi="Iskoola Pota" w:cs="Iskoola Pota"/>
-          <w:b/>
-          <w:bCs/>
-        </w:rPr>
-        <w:t>ගැනීම</w:t>
-      </w:r>
-      <w:r>
-        <w:rPr>
-          <w:b/>
-          <w:bCs/>
-        </w:rPr>
-        <w:t xml:space="preserve"> </w:t>
-      </w:r>
-      <w:r>
-        <w:rPr>
-          <w:rFonts w:ascii="Iskoola Pota" w:hAnsi="Iskoola Pota" w:cs="Iskoola Pota"/>
-          <w:b/>
-          <w:bCs/>
-        </w:rPr>
-        <w:t>පිළිබඳ</w:t>
-      </w:r>
-      <w:r>
-        <w:rPr>
-          <w:b/>
-          <w:bCs/>
-        </w:rPr>
-        <w:t xml:space="preserve"> </w:t>
-      </w:r>
-      <w:r>
-        <w:rPr>
-          <w:rFonts w:ascii="Iskoola Pota" w:hAnsi="Iskoola Pota" w:cs="Iskoola Pota"/>
-          <w:b/>
-          <w:bCs/>
-        </w:rPr>
-        <w:t>විස්තර</w:t>
-      </w:r>
-    </w:p>
-    <w:p>
-      <w:pPr>
-        <w:spacing w:before="240" w:line="276" w:lineRule="auto"/>
-        <w:rPr>
-          <w:sz w:val="22"/>
-          <w:szCs w:val="22"/>
-        </w:rPr>
-      </w:pPr>
-      <w:r>
-        <w:rPr>
-          <w:sz w:val="22"/>
-          <w:szCs w:val="22"/>
-        </w:rPr>
-        <w:t>........................................................................................................................</w:t>
-      </w:r>
-      <w:r>
-        <w:rPr>
-          <w:sz w:val="22"/>
-          <w:szCs w:val="22"/>
-        </w:rPr>
-        <w:t>................................................</w:t>
-      </w:r>
-    </w:p>
-    <w:p>
-      <w:pPr>
-        <w:spacing w:before="240" w:line="276" w:lineRule="auto"/>
-        <w:rPr>
-          <w:sz w:val="22"/>
-          <w:szCs w:val="22"/>
-        </w:rPr>
-      </w:pPr>
-      <w:r>
-        <w:rPr>
-          <w:sz w:val="22"/>
-          <w:szCs w:val="22"/>
-        </w:rPr>
-        <w:t>........................................................................................................................</w:t>
-      </w:r>
-      <w:r>
-        <w:rPr>
-          <w:sz w:val="22"/>
-          <w:szCs w:val="22"/>
-        </w:rPr>
-        <w:t>................................................</w:t>
-      </w:r>
-    </w:p>
-    <w:p>
-      <w:pPr>
-        <w:spacing w:after="0" w:line="240" w:lineRule="auto"/>
-        <w:rPr>
-          <w:b/>
-          <w:bCs/>
-        </w:rPr>
-      </w:pPr>
-    </w:p>
-    <w:p>
-      <w:pPr>
-        <w:spacing w:line="240" w:lineRule="auto"/>
-        <w:rPr>
-          <w:b/>
-          <w:bCs/>
-        </w:rPr>
-      </w:pPr>
-      <w:r>
-        <w:rPr>
-          <w:b/>
-          <w:bCs/>
-        </w:rPr>
-        <w:t xml:space="preserve">11. </w:t>
-      </w:r>
-      <w:r>
-        <w:rPr>
-          <w:rFonts w:ascii="Iskoola Pota" w:hAnsi="Iskoola Pota" w:cs="Iskoola Pota"/>
-          <w:b/>
-          <w:bCs/>
-        </w:rPr>
-        <w:t>ලබාගත්</w:t>
-      </w:r>
-      <w:r>
-        <w:rPr>
-          <w:b/>
-          <w:bCs/>
-        </w:rPr>
-        <w:t xml:space="preserve"> </w:t>
-      </w:r>
-      <w:r>
-        <w:rPr>
-          <w:rFonts w:ascii="Iskoola Pota" w:hAnsi="Iskoola Pota" w:cs="Iskoola Pota"/>
-          <w:b/>
-          <w:bCs/>
-        </w:rPr>
-        <w:t>අමතර</w:t>
-      </w:r>
-      <w:r>
-        <w:rPr>
-          <w:b/>
-          <w:bCs/>
-        </w:rPr>
-        <w:t xml:space="preserve"> </w:t>
-      </w:r>
-      <w:r>
-        <w:rPr>
-          <w:rFonts w:ascii="Iskoola Pota" w:hAnsi="Iskoola Pota" w:cs="Iskoola Pota"/>
-          <w:b/>
-          <w:bCs/>
-        </w:rPr>
-        <w:t>අධ්</w:t>
-      </w:r>
-      <w:r>
-        <w:rPr>
-          <w:b/>
-          <w:bCs/>
-        </w:rPr>
-        <w:t>‍</w:t>
-      </w:r>
-      <w:r>
-        <w:rPr>
-          <w:rFonts w:ascii="Iskoola Pota" w:hAnsi="Iskoola Pota" w:cs="Iskoola Pota"/>
-          <w:b/>
-          <w:bCs/>
-        </w:rPr>
-        <w:t>යාපන</w:t>
-      </w:r>
-      <w:r>
-        <w:rPr>
-          <w:b/>
-          <w:bCs/>
-        </w:rPr>
-        <w:t xml:space="preserve"> </w:t>
-      </w:r>
-      <w:r>
-        <w:rPr>
-          <w:rFonts w:ascii="Iskoola Pota" w:hAnsi="Iskoola Pota" w:cs="Iskoola Pota"/>
-          <w:b/>
-          <w:bCs/>
-        </w:rPr>
-        <w:t>හා</w:t>
-      </w:r>
-      <w:r>
-        <w:rPr>
-          <w:b/>
-          <w:bCs/>
-        </w:rPr>
-        <w:t xml:space="preserve"> </w:t>
-      </w:r>
-      <w:r>
-        <w:rPr>
-          <w:rFonts w:ascii="Iskoola Pota" w:hAnsi="Iskoola Pota" w:cs="Iskoola Pota"/>
-          <w:b/>
-          <w:bCs/>
-        </w:rPr>
-        <w:t>වෘත්තීය</w:t>
-      </w:r>
-      <w:r>
-        <w:rPr>
-          <w:b/>
-          <w:bCs/>
-        </w:rPr>
-        <w:t xml:space="preserve"> </w:t>
-      </w:r>
-      <w:r>
-        <w:rPr>
-          <w:rFonts w:ascii="Iskoola Pota" w:hAnsi="Iskoola Pota" w:cs="Iskoola Pota"/>
-          <w:b/>
-          <w:bCs/>
-        </w:rPr>
-        <w:t>සුදුසුකම්</w:t>
-      </w:r>
-    </w:p>
-    <w:p>
-      <w:pPr>
-        <w:spacing w:before="240" w:line="276" w:lineRule="auto"/>
-        <w:rPr>
-          <w:sz w:val="22"/>
-          <w:szCs w:val="22"/>
-        </w:rPr>
-      </w:pPr>
-      <w:r>
-        <w:rPr>
-          <w:sz w:val="22"/>
-          <w:szCs w:val="22"/>
-        </w:rPr>
-        <w:t>........................................................................................................................</w:t>
-      </w:r>
-      <w:r>
-        <w:rPr>
-          <w:sz w:val="22"/>
-          <w:szCs w:val="22"/>
-        </w:rPr>
-        <w:t>................................................</w:t>
-      </w:r>
-    </w:p>
-    <w:p>
-      <w:pPr>
-        <w:spacing w:before="240" w:line="276" w:lineRule="auto"/>
-        <w:rPr>
-          <w:sz w:val="22"/>
-          <w:szCs w:val="22"/>
-        </w:rPr>
-      </w:pPr>
-      <w:r>
-        <w:rPr>
-          <w:sz w:val="22"/>
-          <w:szCs w:val="22"/>
-        </w:rPr>
-        <w:t>........................................................................................................................</w:t>
-      </w:r>
-      <w:r>
-        <w:rPr>
-          <w:sz w:val="22"/>
-          <w:szCs w:val="22"/>
-        </w:rPr>
-        <w:t>................................................</w:t>
-      </w:r>
-    </w:p>
-    <w:p>
-      <w:pPr>
-        <w:spacing w:after="0" w:line="240" w:lineRule="auto"/>
-        <w:rPr>
-          <w:b/>
-          <w:bCs/>
-        </w:rPr>
-      </w:pPr>
-    </w:p>
-    <w:p>
-      <w:pPr>
-        <w:spacing w:line="240" w:lineRule="auto"/>
-        <w:rPr>
-          <w:b/>
-          <w:bCs/>
-        </w:rPr>
-      </w:pPr>
-      <w:r>
-        <w:rPr>
-          <w:b/>
-          <w:bCs/>
-        </w:rPr>
-        <w:t xml:space="preserve">12. </w:t>
-      </w:r>
-      <w:r>
-        <w:rPr>
-          <w:rFonts w:ascii="Iskoola Pota" w:hAnsi="Iskoola Pota" w:cs="Iskoola Pota"/>
-          <w:b/>
-          <w:bCs/>
-        </w:rPr>
-        <w:t>නිලධරයා</w:t>
-      </w:r>
-      <w:r>
-        <w:rPr>
-          <w:b/>
-          <w:bCs/>
-        </w:rPr>
-        <w:t xml:space="preserve"> </w:t>
-      </w:r>
-      <w:r>
-        <w:rPr>
-          <w:rFonts w:ascii="Iskoola Pota" w:hAnsi="Iskoola Pota" w:cs="Iskoola Pota"/>
-          <w:b/>
-          <w:bCs/>
-        </w:rPr>
-        <w:t>අවධානය</w:t>
-      </w:r>
-      <w:r>
-        <w:rPr>
-          <w:b/>
-          <w:bCs/>
-        </w:rPr>
-        <w:t xml:space="preserve"> </w:t>
-      </w:r>
-      <w:r>
-        <w:rPr>
-          <w:rFonts w:ascii="Iskoola Pota" w:hAnsi="Iskoola Pota" w:cs="Iskoola Pota"/>
-          <w:b/>
-          <w:bCs/>
-        </w:rPr>
-        <w:t>යොමු</w:t>
-      </w:r>
-      <w:r>
-        <w:rPr>
-          <w:b/>
-          <w:bCs/>
-        </w:rPr>
-        <w:t xml:space="preserve"> </w:t>
-      </w:r>
-      <w:r>
-        <w:rPr>
-          <w:rFonts w:ascii="Iskoola Pota" w:hAnsi="Iskoola Pota" w:cs="Iskoola Pota"/>
-          <w:b/>
-          <w:bCs/>
-        </w:rPr>
-        <w:t>කළ</w:t>
-      </w:r>
-      <w:r>
-        <w:rPr>
-          <w:b/>
-          <w:bCs/>
-        </w:rPr>
-        <w:t xml:space="preserve"> </w:t>
-      </w:r>
-      <w:r>
-        <w:rPr>
-          <w:rFonts w:ascii="Iskoola Pota" w:hAnsi="Iskoola Pota" w:cs="Iskoola Pota"/>
-          <w:b/>
-          <w:bCs/>
-        </w:rPr>
-        <w:t>යුතු</w:t>
-      </w:r>
-      <w:r>
-        <w:rPr>
-          <w:b/>
-          <w:bCs/>
-        </w:rPr>
-        <w:t xml:space="preserve"> </w:t>
-      </w:r>
-      <w:r>
-        <w:rPr>
-          <w:rFonts w:ascii="Iskoola Pota" w:hAnsi="Iskoola Pota" w:cs="Iskoola Pota"/>
-          <w:b/>
-          <w:bCs/>
-        </w:rPr>
-        <w:t>කරුණු</w:t>
-      </w:r>
-    </w:p>
-    <w:p>
-      <w:pPr>
-        <w:spacing w:before="240" w:line="276" w:lineRule="auto"/>
-        <w:rPr>
-          <w:sz w:val="22"/>
-          <w:szCs w:val="22"/>
-        </w:rPr>
-      </w:pPr>
-      <w:r>
-        <w:rPr>
-          <w:sz w:val="22"/>
-          <w:szCs w:val="22"/>
-        </w:rPr>
-        <w:t>........................................................................................................................</w:t>
-      </w:r>
-      <w:r>
-        <w:rPr>
-          <w:sz w:val="22"/>
-          <w:szCs w:val="22"/>
-        </w:rPr>
-        <w:t>................................................</w:t>
-      </w:r>
-    </w:p>
-    <w:p>
-      <w:pPr>
-        <w:spacing w:before="240" w:line="276" w:lineRule="auto"/>
-        <w:rPr>
-          <w:sz w:val="22"/>
-          <w:szCs w:val="22"/>
-        </w:rPr>
-      </w:pPr>
-      <w:r>
-        <w:rPr>
-          <w:sz w:val="22"/>
-          <w:szCs w:val="22"/>
-        </w:rPr>
-        <w:t>........................................................................................................................</w:t>
-      </w:r>
-      <w:r>
-        <w:rPr>
-          <w:sz w:val="22"/>
-          <w:szCs w:val="22"/>
-        </w:rPr>
-        <w:t>................................................</w:t>
-      </w:r>
-    </w:p>
-    <w:p>
-      <w:pPr>
-        <w:spacing w:after="0" w:line="240" w:lineRule="auto"/>
-        <w:rPr>
-          <w:b/>
-          <w:bCs/>
-        </w:rPr>
-      </w:pPr>
-    </w:p>
-    <w:p>
-      <w:pPr>
-        <w:spacing w:line="360" w:lineRule="auto"/>
-        <w:rPr>
-          <w:b/>
-          <w:bCs/>
-        </w:rPr>
-      </w:pPr>
-      <w:r>
-        <w:rPr>
-          <w:b/>
-          <w:bCs/>
-        </w:rPr>
-        <w:t xml:space="preserve">13. </w:t>
-      </w:r>
-      <w:r>
-        <w:rPr>
-          <w:rFonts w:ascii="Iskoola Pota" w:hAnsi="Iskoola Pota" w:cs="Iskoola Pota"/>
-          <w:b/>
-          <w:bCs/>
-        </w:rPr>
-        <w:t>අදාළ</w:t>
-      </w:r>
-      <w:r>
-        <w:rPr>
-          <w:b/>
-          <w:bCs/>
-        </w:rPr>
-        <w:t xml:space="preserve"> </w:t>
-      </w:r>
-      <w:r>
-        <w:rPr>
-          <w:rFonts w:ascii="Iskoola Pota" w:hAnsi="Iskoola Pota" w:cs="Iskoola Pota"/>
-          <w:b/>
-          <w:bCs/>
-        </w:rPr>
-        <w:t>සියලු</w:t>
-      </w:r>
-      <w:r>
-        <w:rPr>
-          <w:b/>
-          <w:bCs/>
-        </w:rPr>
-        <w:t xml:space="preserve"> </w:t>
-      </w:r>
-      <w:r>
-        <w:rPr>
-          <w:rFonts w:ascii="Iskoola Pota" w:hAnsi="Iskoola Pota" w:cs="Iskoola Pota"/>
-          <w:b/>
-          <w:bCs/>
-        </w:rPr>
-        <w:t>කරුණු</w:t>
-      </w:r>
-      <w:r>
-        <w:rPr>
-          <w:b/>
-          <w:bCs/>
-        </w:rPr>
-        <w:t xml:space="preserve"> </w:t>
-      </w:r>
-      <w:r>
-        <w:rPr>
-          <w:rFonts w:ascii="Iskoola Pota" w:hAnsi="Iskoola Pota" w:cs="Iskoola Pota"/>
-          <w:b/>
-          <w:bCs/>
-        </w:rPr>
-        <w:t>සලකා</w:t>
-      </w:r>
-      <w:r>
-        <w:rPr>
-          <w:b/>
-          <w:bCs/>
-        </w:rPr>
-        <w:t xml:space="preserve"> </w:t>
-      </w:r>
-      <w:r>
-        <w:rPr>
-          <w:rFonts w:ascii="Iskoola Pota" w:hAnsi="Iskoola Pota" w:cs="Iskoola Pota"/>
-          <w:b/>
-          <w:bCs/>
-        </w:rPr>
-        <w:t>බැලීමේ</w:t>
-      </w:r>
-      <w:r>
-        <w:rPr>
-          <w:b/>
-          <w:bCs/>
-        </w:rPr>
-        <w:t xml:space="preserve"> </w:t>
-      </w:r>
-      <w:r>
-        <w:rPr>
-          <w:rFonts w:ascii="Iskoola Pota" w:hAnsi="Iskoola Pota" w:cs="Iskoola Pota"/>
-          <w:b/>
-          <w:bCs/>
-        </w:rPr>
-        <w:t>දී</w:t>
-      </w:r>
-      <w:r>
-        <w:rPr>
-          <w:b/>
-          <w:bCs/>
-        </w:rPr>
-        <w:t xml:space="preserve"> </w:t>
-      </w:r>
-      <w:r>
-        <w:rPr>
-          <w:rFonts w:ascii="Iskoola Pota" w:hAnsi="Iskoola Pota" w:cs="Iskoola Pota"/>
-          <w:b/>
-          <w:bCs/>
-        </w:rPr>
-        <w:t>නිලධරයා</w:t>
-      </w:r>
-      <w:r>
-        <w:rPr>
-          <w:b/>
-          <w:bCs/>
-        </w:rPr>
-        <w:t xml:space="preserve"> </w:t>
-      </w:r>
-      <w:r>
-        <w:rPr>
-          <w:rFonts w:ascii="Iskoola Pota" w:hAnsi="Iskoola Pota" w:cs="Iskoola Pota"/>
-          <w:b/>
-          <w:bCs/>
-        </w:rPr>
-        <w:t>පිළිබඳ</w:t>
-      </w:r>
-      <w:r>
-        <w:rPr>
-          <w:b/>
-          <w:bCs/>
-        </w:rPr>
-        <w:t xml:space="preserve"> </w:t>
-      </w:r>
-      <w:r>
-        <w:rPr>
-          <w:rFonts w:ascii="Iskoola Pota" w:hAnsi="Iskoola Pota" w:cs="Iskoola Pota"/>
-          <w:b/>
-          <w:bCs/>
-        </w:rPr>
-        <w:t>සමස්ත</w:t>
-      </w:r>
-      <w:r>
-        <w:rPr>
-          <w:b/>
-          <w:bCs/>
-        </w:rPr>
-        <w:t xml:space="preserve"> </w:t>
-      </w:r>
-      <w:r>
-        <w:rPr>
-          <w:rFonts w:ascii="Iskoola Pota" w:hAnsi="Iskoola Pota" w:cs="Iskoola Pota"/>
-          <w:b/>
-          <w:bCs/>
-        </w:rPr>
-        <w:t>නිගමනය</w:t>
-      </w:r>
-      <w:r>
-        <w:rPr>
-          <w:b/>
-          <w:bCs/>
-        </w:rPr>
-        <w:t xml:space="preserve"> </w:t>
-      </w:r>
-      <w:r>
-        <w:rPr>
-          <w:b/>
-          <w:bCs/>
-        </w:rPr>
-        <w:t>(</w:t>
-      </w:r>
-      <w:r>
-        <w:rPr>
-          <w:rFonts w:ascii="Iskoola Pota" w:hAnsi="Iskoola Pota" w:cs="Iskoola Pota"/>
-          <w:b/>
-          <w:bCs/>
-        </w:rPr>
-        <w:t>දුර්වලයි</w:t>
-      </w:r>
-      <w:r>
-        <w:rPr>
-          <w:b/>
-          <w:bCs/>
-        </w:rPr>
-        <w:t xml:space="preserve"> / </w:t>
-      </w:r>
-      <w:r>
-        <w:rPr>
-          <w:rFonts w:ascii="Iskoola Pota" w:hAnsi="Iskoola Pota" w:cs="Iskoola Pota"/>
-          <w:b/>
-          <w:bCs/>
-        </w:rPr>
-        <w:t>සතුටුදායකයි</w:t>
-      </w:r>
-      <w:r>
-        <w:rPr>
-          <w:b/>
-          <w:bCs/>
-        </w:rPr>
-        <w:t xml:space="preserve"> / </w:t>
-      </w:r>
-      <w:r>
-        <w:rPr>
-          <w:rFonts w:ascii="Iskoola Pota" w:hAnsi="Iskoola Pota" w:cs="Iskoola Pota"/>
-          <w:b/>
-          <w:bCs/>
-        </w:rPr>
-        <w:t>හොඳයි</w:t>
-      </w:r>
-      <w:r>
-        <w:rPr>
-          <w:b/>
-          <w:bCs/>
-        </w:rPr>
-        <w:t xml:space="preserve"> / </w:t>
-      </w:r>
-      <w:r>
-        <w:rPr>
-          <w:rFonts w:ascii="Iskoola Pota" w:hAnsi="Iskoola Pota" w:cs="Iskoola Pota"/>
-          <w:b/>
-          <w:bCs/>
-        </w:rPr>
-        <w:t>ඉතා</w:t>
-      </w:r>
-      <w:r>
-        <w:rPr>
-          <w:b/>
-          <w:bCs/>
-        </w:rPr>
-        <w:t xml:space="preserve"> </w:t>
-      </w:r>
-      <w:r>
-        <w:rPr>
-          <w:rFonts w:ascii="Iskoola Pota" w:hAnsi="Iskoola Pota" w:cs="Iskoola Pota"/>
-          <w:b/>
-          <w:bCs/>
-        </w:rPr>
-        <w:t>හොඳයි</w:t>
-      </w:r>
-      <w:r>
-        <w:rPr>
-          <w:b/>
-          <w:bCs/>
-        </w:rPr>
-        <w:t>)</w:t>
-      </w:r>
-    </w:p>
-    <w:p>
-      <w:pPr>
-        <w:spacing w:before="240" w:line="276" w:lineRule="auto"/>
-        <w:rPr>
-          <w:sz w:val="22"/>
-          <w:szCs w:val="22"/>
-        </w:rPr>
-      </w:pPr>
-      <w:r>
-        <w:rPr>
-          <w:sz w:val="22"/>
-          <w:szCs w:val="22"/>
-        </w:rPr>
-        <w:t>........................................................................................................................</w:t>
-      </w:r>
-      <w:r>
-        <w:rPr>
-          <w:sz w:val="22"/>
-          <w:szCs w:val="22"/>
-        </w:rPr>
-        <w:t>................................................</w:t>
-      </w:r>
-    </w:p>
-    <w:p>
-      <w:pPr>
-        <w:spacing w:after="0" w:line="240" w:lineRule="auto"/>
-        <w:rPr>
-          <w:b/>
-          <w:bCs/>
-        </w:rPr>
-      </w:pPr>
-    </w:p>
-    <w:p>
-      <w:pPr>
-        <w:spacing w:after="0" w:line="240" w:lineRule="auto"/>
-        <w:rPr>
-          <w:b/>
-          <w:bCs/>
-        </w:rPr>
-      </w:pPr>
-    </w:p>
-    <w:p>
-      <w:pPr>
-        <w:spacing w:after="0" w:line="240" w:lineRule="auto"/>
-        <w:rPr>
-          <w:b/>
-          <w:bCs/>
-        </w:rPr>
-      </w:pPr>
-    </w:p>
-    <w:p>
-      <w:pPr>
-        <w:spacing w:after="0" w:line="240" w:lineRule="auto"/>
-        <w:rPr>
-          <w:b/>
-          <w:bCs/>
-        </w:rPr>
-      </w:pPr>
-    </w:p>
-    <w:p>
-      <w:pPr>
-        <w:spacing w:after="0" w:line="240" w:lineRule="auto"/>
-        <w:rPr>
-          <w:b/>
-          <w:bCs/>
-        </w:rPr>
-      </w:pPr>
-    </w:p>
-    <w:p>
-      <w:pPr>
-        <w:spacing w:after="0" w:line="240" w:lineRule="auto"/>
-        <w:rPr>
-          <w:b/>
-          <w:bCs/>
-        </w:rPr>
-      </w:pPr>
-    </w:p>
-    <w:p>
-      <w:pPr>
-        <w:spacing w:line="240" w:lineRule="auto"/>
-        <w:rPr>
-          <w:b/>
-          <w:bCs/>
-        </w:rPr>
-      </w:pPr>
-      <w:r>
-        <w:rPr>
-          <w:rFonts w:ascii="Iskoola Pota" w:hAnsi="Iskoola Pota" w:cs="Iskoola Pota"/>
-          <w:b/>
-          <w:bCs/>
-        </w:rPr>
-        <w:t xml:space="preserve">14. </w:t>
-      </w:r>
-      <w:r>
-        <w:rPr>
-          <w:rFonts w:ascii="Iskoola Pota" w:hAnsi="Iskoola Pota" w:cs="Iskoola Pota"/>
-          <w:b/>
-          <w:bCs/>
-        </w:rPr>
-        <w:t>මෙම</w:t>
-      </w:r>
-      <w:r>
-        <w:rPr>
-          <w:b/>
-          <w:bCs/>
-        </w:rPr>
-        <w:t xml:space="preserve"> </w:t>
-      </w:r>
-      <w:r>
-        <w:rPr>
-          <w:rFonts w:ascii="Iskoola Pota" w:hAnsi="Iskoola Pota" w:cs="Iskoola Pota"/>
-          <w:b/>
-          <w:bCs/>
-        </w:rPr>
-        <w:t>සමාලෝචන</w:t>
-      </w:r>
-      <w:r>
-        <w:rPr>
-          <w:b/>
-          <w:bCs/>
-        </w:rPr>
-        <w:t xml:space="preserve"> </w:t>
-      </w:r>
-      <w:r>
-        <w:rPr>
-          <w:rFonts w:ascii="Iskoola Pota" w:hAnsi="Iskoola Pota" w:cs="Iskoola Pota"/>
-          <w:b/>
-          <w:bCs/>
-        </w:rPr>
-        <w:t>වාර්තාවේ</w:t>
-      </w:r>
-      <w:r>
-        <w:rPr>
-          <w:b/>
-          <w:bCs/>
-        </w:rPr>
-        <w:t xml:space="preserve"> </w:t>
-      </w:r>
-      <w:r>
-        <w:rPr>
-          <w:rFonts w:ascii="Iskoola Pota" w:hAnsi="Iskoola Pota" w:cs="Iskoola Pota"/>
-          <w:b/>
-          <w:bCs/>
-        </w:rPr>
-        <w:t>නිගමනයන්</w:t>
-      </w:r>
-      <w:r>
-        <w:rPr>
-          <w:b/>
-          <w:bCs/>
-        </w:rPr>
-        <w:t xml:space="preserve"> </w:t>
-      </w:r>
-      <w:r>
-        <w:rPr>
-          <w:rFonts w:ascii="Iskoola Pota" w:hAnsi="Iskoola Pota" w:cs="Iskoola Pota"/>
-          <w:b/>
-          <w:bCs/>
-        </w:rPr>
-        <w:t>පිළිබඳව</w:t>
-      </w:r>
-      <w:r>
-        <w:rPr>
-          <w:b/>
-          <w:bCs/>
-        </w:rPr>
-        <w:t xml:space="preserve"> .................................... </w:t>
-      </w:r>
-      <w:r>
-        <w:rPr>
-          <w:rFonts w:ascii="Iskoola Pota" w:hAnsi="Iskoola Pota" w:cs="Iskoola Pota"/>
-          <w:b/>
-          <w:bCs/>
-        </w:rPr>
-        <w:t>දින</w:t>
-      </w:r>
-      <w:r>
-        <w:rPr>
-          <w:b/>
-          <w:bCs/>
-        </w:rPr>
-        <w:t xml:space="preserve"> </w:t>
-      </w:r>
-      <w:r>
-        <w:rPr>
-          <w:rFonts w:ascii="Iskoola Pota" w:hAnsi="Iskoola Pota" w:cs="Iskoola Pota"/>
-          <w:b/>
-          <w:bCs/>
-        </w:rPr>
-        <w:t>නිලධරයා</w:t>
-      </w:r>
-      <w:r>
-        <w:rPr>
-          <w:b/>
-          <w:bCs/>
-        </w:rPr>
-        <w:t xml:space="preserve"> </w:t>
-      </w:r>
-      <w:r>
-        <w:rPr>
-          <w:rFonts w:ascii="Iskoola Pota" w:hAnsi="Iskoola Pota" w:cs="Iskoola Pota"/>
-          <w:b/>
-          <w:bCs/>
-        </w:rPr>
-        <w:t>දැනුවත්</w:t>
-      </w:r>
-      <w:r>
-        <w:rPr>
-          <w:b/>
-          <w:bCs/>
-        </w:rPr>
-        <w:t xml:space="preserve"> </w:t>
-      </w:r>
-      <w:r>
-        <w:rPr>
-          <w:rFonts w:ascii="Iskoola Pota" w:hAnsi="Iskoola Pota" w:cs="Iskoola Pota"/>
-          <w:b/>
-          <w:bCs/>
-        </w:rPr>
-        <w:t>කරන</w:t>
-      </w:r>
-      <w:r>
-        <w:rPr>
-          <w:b/>
-          <w:bCs/>
-        </w:rPr>
-        <w:t xml:space="preserve"> </w:t>
-      </w:r>
-      <w:r>
-        <w:rPr>
-          <w:rFonts w:ascii="Iskoola Pota" w:hAnsi="Iskoola Pota" w:cs="Iskoola Pota"/>
-          <w:b/>
-          <w:bCs/>
-        </w:rPr>
-        <w:t>ලදී</w:t>
-      </w:r>
-      <w:r>
-        <w:rPr>
-          <w:b/>
-          <w:bCs/>
-        </w:rPr>
-        <w:t>.</w:t>
-      </w:r>
-    </w:p>
-    <w:p>
-      <w:pPr>
-        <w:spacing w:line="240" w:lineRule="auto"/>
-        <w:rPr>
-          <w:sz w:val="22"/>
-          <w:szCs w:val="22"/>
-        </w:rPr>
-      </w:pPr>
-      <w:r>
-        <w:rPr>
-          <w:sz w:val="22"/>
-          <w:szCs w:val="22"/>
-        </w:rPr>
-        <w:t>(</w:t>
-      </w:r>
-      <w:r>
-        <w:rPr>
-          <w:rFonts w:ascii="Iskoola Pota" w:hAnsi="Iskoola Pota" w:cs="Iskoola Pota"/>
-          <w:sz w:val="22"/>
-          <w:szCs w:val="22"/>
-        </w:rPr>
-        <w:t>ආසන්නතම</w:t>
-      </w:r>
-      <w:r>
-        <w:rPr>
-          <w:sz w:val="22"/>
-          <w:szCs w:val="22"/>
-        </w:rPr>
-        <w:t xml:space="preserve"> </w:t>
-      </w:r>
-      <w:r>
-        <w:rPr>
-          <w:rFonts w:ascii="Iskoola Pota" w:hAnsi="Iskoola Pota" w:cs="Iskoola Pota"/>
-          <w:sz w:val="22"/>
-          <w:szCs w:val="22"/>
-        </w:rPr>
-        <w:t>අධීක්ෂණ</w:t>
-      </w:r>
-      <w:r>
-        <w:rPr>
-          <w:sz w:val="22"/>
-          <w:szCs w:val="22"/>
-        </w:rPr>
-        <w:t xml:space="preserve"> </w:t>
-      </w:r>
-      <w:r>
-        <w:rPr>
-          <w:rFonts w:ascii="Iskoola Pota" w:hAnsi="Iskoola Pota" w:cs="Iskoola Pota"/>
-          <w:sz w:val="22"/>
-          <w:szCs w:val="22"/>
-        </w:rPr>
-        <w:t>මාණ්ඩලික</w:t>
-      </w:r>
-      <w:r>
-        <w:rPr>
-          <w:sz w:val="22"/>
-          <w:szCs w:val="22"/>
-        </w:rPr>
-        <w:t xml:space="preserve"> </w:t>
-      </w:r>
-      <w:r>
-        <w:rPr>
-          <w:rFonts w:ascii="Iskoola Pota" w:hAnsi="Iskoola Pota" w:cs="Iskoola Pota"/>
-          <w:sz w:val="22"/>
-          <w:szCs w:val="22"/>
-        </w:rPr>
-        <w:t>නිලධරයා</w:t>
-      </w:r>
-      <w:r>
-        <w:rPr>
-          <w:sz w:val="22"/>
-          <w:szCs w:val="22"/>
-        </w:rPr>
-        <w:t>)</w:t>
-      </w:r>
-      <w:r>
-        <w:rPr>
-          <w:sz w:val="22"/>
-          <w:szCs w:val="22"/>
-        </w:rPr>
-        <w:t xml:space="preserve">                                                 (</w:t>
-      </w:r>
-      <w:r>
-        <w:rPr>
-          <w:rFonts w:ascii="Iskoola Pota" w:hAnsi="Iskoola Pota" w:cs="Iskoola Pota"/>
-          <w:sz w:val="22"/>
-          <w:szCs w:val="22"/>
-        </w:rPr>
-        <w:t>දෙපාර්තමේන්තු</w:t>
-      </w:r>
-      <w:r>
-        <w:rPr>
-          <w:sz w:val="22"/>
-          <w:szCs w:val="22"/>
-        </w:rPr>
-        <w:t xml:space="preserve"> / </w:t>
-      </w:r>
-      <w:r>
-        <w:rPr>
-          <w:rFonts w:ascii="Iskoola Pota" w:hAnsi="Iskoola Pota" w:cs="Iskoola Pota"/>
-          <w:sz w:val="22"/>
-          <w:szCs w:val="22"/>
-        </w:rPr>
-        <w:t>ආයතන</w:t>
-      </w:r>
-      <w:r>
-        <w:rPr>
-          <w:sz w:val="22"/>
-          <w:szCs w:val="22"/>
-        </w:rPr>
-        <w:t xml:space="preserve"> </w:t>
-      </w:r>
-      <w:r>
-        <w:rPr>
-          <w:rFonts w:ascii="Iskoola Pota" w:hAnsi="Iskoola Pota" w:cs="Iskoola Pota"/>
-          <w:sz w:val="22"/>
-          <w:szCs w:val="22"/>
-        </w:rPr>
-        <w:t>ප්</w:t>
-      </w:r>
-      <w:r>
-        <w:rPr>
-          <w:sz w:val="22"/>
-          <w:szCs w:val="22"/>
-        </w:rPr>
-        <w:t>‍</w:t>
-      </w:r>
-      <w:r>
-        <w:rPr>
-          <w:rFonts w:ascii="Iskoola Pota" w:hAnsi="Iskoola Pota" w:cs="Iskoola Pota"/>
-          <w:sz w:val="22"/>
-          <w:szCs w:val="22"/>
-        </w:rPr>
-        <w:t>රධානියා</w:t>
-      </w:r>
-      <w:r>
-        <w:rPr>
-          <w:rFonts w:ascii="Iskoola Pota" w:hAnsi="Iskoola Pota" w:cs="Iskoola Pota"/>
-          <w:sz w:val="22"/>
-          <w:szCs w:val="22"/>
-        </w:rPr>
-        <w:t>)</w:t>
-      </w:r>
-    </w:p>
-    <w:p>
-      <w:pPr>
-        <w:spacing w:line="240" w:lineRule="auto"/>
-        <w:rPr>
-          <w:sz w:val="22"/>
-          <w:szCs w:val="22"/>
-        </w:rPr>
-      </w:pPr>
-    </w:p>
-    <w:p>
-      <w:pPr>
-        <w:spacing w:line="240" w:lineRule="auto"/>
-        <w:rPr>
-          <w:sz w:val="22"/>
-          <w:szCs w:val="22"/>
-        </w:rPr>
-      </w:pPr>
-      <w:r>
-        <w:rPr>
-          <w:rFonts w:ascii="Iskoola Pota" w:hAnsi="Iskoola Pota" w:cs="Iskoola Pota"/>
-          <w:sz w:val="22"/>
-          <w:szCs w:val="22"/>
-        </w:rPr>
-        <w:t>අත්සන</w:t>
-      </w:r>
-      <w:r>
-        <w:rPr>
-          <w:sz w:val="22"/>
-          <w:szCs w:val="22"/>
-        </w:rPr>
-        <w:t>: .............................</w:t>
-      </w:r>
-      <w:r>
-        <w:rPr>
-          <w:sz w:val="22"/>
-          <w:szCs w:val="22"/>
-        </w:rPr>
-        <w:t xml:space="preserve">..                                                                             </w:t>
-      </w:r>
-      <w:r>
-        <w:rPr>
-          <w:rFonts w:ascii="Iskoola Pota" w:hAnsi="Iskoola Pota" w:cs="Iskoola Pota"/>
-          <w:sz w:val="22"/>
-          <w:szCs w:val="22"/>
-        </w:rPr>
-        <w:t>අත්සන</w:t>
-      </w:r>
-      <w:r>
-        <w:rPr>
-          <w:sz w:val="22"/>
-          <w:szCs w:val="22"/>
-        </w:rPr>
-        <w:t>: .............................</w:t>
-      </w:r>
-      <w:r>
-        <w:rPr>
-          <w:sz w:val="22"/>
-          <w:szCs w:val="22"/>
-        </w:rPr>
-        <w:t>..</w:t>
-      </w:r>
-    </w:p>
-    <w:p>
-      <w:pPr>
-        <w:spacing w:line="240" w:lineRule="auto"/>
-        <w:rPr>
-          <w:sz w:val="22"/>
-          <w:szCs w:val="22"/>
-        </w:rPr>
-      </w:pPr>
-      <w:r>
-        <w:rPr>
-          <w:rFonts w:ascii="Iskoola Pota" w:hAnsi="Iskoola Pota" w:cs="Iskoola Pota"/>
-          <w:sz w:val="22"/>
-          <w:szCs w:val="22"/>
-        </w:rPr>
-        <w:t>නම</w:t>
-      </w:r>
-      <w:r>
-        <w:rPr>
-          <w:sz w:val="22"/>
-          <w:szCs w:val="22"/>
-        </w:rPr>
-        <w:t>: ....................................</w:t>
-      </w:r>
-      <w:r>
-        <w:rPr>
-          <w:sz w:val="22"/>
-          <w:szCs w:val="22"/>
-        </w:rPr>
-        <w:t xml:space="preserve">                                                                              </w:t>
-      </w:r>
-      <w:r>
-        <w:rPr>
-          <w:rFonts w:ascii="Iskoola Pota" w:hAnsi="Iskoola Pota" w:cs="Iskoola Pota"/>
-          <w:sz w:val="22"/>
-          <w:szCs w:val="22"/>
-        </w:rPr>
-        <w:t>නම</w:t>
-      </w:r>
-      <w:r>
-        <w:rPr>
-          <w:sz w:val="22"/>
-          <w:szCs w:val="22"/>
-        </w:rPr>
-        <w:t>: ....................................</w:t>
-      </w:r>
-    </w:p>
-    <w:p>
-      <w:pPr>
-        <w:spacing w:line="240" w:lineRule="auto"/>
-        <w:rPr>
-          <w:sz w:val="22"/>
-          <w:szCs w:val="22"/>
-        </w:rPr>
-      </w:pPr>
-      <w:r>
-        <w:rPr>
-          <w:rFonts w:ascii="Iskoola Pota" w:hAnsi="Iskoola Pota" w:cs="Iskoola Pota"/>
-          <w:sz w:val="22"/>
-          <w:szCs w:val="22"/>
-        </w:rPr>
-        <w:t>තනතුර</w:t>
-      </w:r>
-      <w:r>
-        <w:rPr>
-          <w:sz w:val="22"/>
-          <w:szCs w:val="22"/>
-        </w:rPr>
-        <w:t>: ...............................</w:t>
-      </w:r>
-      <w:r>
-        <w:rPr>
-          <w:sz w:val="22"/>
-          <w:szCs w:val="22"/>
-        </w:rPr>
-        <w:t xml:space="preserve">                                                                              </w:t>
-      </w:r>
-      <w:r>
-        <w:rPr>
-          <w:rFonts w:ascii="Iskoola Pota" w:hAnsi="Iskoola Pota" w:cs="Iskoola Pota"/>
-          <w:sz w:val="22"/>
-          <w:szCs w:val="22"/>
-        </w:rPr>
-        <w:t>තනතුර</w:t>
-      </w:r>
-      <w:r>
-        <w:rPr>
-          <w:sz w:val="22"/>
-          <w:szCs w:val="22"/>
-        </w:rPr>
-        <w:t>: ...............................</w:t>
-      </w:r>
-    </w:p>
-    <w:p>
-      <w:pPr>
-        <w:spacing w:line="240" w:lineRule="auto"/>
-        <w:rPr>
-          <w:sz w:val="22"/>
-          <w:szCs w:val="22"/>
-        </w:rPr>
-      </w:pPr>
-      <w:r>
-        <w:rPr>
-          <w:rFonts w:ascii="Iskoola Pota" w:hAnsi="Iskoola Pota" w:cs="Iskoola Pota"/>
-          <w:sz w:val="22"/>
-          <w:szCs w:val="22"/>
-        </w:rPr>
-        <w:t>දිනය</w:t>
-      </w:r>
-      <w:r>
-        <w:rPr>
-          <w:sz w:val="22"/>
-          <w:szCs w:val="22"/>
-        </w:rPr>
-        <w:t>: .............................</w:t>
-      </w:r>
-      <w:r>
-        <w:rPr>
-          <w:sz w:val="22"/>
-          <w:szCs w:val="22"/>
-        </w:rPr>
-        <w:t xml:space="preserve">.....                                                                               </w:t>
-      </w:r>
-      <w:r>
-        <w:rPr>
-          <w:rFonts w:ascii="Iskoola Pota" w:hAnsi="Iskoola Pota" w:cs="Iskoola Pota"/>
-          <w:sz w:val="22"/>
-          <w:szCs w:val="22"/>
-        </w:rPr>
-        <w:t>දිනය</w:t>
-      </w:r>
-      <w:r>
-        <w:rPr>
-          <w:sz w:val="22"/>
-          <w:szCs w:val="22"/>
-        </w:rPr>
-        <w:t>: .............................</w:t>
-      </w:r>
-      <w:r>
-        <w:rPr>
-          <w:sz w:val="22"/>
-          <w:szCs w:val="22"/>
-        </w:rPr>
-        <w:t>.....</w:t>
-      </w:r>
-    </w:p>
-    <w:p>
-      <w:pPr>
-        <w:spacing w:after="0" w:line="240" w:lineRule="auto"/>
-        <w:rPr>
-          <w:sz w:val="22"/>
-          <w:szCs w:val="22"/>
-        </w:rPr>
-      </w:pPr>
-    </w:p>
-    <w:p>
-      <w:pPr>
-        <w:spacing w:line="240" w:lineRule="auto"/>
-        <w:rPr>
-          <w:b/>
-          <w:bCs/>
-        </w:rPr>
-      </w:pPr>
-      <w:r>
-        <w:rPr>
-          <w:b/>
-          <w:bCs/>
-        </w:rPr>
-        <w:t xml:space="preserve"> </w:t>
-      </w:r>
-      <w:r>
-        <w:rPr>
-          <w:b/>
-          <w:bCs/>
-        </w:rPr>
-        <w:t xml:space="preserve">15. </w:t>
-      </w:r>
-      <w:r>
-        <w:rPr>
-          <w:rFonts w:ascii="Iskoola Pota" w:hAnsi="Iskoola Pota" w:cs="Iskoola Pota"/>
-          <w:b/>
-          <w:bCs/>
-        </w:rPr>
-        <w:t>මෙම</w:t>
-      </w:r>
-      <w:r>
-        <w:rPr>
-          <w:b/>
-          <w:bCs/>
-        </w:rPr>
-        <w:t xml:space="preserve"> </w:t>
-      </w:r>
-      <w:r>
-        <w:rPr>
-          <w:rFonts w:ascii="Iskoola Pota" w:hAnsi="Iskoola Pota" w:cs="Iskoola Pota"/>
-          <w:b/>
-          <w:bCs/>
-        </w:rPr>
-        <w:t>සමාලෝචන</w:t>
-      </w:r>
-      <w:r>
-        <w:rPr>
-          <w:b/>
-          <w:bCs/>
-        </w:rPr>
-        <w:t xml:space="preserve"> </w:t>
-      </w:r>
-      <w:r>
-        <w:rPr>
-          <w:rFonts w:ascii="Iskoola Pota" w:hAnsi="Iskoola Pota" w:cs="Iskoola Pota"/>
-          <w:b/>
-          <w:bCs/>
-        </w:rPr>
-        <w:t>වාර්තාවේ</w:t>
-      </w:r>
-      <w:r>
-        <w:rPr>
-          <w:b/>
-          <w:bCs/>
-        </w:rPr>
-        <w:t xml:space="preserve"> </w:t>
-      </w:r>
-      <w:r>
-        <w:rPr>
-          <w:rFonts w:ascii="Iskoola Pota" w:hAnsi="Iskoola Pota" w:cs="Iskoola Pota"/>
-          <w:b/>
-          <w:bCs/>
-        </w:rPr>
-        <w:t>නිගමනයන්</w:t>
-      </w:r>
-      <w:r>
-        <w:rPr>
-          <w:b/>
-          <w:bCs/>
-        </w:rPr>
-        <w:t xml:space="preserve"> </w:t>
-      </w:r>
-      <w:r>
-        <w:rPr>
-          <w:rFonts w:ascii="Iskoola Pota" w:hAnsi="Iskoola Pota" w:cs="Iskoola Pota"/>
-          <w:b/>
-          <w:bCs/>
-        </w:rPr>
-        <w:t>පිළිබඳ</w:t>
-      </w:r>
-      <w:r>
-        <w:rPr>
-          <w:b/>
-          <w:bCs/>
-        </w:rPr>
-        <w:t xml:space="preserve"> .................................... </w:t>
-      </w:r>
-      <w:r>
-        <w:rPr>
-          <w:rFonts w:ascii="Iskoola Pota" w:hAnsi="Iskoola Pota" w:cs="Iskoola Pota"/>
-          <w:b/>
-          <w:bCs/>
-        </w:rPr>
-        <w:t>දින</w:t>
-      </w:r>
-      <w:r>
-        <w:rPr>
-          <w:b/>
-          <w:bCs/>
-        </w:rPr>
-        <w:t xml:space="preserve"> </w:t>
-      </w:r>
-      <w:r>
-        <w:rPr>
-          <w:rFonts w:ascii="Iskoola Pota" w:hAnsi="Iskoola Pota" w:cs="Iskoola Pota"/>
-          <w:b/>
-          <w:bCs/>
-        </w:rPr>
-        <w:t>මම</w:t>
-      </w:r>
-      <w:r>
-        <w:rPr>
-          <w:b/>
-          <w:bCs/>
-        </w:rPr>
-        <w:t xml:space="preserve"> </w:t>
-      </w:r>
-      <w:r>
-        <w:rPr>
-          <w:rFonts w:ascii="Iskoola Pota" w:hAnsi="Iskoola Pota" w:cs="Iskoola Pota"/>
-          <w:b/>
-          <w:bCs/>
-        </w:rPr>
-        <w:t>දැනුවත්</w:t>
-      </w:r>
-      <w:r>
-        <w:rPr>
-          <w:b/>
-          <w:bCs/>
-        </w:rPr>
-        <w:t xml:space="preserve"> </w:t>
-      </w:r>
-      <w:r>
-        <w:rPr>
-          <w:rFonts w:ascii="Iskoola Pota" w:hAnsi="Iskoola Pota" w:cs="Iskoola Pota"/>
-          <w:b/>
-          <w:bCs/>
-        </w:rPr>
-        <w:t>වීමි</w:t>
-      </w:r>
-      <w:r>
-        <w:rPr>
-          <w:b/>
-          <w:bCs/>
-        </w:rPr>
-        <w:t>.</w:t>
-      </w:r>
-    </w:p>
-    <w:p>
-      <w:pPr>
-        <w:rPr>
-          <w:rFonts w:ascii="Iskoola Pota" w:hAnsi="Iskoola Pota" w:cs="Iskoola Pota"/>
-          <w:b/>
-          <w:bCs/>
-          <w:sz w:val="22"/>
-          <w:szCs w:val="22"/>
-        </w:rPr>
-      </w:pPr>
-    </w:p>
-    <w:p>
-      <w:pPr>
-        <w:rPr>
-          <w:rFonts w:ascii="Iskoola Pota" w:hAnsi="Iskoola Pota" w:cs="Iskoola Pota"/>
-          <w:b/>
-          <w:bCs/>
-          <w:sz w:val="22"/>
-          <w:szCs w:val="22"/>
-        </w:rPr>
-      </w:pPr>
-      <w:r>
-        <w:rPr>
-          <w:rFonts w:ascii="Iskoola Pota" w:hAnsi="Iskoola Pota" w:cs="Iskoola Pota"/>
-          <w:sz w:val="22"/>
-          <w:szCs w:val="22"/>
-        </w:rPr>
-        <w:t>දිනය</w:t>
-      </w:r>
-      <w:r>
-        <w:rPr>
-          <w:b/>
-          <w:bCs/>
-          <w:sz w:val="22"/>
-          <w:szCs w:val="22"/>
-        </w:rPr>
-        <w:t>:</w:t>
-      </w:r>
-      <w:r>
-        <w:rPr>
-          <w:sz w:val="22"/>
-          <w:szCs w:val="22"/>
-        </w:rPr>
-        <w:t xml:space="preserve"> ................................                                                                                       </w:t>
-      </w:r>
-      <w:r>
-        <w:rPr>
-          <w:sz w:val="22"/>
-          <w:szCs w:val="22"/>
-        </w:rPr>
-        <w:t xml:space="preserve">                </w:t>
-      </w:r>
-      <w:r>
-        <w:rPr>
-          <w:sz w:val="22"/>
-          <w:szCs w:val="22"/>
-        </w:rPr>
-        <w:t>................................</w:t>
-      </w:r>
-      <w:r>
-        <w:rPr>
-          <w:rFonts w:ascii="Iskoola Pota" w:hAnsi="Iskoola Pota" w:cs="Iskoola Pota"/>
-          <w:b/>
-          <w:bCs/>
-          <w:sz w:val="22"/>
-          <w:szCs w:val="22"/>
-        </w:rPr>
-        <w:t>..</w:t>
-      </w:r>
-    </w:p>
-    <w:p>
-      <w:pPr>
-        <w:jc w:val="right"/>
-        <w:rPr>
-          <w:sz w:val="22"/>
-          <w:szCs w:val="22"/>
-        </w:rPr>
-      </w:pPr>
-      <w:r>
-        <w:rPr>
-          <w:rFonts w:ascii="Iskoola Pota" w:hAnsi="Iskoola Pota" w:cs="Iskoola Pota"/>
-          <w:sz w:val="22"/>
-          <w:szCs w:val="22"/>
-        </w:rPr>
-        <w:t>නිලධරයාගේ අත්සන</w:t>
-      </w:r>
-    </w:p>
-    <w:p>
-      <w:pPr>
-        <w:rPr>
-          <w:sz w:val="22"/>
-          <w:szCs w:val="22"/>
-        </w:rPr>
-      </w:pPr>
-      <w:r>
-        <w:rPr>
-          <w:rFonts w:ascii="Iskoola Pota" w:hAnsi="Iskoola Pota" w:cs="Iskoola Pota"/>
-          <w:sz w:val="22"/>
-          <w:szCs w:val="22"/>
-        </w:rPr>
-        <w:t>නම</w:t>
-      </w:r>
-      <w:r>
-        <w:rPr>
-          <w:sz w:val="22"/>
-          <w:szCs w:val="22"/>
-        </w:rPr>
-        <w:t>: ............................................................</w:t>
-      </w:r>
-    </w:p>
-    <w:p>
-      <w:pPr>
-        <w:rPr>
-          <w:sz w:val="22"/>
-          <w:szCs w:val="22"/>
-        </w:rPr>
-      </w:pPr>
-      <w:r>
-        <w:rPr>
-          <w:rFonts w:ascii="Iskoola Pota" w:hAnsi="Iskoola Pota" w:cs="Iskoola Pota"/>
-          <w:sz w:val="22"/>
-          <w:szCs w:val="22"/>
-        </w:rPr>
-        <w:t>තනතුර</w:t>
-      </w:r>
-      <w:r>
-        <w:rPr>
-          <w:sz w:val="22"/>
-          <w:szCs w:val="22"/>
-        </w:rPr>
-        <w:t>: .......................................................</w:t>
-      </w:r>
-    </w:p>
-    <w:p>
-      <w:pPr>
-        <w:spacing w:line="240" w:lineRule="auto"/>
-        <w:rPr>
-          <w:b/>
-          <w:bCs/>
         </w:rPr>
       </w:pPr>
     </w:p>
     <w:sectPr>
       <w:headerReference w:type="default" r:id="rId7"/>
-      <w:pgSz w:w="12240" w:h="15840"/>
+      <w:pgSz w:w="12240" w:h="16272"/>
       <w:pgMar w:top="1440" w:right="1440" w:bottom="1440" w:left="1440" w:header="432" w:footer="432" w:gutter="0"/>
       <w:cols w:space="720"/>
       <w:docGrid w:linePitch="360"/>
@@ -15065,6 +7692,7 @@
   <w:style w:type="character" w:default="1" w:styleId="DefaultParagraphFont">
     <w:name w:val="Default Paragraph Font"/>
     <w:uiPriority w:val="1"/>
+    <w:semiHidden/>
     <w:unhideWhenUsed/>
   </w:style>
   <w:style w:type="table" w:default="1" w:styleId="TableNormal">
